--- a/аикмс2 жильцова.docx
+++ b/аикмс2 жильцова.docx
@@ -316,15 +316,7 @@
           <w:sz w:val="28"/>
           <w:szCs w:val="28"/>
         </w:rPr>
-        <w:t>Создадим диаграмму последовательности по описанию: «</w:t>
-      </w:r>
-      <w:r>
-        <w:rPr>
-          <w:rFonts w:ascii="Times New Roman" w:hAnsi="Times New Roman" w:cs="Times New Roman"/>
-          <w:sz w:val="28"/>
-          <w:szCs w:val="28"/>
-        </w:rPr>
-        <w:t>С</w:t>
+        <w:t>Создадим диаграмму последовательности по описанию: «С</w:t>
       </w:r>
       <w:r>
         <w:rPr>
@@ -372,7 +364,6 @@
     <w:p>
       <w:pPr>
         <w:spacing w:line="360" w:lineRule="auto"/>
-        <w:ind w:firstLine="709"/>
         <w:jc w:val="both"/>
         <w:rPr>
           <w:rFonts w:ascii="Times New Roman" w:hAnsi="Times New Roman" w:cs="Times New Roman"/>
@@ -380,23 +371,58 @@
           <w:szCs w:val="28"/>
         </w:rPr>
       </w:pPr>
-      <w:r>
-        <w:rPr>
-          <w:rFonts w:ascii="Times New Roman" w:hAnsi="Times New Roman" w:cs="Times New Roman"/>
-          <w:sz w:val="28"/>
-          <w:szCs w:val="28"/>
-          <w:highlight w:val="yellow"/>
-        </w:rPr>
-        <w:t>Диаграмма</w:t>
-      </w:r>
-      <w:r>
-        <w:rPr>
-          <w:rFonts w:ascii="Times New Roman" w:hAnsi="Times New Roman" w:cs="Times New Roman"/>
-          <w:sz w:val="28"/>
-          <w:szCs w:val="28"/>
-          <w:highlight w:val="yellow"/>
-        </w:rPr>
-        <w:t xml:space="preserve"> последовательностей</w:t>
+    </w:p>
+    <w:p>
+      <w:pPr>
+        <w:spacing w:line="360" w:lineRule="auto"/>
+        <w:jc w:val="both"/>
+        <w:rPr>
+          <w:rFonts w:ascii="Times New Roman" w:hAnsi="Times New Roman" w:cs="Times New Roman"/>
+          <w:sz w:val="28"/>
+          <w:szCs w:val="28"/>
+        </w:rPr>
+      </w:pPr>
+      <w:r>
+        <w:rPr>
+          <w:rFonts w:ascii="Times New Roman" w:hAnsi="Times New Roman" w:cs="Times New Roman"/>
+          <w:sz w:val="28"/>
+          <w:szCs w:val="28"/>
+        </w:rPr>
+        <w:drawing>
+          <wp:inline distT="0" distB="0" distL="0" distR="0" wp14:anchorId="1283A63A" wp14:editId="50A7EDB1">
+            <wp:extent cx="5940425" cy="2088253"/>
+            <wp:effectExtent l="0" t="0" r="3175" b="7620"/>
+            <wp:docPr id="1" name="Рисунок 1"/>
+            <wp:cNvGraphicFramePr>
+              <a:graphicFrameLocks xmlns:a="http://schemas.openxmlformats.org/drawingml/2006/main" noChangeAspect="1"/>
+            </wp:cNvGraphicFramePr>
+            <a:graphic xmlns:a="http://schemas.openxmlformats.org/drawingml/2006/main">
+              <a:graphicData uri="http://schemas.openxmlformats.org/drawingml/2006/picture">
+                <pic:pic xmlns:pic="http://schemas.openxmlformats.org/drawingml/2006/picture">
+                  <pic:nvPicPr>
+                    <pic:cNvPr id="0" name=""/>
+                    <pic:cNvPicPr/>
+                  </pic:nvPicPr>
+                  <pic:blipFill>
+                    <a:blip r:embed="rId5"/>
+                    <a:stretch>
+                      <a:fillRect/>
+                    </a:stretch>
+                  </pic:blipFill>
+                  <pic:spPr>
+                    <a:xfrm>
+                      <a:off x="0" y="0"/>
+                      <a:ext cx="5940425" cy="2088253"/>
+                    </a:xfrm>
+                    <a:prstGeom prst="rect">
+                      <a:avLst/>
+                    </a:prstGeom>
+                  </pic:spPr>
+                </pic:pic>
+              </a:graphicData>
+            </a:graphic>
+          </wp:inline>
+        </w:drawing>
       </w:r>
     </w:p>
     <w:tbl>
@@ -693,6 +719,7 @@
           </w:tcPr>
           <w:p>
             <w:r>
+              <w:lastRenderedPageBreak/>
               <w:t>Слушатель</w:t>
             </w:r>
           </w:p>
@@ -859,10 +886,45 @@
           <w:rFonts w:ascii="Times New Roman" w:hAnsi="Times New Roman" w:cs="Times New Roman"/>
           <w:sz w:val="28"/>
           <w:szCs w:val="28"/>
-          <w:highlight w:val="yellow"/>
-        </w:rPr>
-        <w:t>Диаграмма последовательностей</w:t>
-      </w:r>
+        </w:rPr>
+        <w:drawing>
+          <wp:inline distT="0" distB="0" distL="0" distR="0" wp14:anchorId="50B2EA45" wp14:editId="1E504CF4">
+            <wp:extent cx="5940425" cy="3321831"/>
+            <wp:effectExtent l="0" t="0" r="3175" b="0"/>
+            <wp:docPr id="3" name="Рисунок 3"/>
+            <wp:cNvGraphicFramePr>
+              <a:graphicFrameLocks xmlns:a="http://schemas.openxmlformats.org/drawingml/2006/main" noChangeAspect="1"/>
+            </wp:cNvGraphicFramePr>
+            <a:graphic xmlns:a="http://schemas.openxmlformats.org/drawingml/2006/main">
+              <a:graphicData uri="http://schemas.openxmlformats.org/drawingml/2006/picture">
+                <pic:pic xmlns:pic="http://schemas.openxmlformats.org/drawingml/2006/picture">
+                  <pic:nvPicPr>
+                    <pic:cNvPr id="0" name=""/>
+                    <pic:cNvPicPr/>
+                  </pic:nvPicPr>
+                  <pic:blipFill>
+                    <a:blip r:embed="rId6"/>
+                    <a:stretch>
+                      <a:fillRect/>
+                    </a:stretch>
+                  </pic:blipFill>
+                  <pic:spPr>
+                    <a:xfrm>
+                      <a:off x="0" y="0"/>
+                      <a:ext cx="5940425" cy="3321831"/>
+                    </a:xfrm>
+                    <a:prstGeom prst="rect">
+                      <a:avLst/>
+                    </a:prstGeom>
+                  </pic:spPr>
+                </pic:pic>
+              </a:graphicData>
+            </a:graphic>
+          </wp:inline>
+        </w:drawing>
+      </w:r>
+      <w:bookmarkStart w:id="0" w:name="_GoBack"/>
+      <w:bookmarkEnd w:id="0"/>
     </w:p>
     <w:tbl>
       <w:tblPr>
@@ -895,7 +957,6 @@
                 <w:b/>
                 <w:bCs/>
               </w:rPr>
-              <w:lastRenderedPageBreak/>
               <w:t>Отправитель</w:t>
             </w:r>
           </w:p>
@@ -1301,7 +1362,11 @@
           </w:tcPr>
           <w:p>
             <w:r>
-              <w:t>Сохранить данные клиента и загруженные документы</w:t>
+              <w:t xml:space="preserve">Сохранить данные </w:t>
+            </w:r>
+            <w:r>
+              <w:lastRenderedPageBreak/>
+              <w:t>клиента и загруженные документы</w:t>
             </w:r>
           </w:p>
         </w:tc>
@@ -1313,6 +1378,7 @@
           <w:p>
             <w:proofErr w:type="spellStart"/>
             <w:r>
+              <w:lastRenderedPageBreak/>
               <w:t>Client</w:t>
             </w:r>
             <w:proofErr w:type="spellEnd"/>
@@ -1336,6 +1402,7 @@
           <w:p>
             <w:proofErr w:type="spellStart"/>
             <w:r>
+              <w:lastRenderedPageBreak/>
               <w:t>FillingApp</w:t>
             </w:r>
             <w:proofErr w:type="spellEnd"/>
@@ -1520,8 +1587,6 @@
           <w:szCs w:val="28"/>
         </w:rPr>
       </w:pPr>
-      <w:bookmarkStart w:id="0" w:name="_GoBack"/>
-      <w:bookmarkEnd w:id="0"/>
     </w:p>
     <w:sectPr>
       <w:pgSz w:w="11906" w:h="16838"/>
@@ -1772,6 +1837,35 @@
       <w:szCs w:val="20"/>
     </w:rPr>
   </w:style>
+  <w:style w:type="paragraph" w:styleId="a4">
+    <w:name w:val="Balloon Text"/>
+    <w:basedOn w:val="a"/>
+    <w:link w:val="a5"/>
+    <w:uiPriority w:val="99"/>
+    <w:semiHidden/>
+    <w:unhideWhenUsed/>
+    <w:rsid w:val="00F842B4"/>
+    <w:rPr>
+      <w:rFonts w:ascii="Tahoma" w:hAnsi="Tahoma" w:cs="Mangal"/>
+      <w:sz w:val="16"/>
+      <w:szCs w:val="14"/>
+    </w:rPr>
+  </w:style>
+  <w:style w:type="character" w:customStyle="1" w:styleId="a5">
+    <w:name w:val="Текст выноски Знак"/>
+    <w:basedOn w:val="a0"/>
+    <w:link w:val="a4"/>
+    <w:uiPriority w:val="99"/>
+    <w:semiHidden/>
+    <w:rsid w:val="00F842B4"/>
+    <w:rPr>
+      <w:rFonts w:ascii="Tahoma" w:eastAsia="Droid Sans Fallback" w:hAnsi="Tahoma" w:cs="Mangal"/>
+      <w:kern w:val="2"/>
+      <w:sz w:val="16"/>
+      <w:szCs w:val="14"/>
+      <w:lang w:eastAsia="zh-CN" w:bidi="hi-IN"/>
+    </w:rPr>
+  </w:style>
 </w:styles>
 </file>
 
@@ -2012,6 +2106,35 @@
       <w:rFonts w:ascii="Courier New" w:eastAsia="Times New Roman" w:hAnsi="Courier New" w:cs="Courier New"/>
       <w:sz w:val="20"/>
       <w:szCs w:val="20"/>
+    </w:rPr>
+  </w:style>
+  <w:style w:type="paragraph" w:styleId="a4">
+    <w:name w:val="Balloon Text"/>
+    <w:basedOn w:val="a"/>
+    <w:link w:val="a5"/>
+    <w:uiPriority w:val="99"/>
+    <w:semiHidden/>
+    <w:unhideWhenUsed/>
+    <w:rsid w:val="00F842B4"/>
+    <w:rPr>
+      <w:rFonts w:ascii="Tahoma" w:hAnsi="Tahoma" w:cs="Mangal"/>
+      <w:sz w:val="16"/>
+      <w:szCs w:val="14"/>
+    </w:rPr>
+  </w:style>
+  <w:style w:type="character" w:customStyle="1" w:styleId="a5">
+    <w:name w:val="Текст выноски Знак"/>
+    <w:basedOn w:val="a0"/>
+    <w:link w:val="a4"/>
+    <w:uiPriority w:val="99"/>
+    <w:semiHidden/>
+    <w:rsid w:val="00F842B4"/>
+    <w:rPr>
+      <w:rFonts w:ascii="Tahoma" w:eastAsia="Droid Sans Fallback" w:hAnsi="Tahoma" w:cs="Mangal"/>
+      <w:kern w:val="2"/>
+      <w:sz w:val="16"/>
+      <w:szCs w:val="14"/>
+      <w:lang w:eastAsia="zh-CN" w:bidi="hi-IN"/>
     </w:rPr>
   </w:style>
 </w:styles>

--- a/аикмс2 жильцова.docx
+++ b/аикмс2 жильцова.docx
@@ -41,34 +41,7 @@
           <w:sz w:val="28"/>
           <w:szCs w:val="28"/>
         </w:rPr>
-        <w:t xml:space="preserve">Практическая </w:t>
-      </w:r>
-      <w:r>
-        <w:rPr>
-          <w:rFonts w:ascii="Times New Roman" w:hAnsi="Times New Roman" w:cs="Times New Roman"/>
-          <w:b/>
-          <w:sz w:val="28"/>
-          <w:szCs w:val="28"/>
-        </w:rPr>
-        <w:t>работа №</w:t>
-      </w:r>
-      <w:r>
-        <w:rPr>
-          <w:rFonts w:ascii="Times New Roman" w:hAnsi="Times New Roman" w:cs="Times New Roman"/>
-          <w:b/>
-          <w:sz w:val="28"/>
-          <w:szCs w:val="28"/>
-        </w:rPr>
-        <w:t xml:space="preserve"> 5 и 6</w:t>
-      </w:r>
-      <w:r>
-        <w:rPr>
-          <w:rFonts w:ascii="Times New Roman" w:hAnsi="Times New Roman" w:cs="Times New Roman"/>
-          <w:b/>
-          <w:sz w:val="28"/>
-          <w:szCs w:val="28"/>
-        </w:rPr>
-        <w:t>.</w:t>
+        <w:t>Практическая работа № 5 и 6.</w:t>
       </w:r>
     </w:p>
     <w:p>
@@ -89,25 +62,7 @@
           <w:sz w:val="28"/>
           <w:szCs w:val="28"/>
         </w:rPr>
-        <w:t xml:space="preserve">Построение UML – модели системы. Диаграмма </w:t>
-      </w:r>
-      <w:r>
-        <w:rPr>
-          <w:rFonts w:ascii="Times New Roman" w:eastAsia="Times New Roman" w:hAnsi="Times New Roman" w:cs="Times New Roman"/>
-          <w:b/>
-          <w:sz w:val="28"/>
-          <w:szCs w:val="28"/>
-        </w:rPr>
-        <w:t>п</w:t>
-      </w:r>
-      <w:r>
-        <w:rPr>
-          <w:rFonts w:ascii="Times New Roman" w:eastAsia="Times New Roman" w:hAnsi="Times New Roman" w:cs="Times New Roman"/>
-          <w:b/>
-          <w:sz w:val="28"/>
-          <w:szCs w:val="28"/>
-        </w:rPr>
-        <w:t>оследовательности.</w:t>
+        <w:t>Построение UML – модели системы. Диаграмма последовательности.</w:t>
       </w:r>
     </w:p>
     <w:p>
@@ -149,55 +104,7 @@
           <w:sz w:val="28"/>
           <w:szCs w:val="28"/>
         </w:rPr>
-        <w:t>:</w:t>
-      </w:r>
-      <w:r>
-        <w:rPr>
-          <w:rFonts w:ascii="Times New Roman" w:hAnsi="Times New Roman" w:cs="Times New Roman"/>
-          <w:sz w:val="28"/>
-          <w:szCs w:val="28"/>
-        </w:rPr>
-        <w:t xml:space="preserve"> </w:t>
-      </w:r>
-      <w:r>
-        <w:rPr>
-          <w:rFonts w:ascii="Times New Roman" w:hAnsi="Times New Roman" w:cs="Times New Roman"/>
-          <w:sz w:val="28"/>
-          <w:szCs w:val="28"/>
-        </w:rPr>
-        <w:t xml:space="preserve">изучить </w:t>
-      </w:r>
-      <w:r>
-        <w:rPr>
-          <w:rFonts w:ascii="Times New Roman" w:hAnsi="Times New Roman" w:cs="Times New Roman"/>
-          <w:sz w:val="28"/>
-          <w:szCs w:val="28"/>
-        </w:rPr>
-        <w:t>структуру модели анализа, правила построения диаграмм последовательности</w:t>
-      </w:r>
-      <w:r>
-        <w:rPr>
-          <w:rFonts w:ascii="Times New Roman" w:hAnsi="Times New Roman" w:cs="Times New Roman"/>
-          <w:sz w:val="28"/>
-          <w:szCs w:val="28"/>
-        </w:rPr>
-        <w:t>, кооперации</w:t>
-      </w:r>
-      <w:r>
-        <w:rPr>
-          <w:rFonts w:ascii="Times New Roman" w:hAnsi="Times New Roman" w:cs="Times New Roman"/>
-          <w:sz w:val="28"/>
-          <w:szCs w:val="28"/>
-        </w:rPr>
-        <w:t>.</w:t>
-      </w:r>
-      <w:r>
-        <w:rPr>
-          <w:rFonts w:ascii="Times New Roman" w:hAnsi="Times New Roman" w:cs="Times New Roman"/>
-          <w:sz w:val="28"/>
-          <w:szCs w:val="28"/>
-        </w:rPr>
-        <w:t xml:space="preserve"> </w:t>
+        <w:t xml:space="preserve">: изучить структуру модели анализа, правила построения диаграмм последовательности, кооперации. </w:t>
       </w:r>
     </w:p>
     <w:p>
@@ -226,15 +133,7 @@
           <w:sz w:val="28"/>
           <w:szCs w:val="28"/>
         </w:rPr>
-        <w:t xml:space="preserve"> </w:t>
-      </w:r>
-      <w:r>
-        <w:rPr>
-          <w:rFonts w:ascii="Times New Roman" w:hAnsi="Times New Roman" w:cs="Times New Roman"/>
-          <w:sz w:val="28"/>
-          <w:szCs w:val="28"/>
-        </w:rPr>
-        <w:t>н</w:t>
+        <w:t xml:space="preserve"> н</w:t>
       </w:r>
       <w:r>
         <w:rPr>
@@ -242,39 +141,7 @@
           <w:sz w:val="28"/>
           <w:szCs w:val="28"/>
         </w:rPr>
-        <w:t xml:space="preserve">аучиться </w:t>
-      </w:r>
-      <w:r>
-        <w:rPr>
-          <w:rFonts w:ascii="Times New Roman" w:eastAsia="Times New Roman" w:hAnsi="Times New Roman" w:cs="Times New Roman"/>
-          <w:sz w:val="28"/>
-          <w:szCs w:val="28"/>
-        </w:rPr>
-        <w:t>отобража</w:t>
-      </w:r>
-      <w:r>
-        <w:rPr>
-          <w:rFonts w:ascii="Times New Roman" w:eastAsia="Times New Roman" w:hAnsi="Times New Roman" w:cs="Times New Roman"/>
-          <w:sz w:val="28"/>
-          <w:szCs w:val="28"/>
-        </w:rPr>
-        <w:t xml:space="preserve">ть </w:t>
-      </w:r>
-      <w:r>
-        <w:rPr>
-          <w:rFonts w:ascii="Times New Roman" w:eastAsia="Times New Roman" w:hAnsi="Times New Roman" w:cs="Times New Roman"/>
-          <w:sz w:val="28"/>
-          <w:szCs w:val="28"/>
-        </w:rPr>
-        <w:t>взаимодействие объектов в динамике</w:t>
-      </w:r>
-      <w:r>
-        <w:rPr>
-          <w:rFonts w:ascii="Times New Roman" w:eastAsia="Times New Roman" w:hAnsi="Times New Roman" w:cs="Times New Roman"/>
-          <w:sz w:val="28"/>
-          <w:szCs w:val="28"/>
-        </w:rPr>
-        <w:t>.</w:t>
+        <w:t>аучиться отображать взаимодействие объектов в динамике.</w:t>
       </w:r>
     </w:p>
     <w:p>
@@ -316,31 +183,7 @@
           <w:sz w:val="28"/>
           <w:szCs w:val="28"/>
         </w:rPr>
-        <w:t>Создадим диаграмму последовательности по описанию: «С</w:t>
-      </w:r>
-      <w:r>
-        <w:rPr>
-          <w:rFonts w:ascii="Times New Roman" w:hAnsi="Times New Roman" w:cs="Times New Roman"/>
-          <w:sz w:val="28"/>
-          <w:szCs w:val="28"/>
-        </w:rPr>
-        <w:t>тудент хочет записаться на некий семинар, предлагаемый в рамках некоторого учебного курса. С этой целью проводится проверка подготовленности студента, для чего запрашивается список (история) семинаров курса, уже пройденных студентом (перейти к следующему семинару можно, лишь проработав материал предыдущих занятий</w:t>
-      </w:r>
-      <w:r>
-        <w:rPr>
-          <w:rFonts w:ascii="Times New Roman" w:hAnsi="Times New Roman" w:cs="Times New Roman"/>
-          <w:sz w:val="28"/>
-          <w:szCs w:val="28"/>
-        </w:rPr>
-        <w:t>)</w:t>
-      </w:r>
-      <w:r>
-        <w:rPr>
-          <w:rFonts w:ascii="Times New Roman" w:hAnsi="Times New Roman" w:cs="Times New Roman"/>
-          <w:sz w:val="28"/>
-          <w:szCs w:val="28"/>
-        </w:rPr>
-        <w:t>. После получения истории семинаров объект класса "Слушатель" получает статус подготовленности, на основе которой студенту сообщается результат (статус) его попытки записи на семинар</w:t>
+        <w:t>Создадим диаграмму последовательности по описанию: «Студент хочет записаться на некий семинар, предлагаемый в рамках некоторого учебного курса. С этой целью проводится проверка подготовленности студента, для чего запрашивается список (история) семинаров курса, уже пройденных студентом (перейти к следующему семинару можно, лишь проработав материал предыдущих занятий). После получения истории семинаров объект класса "Слушатель" получает статус подготовленности, на основе которой студенту сообщается результат (статус) его попытки записи на семинар</w:t>
       </w:r>
       <w:proofErr w:type="gramStart"/>
       <w:r>
@@ -349,15 +192,7 @@
           <w:sz w:val="28"/>
           <w:szCs w:val="28"/>
         </w:rPr>
-        <w:t>.</w:t>
-      </w:r>
-      <w:r>
-        <w:rPr>
-          <w:rFonts w:ascii="Times New Roman" w:hAnsi="Times New Roman" w:cs="Times New Roman"/>
-          <w:sz w:val="28"/>
-          <w:szCs w:val="28"/>
-        </w:rPr>
-        <w:t>»</w:t>
+        <w:t>.»</w:t>
       </w:r>
       <w:proofErr w:type="gramEnd"/>
     </w:p>
@@ -374,10 +209,12 @@
     </w:p>
     <w:p>
       <w:pPr>
+        <w:keepNext/>
         <w:spacing w:line="360" w:lineRule="auto"/>
-        <w:jc w:val="both"/>
-        <w:rPr>
-          <w:rFonts w:ascii="Times New Roman" w:hAnsi="Times New Roman" w:cs="Times New Roman"/>
+        <w:jc w:val="center"/>
+        <w:rPr>
+          <w:rFonts w:ascii="Times New Roman" w:hAnsi="Times New Roman" w:cs="Times New Roman"/>
+          <w:color w:val="000000" w:themeColor="text1"/>
           <w:sz w:val="28"/>
           <w:szCs w:val="28"/>
         </w:rPr>
@@ -385,13 +222,16 @@
       <w:r>
         <w:rPr>
           <w:rFonts w:ascii="Times New Roman" w:hAnsi="Times New Roman" w:cs="Times New Roman"/>
-          <w:sz w:val="28"/>
-          <w:szCs w:val="28"/>
+          <w:noProof/>
+          <w:color w:val="000000" w:themeColor="text1"/>
+          <w:sz w:val="28"/>
+          <w:szCs w:val="28"/>
+          <w:lang w:eastAsia="ru-RU" w:bidi="ar-SA"/>
         </w:rPr>
         <w:drawing>
-          <wp:inline distT="0" distB="0" distL="0" distR="0" wp14:anchorId="1283A63A" wp14:editId="50A7EDB1">
-            <wp:extent cx="5940425" cy="2088253"/>
-            <wp:effectExtent l="0" t="0" r="3175" b="7620"/>
+          <wp:inline distT="0" distB="0" distL="0" distR="0" wp14:anchorId="10090F35" wp14:editId="4699285D">
+            <wp:extent cx="5940019" cy="2088253"/>
+            <wp:effectExtent l="0" t="0" r="3810" b="7620"/>
             <wp:docPr id="1" name="Рисунок 1"/>
             <wp:cNvGraphicFramePr>
               <a:graphicFrameLocks xmlns:a="http://schemas.openxmlformats.org/drawingml/2006/main" noChangeAspect="1"/>
@@ -404,7 +244,13 @@
                     <pic:cNvPicPr/>
                   </pic:nvPicPr>
                   <pic:blipFill>
-                    <a:blip r:embed="rId5"/>
+                    <a:blip r:embed="rId5">
+                      <a:extLst>
+                        <a:ext uri="{28A0092B-C50C-407E-A947-70E740481C1C}">
+                          <a14:useLocalDpi xmlns:a14="http://schemas.microsoft.com/office/drawing/2010/main" val="0"/>
+                        </a:ext>
+                      </a:extLst>
+                    </a:blip>
                     <a:stretch>
                       <a:fillRect/>
                     </a:stretch>
@@ -412,7 +258,7 @@
                   <pic:spPr>
                     <a:xfrm>
                       <a:off x="0" y="0"/>
-                      <a:ext cx="5940425" cy="2088253"/>
+                      <a:ext cx="5940019" cy="2088253"/>
                     </a:xfrm>
                     <a:prstGeom prst="rect">
                       <a:avLst/>
@@ -423,6 +269,100 @@
             </a:graphic>
           </wp:inline>
         </w:drawing>
+      </w:r>
+    </w:p>
+    <w:p>
+      <w:pPr>
+        <w:pStyle w:val="a6"/>
+        <w:jc w:val="center"/>
+        <w:rPr>
+          <w:rFonts w:ascii="Times New Roman" w:hAnsi="Times New Roman" w:cs="Times New Roman"/>
+          <w:color w:val="000000" w:themeColor="text1"/>
+          <w:sz w:val="28"/>
+          <w:szCs w:val="28"/>
+        </w:rPr>
+      </w:pPr>
+      <w:r>
+        <w:rPr>
+          <w:rFonts w:ascii="Times New Roman" w:hAnsi="Times New Roman" w:cs="Times New Roman"/>
+          <w:color w:val="000000" w:themeColor="text1"/>
+          <w:sz w:val="28"/>
+          <w:szCs w:val="28"/>
+        </w:rPr>
+        <w:t xml:space="preserve">Рисунок </w:t>
+      </w:r>
+      <w:r>
+        <w:rPr>
+          <w:rFonts w:ascii="Times New Roman" w:hAnsi="Times New Roman" w:cs="Times New Roman"/>
+          <w:color w:val="000000" w:themeColor="text1"/>
+          <w:sz w:val="28"/>
+          <w:szCs w:val="28"/>
+        </w:rPr>
+        <w:fldChar w:fldCharType="begin"/>
+      </w:r>
+      <w:r>
+        <w:rPr>
+          <w:rFonts w:ascii="Times New Roman" w:hAnsi="Times New Roman" w:cs="Times New Roman"/>
+          <w:color w:val="000000" w:themeColor="text1"/>
+          <w:sz w:val="28"/>
+          <w:szCs w:val="28"/>
+        </w:rPr>
+        <w:instrText xml:space="preserve"> SEQ Рисунок \* ARABIC </w:instrText>
+      </w:r>
+      <w:r>
+        <w:rPr>
+          <w:rFonts w:ascii="Times New Roman" w:hAnsi="Times New Roman" w:cs="Times New Roman"/>
+          <w:color w:val="000000" w:themeColor="text1"/>
+          <w:sz w:val="28"/>
+          <w:szCs w:val="28"/>
+        </w:rPr>
+        <w:fldChar w:fldCharType="separate"/>
+      </w:r>
+      <w:r>
+        <w:rPr>
+          <w:rFonts w:ascii="Times New Roman" w:hAnsi="Times New Roman" w:cs="Times New Roman"/>
+          <w:noProof/>
+          <w:color w:val="000000" w:themeColor="text1"/>
+          <w:sz w:val="28"/>
+          <w:szCs w:val="28"/>
+        </w:rPr>
+        <w:t>1</w:t>
+      </w:r>
+      <w:r>
+        <w:rPr>
+          <w:rFonts w:ascii="Times New Roman" w:hAnsi="Times New Roman" w:cs="Times New Roman"/>
+          <w:color w:val="000000" w:themeColor="text1"/>
+          <w:sz w:val="28"/>
+          <w:szCs w:val="28"/>
+        </w:rPr>
+        <w:fldChar w:fldCharType="end"/>
+      </w:r>
+      <w:r>
+        <w:rPr>
+          <w:rFonts w:ascii="Times New Roman" w:hAnsi="Times New Roman" w:cs="Times New Roman"/>
+          <w:color w:val="000000" w:themeColor="text1"/>
+          <w:sz w:val="28"/>
+          <w:szCs w:val="28"/>
+        </w:rPr>
+        <w:t>. Диаграм</w:t>
+      </w:r>
+      <w:r>
+        <w:rPr>
+          <w:rFonts w:ascii="Times New Roman" w:hAnsi="Times New Roman" w:cs="Times New Roman"/>
+          <w:color w:val="000000" w:themeColor="text1"/>
+          <w:sz w:val="28"/>
+          <w:szCs w:val="28"/>
+        </w:rPr>
+        <w:t>м</w:t>
+      </w:r>
+      <w:r>
+        <w:rPr>
+          <w:rFonts w:ascii="Times New Roman" w:hAnsi="Times New Roman" w:cs="Times New Roman"/>
+          <w:color w:val="000000" w:themeColor="text1"/>
+          <w:sz w:val="28"/>
+          <w:szCs w:val="28"/>
+        </w:rPr>
+        <w:t>а последовательности по описанию</w:t>
       </w:r>
     </w:p>
     <w:tbl>
@@ -447,14 +387,20 @@
             <w:pPr>
               <w:jc w:val="center"/>
               <w:rPr>
+                <w:rFonts w:ascii="Times New Roman" w:hAnsi="Times New Roman" w:cs="Times New Roman"/>
                 <w:b/>
                 <w:bCs/>
-              </w:rPr>
-            </w:pPr>
-            <w:r>
-              <w:rPr>
+                <w:sz w:val="28"/>
+                <w:szCs w:val="28"/>
+              </w:rPr>
+            </w:pPr>
+            <w:r>
+              <w:rPr>
+                <w:rFonts w:ascii="Times New Roman" w:hAnsi="Times New Roman" w:cs="Times New Roman"/>
                 <w:b/>
                 <w:bCs/>
+                <w:sz w:val="28"/>
+                <w:szCs w:val="28"/>
               </w:rPr>
               <w:t>Отправитель</w:t>
             </w:r>
@@ -469,14 +415,20 @@
             <w:pPr>
               <w:jc w:val="center"/>
               <w:rPr>
+                <w:rFonts w:ascii="Times New Roman" w:hAnsi="Times New Roman" w:cs="Times New Roman"/>
                 <w:b/>
                 <w:bCs/>
-              </w:rPr>
-            </w:pPr>
-            <w:r>
-              <w:rPr>
+                <w:sz w:val="28"/>
+                <w:szCs w:val="28"/>
+              </w:rPr>
+            </w:pPr>
+            <w:r>
+              <w:rPr>
+                <w:rFonts w:ascii="Times New Roman" w:hAnsi="Times New Roman" w:cs="Times New Roman"/>
                 <w:b/>
                 <w:bCs/>
+                <w:sz w:val="28"/>
+                <w:szCs w:val="28"/>
               </w:rPr>
               <w:t>Тип сообщения</w:t>
             </w:r>
@@ -491,14 +443,20 @@
             <w:pPr>
               <w:jc w:val="center"/>
               <w:rPr>
+                <w:rFonts w:ascii="Times New Roman" w:hAnsi="Times New Roman" w:cs="Times New Roman"/>
                 <w:b/>
                 <w:bCs/>
-              </w:rPr>
-            </w:pPr>
-            <w:r>
-              <w:rPr>
+                <w:sz w:val="28"/>
+                <w:szCs w:val="28"/>
+              </w:rPr>
+            </w:pPr>
+            <w:r>
+              <w:rPr>
+                <w:rFonts w:ascii="Times New Roman" w:hAnsi="Times New Roman" w:cs="Times New Roman"/>
                 <w:b/>
                 <w:bCs/>
+                <w:sz w:val="28"/>
+                <w:szCs w:val="28"/>
               </w:rPr>
               <w:t>Наименование</w:t>
             </w:r>
@@ -513,14 +471,20 @@
             <w:pPr>
               <w:jc w:val="center"/>
               <w:rPr>
+                <w:rFonts w:ascii="Times New Roman" w:hAnsi="Times New Roman" w:cs="Times New Roman"/>
                 <w:b/>
                 <w:bCs/>
-              </w:rPr>
-            </w:pPr>
-            <w:r>
-              <w:rPr>
+                <w:sz w:val="28"/>
+                <w:szCs w:val="28"/>
+              </w:rPr>
+            </w:pPr>
+            <w:r>
+              <w:rPr>
+                <w:rFonts w:ascii="Times New Roman" w:hAnsi="Times New Roman" w:cs="Times New Roman"/>
                 <w:b/>
                 <w:bCs/>
+                <w:sz w:val="28"/>
+                <w:szCs w:val="28"/>
               </w:rPr>
               <w:t>Получатель</w:t>
             </w:r>
@@ -534,7 +498,19 @@
             <w:vAlign w:val="center"/>
           </w:tcPr>
           <w:p>
-            <w:r>
+            <w:pPr>
+              <w:rPr>
+                <w:rFonts w:ascii="Times New Roman" w:hAnsi="Times New Roman" w:cs="Times New Roman"/>
+                <w:sz w:val="28"/>
+                <w:szCs w:val="28"/>
+              </w:rPr>
+            </w:pPr>
+            <w:r>
+              <w:rPr>
+                <w:rFonts w:ascii="Times New Roman" w:hAnsi="Times New Roman" w:cs="Times New Roman"/>
+                <w:sz w:val="28"/>
+                <w:szCs w:val="28"/>
+              </w:rPr>
               <w:t>Студент</w:t>
             </w:r>
           </w:p>
@@ -545,7 +521,19 @@
             <w:vAlign w:val="center"/>
           </w:tcPr>
           <w:p>
-            <w:r>
+            <w:pPr>
+              <w:rPr>
+                <w:rFonts w:ascii="Times New Roman" w:hAnsi="Times New Roman" w:cs="Times New Roman"/>
+                <w:sz w:val="28"/>
+                <w:szCs w:val="28"/>
+              </w:rPr>
+            </w:pPr>
+            <w:r>
+              <w:rPr>
+                <w:rFonts w:ascii="Times New Roman" w:hAnsi="Times New Roman" w:cs="Times New Roman"/>
+                <w:sz w:val="28"/>
+                <w:szCs w:val="28"/>
+              </w:rPr>
               <w:t>Синхронное</w:t>
             </w:r>
           </w:p>
@@ -556,7 +544,19 @@
             <w:vAlign w:val="center"/>
           </w:tcPr>
           <w:p>
-            <w:r>
+            <w:pPr>
+              <w:rPr>
+                <w:rFonts w:ascii="Times New Roman" w:hAnsi="Times New Roman" w:cs="Times New Roman"/>
+                <w:sz w:val="28"/>
+                <w:szCs w:val="28"/>
+              </w:rPr>
+            </w:pPr>
+            <w:r>
+              <w:rPr>
+                <w:rFonts w:ascii="Times New Roman" w:hAnsi="Times New Roman" w:cs="Times New Roman"/>
+                <w:sz w:val="28"/>
+                <w:szCs w:val="28"/>
+              </w:rPr>
               <w:t>Записаться (название семинара)</w:t>
             </w:r>
           </w:p>
@@ -567,7 +567,19 @@
             <w:vAlign w:val="center"/>
           </w:tcPr>
           <w:p>
-            <w:r>
+            <w:pPr>
+              <w:rPr>
+                <w:rFonts w:ascii="Times New Roman" w:hAnsi="Times New Roman" w:cs="Times New Roman"/>
+                <w:sz w:val="28"/>
+                <w:szCs w:val="28"/>
+              </w:rPr>
+            </w:pPr>
+            <w:r>
+              <w:rPr>
+                <w:rFonts w:ascii="Times New Roman" w:hAnsi="Times New Roman" w:cs="Times New Roman"/>
+                <w:sz w:val="28"/>
+                <w:szCs w:val="28"/>
+              </w:rPr>
               <w:t>Форма записи</w:t>
             </w:r>
           </w:p>
@@ -580,7 +592,19 @@
             <w:vAlign w:val="center"/>
           </w:tcPr>
           <w:p>
-            <w:r>
+            <w:pPr>
+              <w:rPr>
+                <w:rFonts w:ascii="Times New Roman" w:hAnsi="Times New Roman" w:cs="Times New Roman"/>
+                <w:sz w:val="28"/>
+                <w:szCs w:val="28"/>
+              </w:rPr>
+            </w:pPr>
+            <w:r>
+              <w:rPr>
+                <w:rFonts w:ascii="Times New Roman" w:hAnsi="Times New Roman" w:cs="Times New Roman"/>
+                <w:sz w:val="28"/>
+                <w:szCs w:val="28"/>
+              </w:rPr>
               <w:t>Форма записи</w:t>
             </w:r>
           </w:p>
@@ -591,7 +615,19 @@
             <w:vAlign w:val="center"/>
           </w:tcPr>
           <w:p>
-            <w:r>
+            <w:pPr>
+              <w:rPr>
+                <w:rFonts w:ascii="Times New Roman" w:hAnsi="Times New Roman" w:cs="Times New Roman"/>
+                <w:sz w:val="28"/>
+                <w:szCs w:val="28"/>
+              </w:rPr>
+            </w:pPr>
+            <w:r>
+              <w:rPr>
+                <w:rFonts w:ascii="Times New Roman" w:hAnsi="Times New Roman" w:cs="Times New Roman"/>
+                <w:sz w:val="28"/>
+                <w:szCs w:val="28"/>
+              </w:rPr>
               <w:t>Синхронное</w:t>
             </w:r>
           </w:p>
@@ -602,7 +638,19 @@
             <w:vAlign w:val="center"/>
           </w:tcPr>
           <w:p>
-            <w:r>
+            <w:pPr>
+              <w:rPr>
+                <w:rFonts w:ascii="Times New Roman" w:hAnsi="Times New Roman" w:cs="Times New Roman"/>
+                <w:sz w:val="28"/>
+                <w:szCs w:val="28"/>
+              </w:rPr>
+            </w:pPr>
+            <w:r>
+              <w:rPr>
+                <w:rFonts w:ascii="Times New Roman" w:hAnsi="Times New Roman" w:cs="Times New Roman"/>
+                <w:sz w:val="28"/>
+                <w:szCs w:val="28"/>
+              </w:rPr>
               <w:t>Проверить подготовленность (студент, курс)</w:t>
             </w:r>
           </w:p>
@@ -613,7 +661,19 @@
             <w:vAlign w:val="center"/>
           </w:tcPr>
           <w:p>
-            <w:r>
+            <w:pPr>
+              <w:rPr>
+                <w:rFonts w:ascii="Times New Roman" w:hAnsi="Times New Roman" w:cs="Times New Roman"/>
+                <w:sz w:val="28"/>
+                <w:szCs w:val="28"/>
+              </w:rPr>
+            </w:pPr>
+            <w:r>
+              <w:rPr>
+                <w:rFonts w:ascii="Times New Roman" w:hAnsi="Times New Roman" w:cs="Times New Roman"/>
+                <w:sz w:val="28"/>
+                <w:szCs w:val="28"/>
+              </w:rPr>
               <w:t>Слушатель</w:t>
             </w:r>
           </w:p>
@@ -626,7 +686,20 @@
             <w:vAlign w:val="center"/>
           </w:tcPr>
           <w:p>
-            <w:r>
+            <w:pPr>
+              <w:rPr>
+                <w:rFonts w:ascii="Times New Roman" w:hAnsi="Times New Roman" w:cs="Times New Roman"/>
+                <w:sz w:val="28"/>
+                <w:szCs w:val="28"/>
+              </w:rPr>
+            </w:pPr>
+            <w:r>
+              <w:rPr>
+                <w:rFonts w:ascii="Times New Roman" w:hAnsi="Times New Roman" w:cs="Times New Roman"/>
+                <w:sz w:val="28"/>
+                <w:szCs w:val="28"/>
+              </w:rPr>
+              <w:lastRenderedPageBreak/>
               <w:t>Слушатель</w:t>
             </w:r>
           </w:p>
@@ -637,7 +710,19 @@
             <w:vAlign w:val="center"/>
           </w:tcPr>
           <w:p>
-            <w:r>
+            <w:pPr>
+              <w:rPr>
+                <w:rFonts w:ascii="Times New Roman" w:hAnsi="Times New Roman" w:cs="Times New Roman"/>
+                <w:sz w:val="28"/>
+                <w:szCs w:val="28"/>
+              </w:rPr>
+            </w:pPr>
+            <w:r>
+              <w:rPr>
+                <w:rFonts w:ascii="Times New Roman" w:hAnsi="Times New Roman" w:cs="Times New Roman"/>
+                <w:sz w:val="28"/>
+                <w:szCs w:val="28"/>
+              </w:rPr>
               <w:t>Синхронное</w:t>
             </w:r>
           </w:p>
@@ -648,7 +733,19 @@
             <w:vAlign w:val="center"/>
           </w:tcPr>
           <w:p>
-            <w:r>
+            <w:pPr>
+              <w:rPr>
+                <w:rFonts w:ascii="Times New Roman" w:hAnsi="Times New Roman" w:cs="Times New Roman"/>
+                <w:sz w:val="28"/>
+                <w:szCs w:val="28"/>
+              </w:rPr>
+            </w:pPr>
+            <w:r>
+              <w:rPr>
+                <w:rFonts w:ascii="Times New Roman" w:hAnsi="Times New Roman" w:cs="Times New Roman"/>
+                <w:sz w:val="28"/>
+                <w:szCs w:val="28"/>
+              </w:rPr>
               <w:t>Получить историю (студент, курс)</w:t>
             </w:r>
           </w:p>
@@ -659,7 +756,19 @@
             <w:vAlign w:val="center"/>
           </w:tcPr>
           <w:p>
-            <w:r>
+            <w:pPr>
+              <w:rPr>
+                <w:rFonts w:ascii="Times New Roman" w:hAnsi="Times New Roman" w:cs="Times New Roman"/>
+                <w:sz w:val="28"/>
+                <w:szCs w:val="28"/>
+              </w:rPr>
+            </w:pPr>
+            <w:r>
+              <w:rPr>
+                <w:rFonts w:ascii="Times New Roman" w:hAnsi="Times New Roman" w:cs="Times New Roman"/>
+                <w:sz w:val="28"/>
+                <w:szCs w:val="28"/>
+              </w:rPr>
               <w:t>История семинаров</w:t>
             </w:r>
           </w:p>
@@ -672,7 +781,19 @@
             <w:vAlign w:val="center"/>
           </w:tcPr>
           <w:p>
-            <w:r>
+            <w:pPr>
+              <w:rPr>
+                <w:rFonts w:ascii="Times New Roman" w:hAnsi="Times New Roman" w:cs="Times New Roman"/>
+                <w:sz w:val="28"/>
+                <w:szCs w:val="28"/>
+              </w:rPr>
+            </w:pPr>
+            <w:r>
+              <w:rPr>
+                <w:rFonts w:ascii="Times New Roman" w:hAnsi="Times New Roman" w:cs="Times New Roman"/>
+                <w:sz w:val="28"/>
+                <w:szCs w:val="28"/>
+              </w:rPr>
               <w:t>История семинаров</w:t>
             </w:r>
           </w:p>
@@ -683,7 +804,19 @@
             <w:vAlign w:val="center"/>
           </w:tcPr>
           <w:p>
-            <w:r>
+            <w:pPr>
+              <w:rPr>
+                <w:rFonts w:ascii="Times New Roman" w:hAnsi="Times New Roman" w:cs="Times New Roman"/>
+                <w:sz w:val="28"/>
+                <w:szCs w:val="28"/>
+              </w:rPr>
+            </w:pPr>
+            <w:r>
+              <w:rPr>
+                <w:rFonts w:ascii="Times New Roman" w:hAnsi="Times New Roman" w:cs="Times New Roman"/>
+                <w:sz w:val="28"/>
+                <w:szCs w:val="28"/>
+              </w:rPr>
               <w:t>Возврат</w:t>
             </w:r>
           </w:p>
@@ -694,7 +827,19 @@
             <w:vAlign w:val="center"/>
           </w:tcPr>
           <w:p>
-            <w:r>
+            <w:pPr>
+              <w:rPr>
+                <w:rFonts w:ascii="Times New Roman" w:hAnsi="Times New Roman" w:cs="Times New Roman"/>
+                <w:sz w:val="28"/>
+                <w:szCs w:val="28"/>
+              </w:rPr>
+            </w:pPr>
+            <w:r>
+              <w:rPr>
+                <w:rFonts w:ascii="Times New Roman" w:hAnsi="Times New Roman" w:cs="Times New Roman"/>
+                <w:sz w:val="28"/>
+                <w:szCs w:val="28"/>
+              </w:rPr>
               <w:t>Возврат списка семинаров</w:t>
             </w:r>
           </w:p>
@@ -705,7 +850,19 @@
             <w:vAlign w:val="center"/>
           </w:tcPr>
           <w:p>
-            <w:r>
+            <w:pPr>
+              <w:rPr>
+                <w:rFonts w:ascii="Times New Roman" w:hAnsi="Times New Roman" w:cs="Times New Roman"/>
+                <w:sz w:val="28"/>
+                <w:szCs w:val="28"/>
+              </w:rPr>
+            </w:pPr>
+            <w:r>
+              <w:rPr>
+                <w:rFonts w:ascii="Times New Roman" w:hAnsi="Times New Roman" w:cs="Times New Roman"/>
+                <w:sz w:val="28"/>
+                <w:szCs w:val="28"/>
+              </w:rPr>
               <w:t>Слушатель</w:t>
             </w:r>
           </w:p>
@@ -718,8 +875,19 @@
             <w:vAlign w:val="center"/>
           </w:tcPr>
           <w:p>
-            <w:r>
-              <w:lastRenderedPageBreak/>
+            <w:pPr>
+              <w:rPr>
+                <w:rFonts w:ascii="Times New Roman" w:hAnsi="Times New Roman" w:cs="Times New Roman"/>
+                <w:sz w:val="28"/>
+                <w:szCs w:val="28"/>
+              </w:rPr>
+            </w:pPr>
+            <w:r>
+              <w:rPr>
+                <w:rFonts w:ascii="Times New Roman" w:hAnsi="Times New Roman" w:cs="Times New Roman"/>
+                <w:sz w:val="28"/>
+                <w:szCs w:val="28"/>
+              </w:rPr>
               <w:t>Слушатель</w:t>
             </w:r>
           </w:p>
@@ -730,7 +898,19 @@
             <w:vAlign w:val="center"/>
           </w:tcPr>
           <w:p>
-            <w:r>
+            <w:pPr>
+              <w:rPr>
+                <w:rFonts w:ascii="Times New Roman" w:hAnsi="Times New Roman" w:cs="Times New Roman"/>
+                <w:sz w:val="28"/>
+                <w:szCs w:val="28"/>
+              </w:rPr>
+            </w:pPr>
+            <w:r>
+              <w:rPr>
+                <w:rFonts w:ascii="Times New Roman" w:hAnsi="Times New Roman" w:cs="Times New Roman"/>
+                <w:sz w:val="28"/>
+                <w:szCs w:val="28"/>
+              </w:rPr>
               <w:t>Возврат</w:t>
             </w:r>
           </w:p>
@@ -741,7 +921,19 @@
             <w:vAlign w:val="center"/>
           </w:tcPr>
           <w:p>
-            <w:r>
+            <w:pPr>
+              <w:rPr>
+                <w:rFonts w:ascii="Times New Roman" w:hAnsi="Times New Roman" w:cs="Times New Roman"/>
+                <w:sz w:val="28"/>
+                <w:szCs w:val="28"/>
+              </w:rPr>
+            </w:pPr>
+            <w:r>
+              <w:rPr>
+                <w:rFonts w:ascii="Times New Roman" w:hAnsi="Times New Roman" w:cs="Times New Roman"/>
+                <w:sz w:val="28"/>
+                <w:szCs w:val="28"/>
+              </w:rPr>
               <w:t>Статус подготовленности</w:t>
             </w:r>
           </w:p>
@@ -752,7 +944,19 @@
             <w:vAlign w:val="center"/>
           </w:tcPr>
           <w:p>
-            <w:r>
+            <w:pPr>
+              <w:rPr>
+                <w:rFonts w:ascii="Times New Roman" w:hAnsi="Times New Roman" w:cs="Times New Roman"/>
+                <w:sz w:val="28"/>
+                <w:szCs w:val="28"/>
+              </w:rPr>
+            </w:pPr>
+            <w:r>
+              <w:rPr>
+                <w:rFonts w:ascii="Times New Roman" w:hAnsi="Times New Roman" w:cs="Times New Roman"/>
+                <w:sz w:val="28"/>
+                <w:szCs w:val="28"/>
+              </w:rPr>
               <w:t>Форма записи</w:t>
             </w:r>
           </w:p>
@@ -765,7 +969,19 @@
             <w:vAlign w:val="center"/>
           </w:tcPr>
           <w:p>
-            <w:r>
+            <w:pPr>
+              <w:rPr>
+                <w:rFonts w:ascii="Times New Roman" w:hAnsi="Times New Roman" w:cs="Times New Roman"/>
+                <w:sz w:val="28"/>
+                <w:szCs w:val="28"/>
+              </w:rPr>
+            </w:pPr>
+            <w:r>
+              <w:rPr>
+                <w:rFonts w:ascii="Times New Roman" w:hAnsi="Times New Roman" w:cs="Times New Roman"/>
+                <w:sz w:val="28"/>
+                <w:szCs w:val="28"/>
+              </w:rPr>
               <w:t>Форма записи</w:t>
             </w:r>
           </w:p>
@@ -776,7 +992,19 @@
             <w:vAlign w:val="center"/>
           </w:tcPr>
           <w:p>
-            <w:r>
+            <w:pPr>
+              <w:rPr>
+                <w:rFonts w:ascii="Times New Roman" w:hAnsi="Times New Roman" w:cs="Times New Roman"/>
+                <w:sz w:val="28"/>
+                <w:szCs w:val="28"/>
+              </w:rPr>
+            </w:pPr>
+            <w:r>
+              <w:rPr>
+                <w:rFonts w:ascii="Times New Roman" w:hAnsi="Times New Roman" w:cs="Times New Roman"/>
+                <w:sz w:val="28"/>
+                <w:szCs w:val="28"/>
+              </w:rPr>
               <w:t>Возврат</w:t>
             </w:r>
           </w:p>
@@ -787,7 +1015,19 @@
             <w:vAlign w:val="center"/>
           </w:tcPr>
           <w:p>
-            <w:r>
+            <w:pPr>
+              <w:rPr>
+                <w:rFonts w:ascii="Times New Roman" w:hAnsi="Times New Roman" w:cs="Times New Roman"/>
+                <w:sz w:val="28"/>
+                <w:szCs w:val="28"/>
+              </w:rPr>
+            </w:pPr>
+            <w:r>
+              <w:rPr>
+                <w:rFonts w:ascii="Times New Roman" w:hAnsi="Times New Roman" w:cs="Times New Roman"/>
+                <w:sz w:val="28"/>
+                <w:szCs w:val="28"/>
+              </w:rPr>
               <w:t>Результат записи</w:t>
             </w:r>
           </w:p>
@@ -798,7 +1038,19 @@
             <w:vAlign w:val="center"/>
           </w:tcPr>
           <w:p>
-            <w:r>
+            <w:pPr>
+              <w:rPr>
+                <w:rFonts w:ascii="Times New Roman" w:hAnsi="Times New Roman" w:cs="Times New Roman"/>
+                <w:sz w:val="28"/>
+                <w:szCs w:val="28"/>
+              </w:rPr>
+            </w:pPr>
+            <w:r>
+              <w:rPr>
+                <w:rFonts w:ascii="Times New Roman" w:hAnsi="Times New Roman" w:cs="Times New Roman"/>
+                <w:sz w:val="28"/>
+                <w:szCs w:val="28"/>
+              </w:rPr>
               <w:t>Студент</w:t>
             </w:r>
           </w:p>
@@ -814,16 +1066,17 @@
           <w:rFonts w:ascii="Times New Roman" w:hAnsi="Times New Roman" w:cs="Times New Roman"/>
           <w:sz w:val="28"/>
           <w:szCs w:val="28"/>
+          <w:lang w:val="en-US"/>
         </w:rPr>
       </w:pPr>
     </w:p>
     <w:p>
       <w:pPr>
-        <w:spacing w:line="360" w:lineRule="auto"/>
-        <w:ind w:firstLine="709"/>
-        <w:jc w:val="both"/>
-        <w:rPr>
-          <w:rFonts w:ascii="Times New Roman" w:hAnsi="Times New Roman" w:cs="Times New Roman"/>
+        <w:pStyle w:val="a6"/>
+        <w:jc w:val="center"/>
+        <w:rPr>
+          <w:rFonts w:ascii="Times New Roman" w:hAnsi="Times New Roman" w:cs="Times New Roman"/>
+          <w:color w:val="000000" w:themeColor="text1"/>
           <w:sz w:val="28"/>
           <w:szCs w:val="28"/>
         </w:rPr>
@@ -831,67 +1084,17 @@
       <w:r>
         <w:rPr>
           <w:rFonts w:ascii="Times New Roman" w:hAnsi="Times New Roman" w:cs="Times New Roman"/>
-          <w:sz w:val="28"/>
-          <w:szCs w:val="28"/>
-          <w:highlight w:val="yellow"/>
-        </w:rPr>
-        <w:t>Диаграмма кооперации</w:t>
-      </w:r>
-    </w:p>
-    <w:p>
-      <w:pPr>
-        <w:spacing w:line="360" w:lineRule="auto"/>
-        <w:ind w:firstLine="709"/>
-        <w:jc w:val="both"/>
-        <w:rPr>
-          <w:rFonts w:ascii="Times New Roman" w:hAnsi="Times New Roman" w:cs="Times New Roman"/>
-          <w:sz w:val="28"/>
-          <w:szCs w:val="28"/>
-        </w:rPr>
-      </w:pPr>
-    </w:p>
-    <w:p>
-      <w:pPr>
-        <w:spacing w:line="360" w:lineRule="auto"/>
-        <w:ind w:firstLine="709"/>
-        <w:jc w:val="both"/>
-        <w:rPr>
-          <w:rFonts w:ascii="Times New Roman" w:hAnsi="Times New Roman" w:cs="Times New Roman"/>
-          <w:sz w:val="28"/>
-          <w:szCs w:val="28"/>
-        </w:rPr>
-      </w:pPr>
-      <w:r>
-        <w:rPr>
-          <w:rFonts w:ascii="Times New Roman" w:hAnsi="Times New Roman" w:cs="Times New Roman"/>
-          <w:sz w:val="28"/>
-          <w:szCs w:val="28"/>
-        </w:rPr>
-        <w:t>Построим диаграммы для рассматриваемой системы.</w:t>
-      </w:r>
-    </w:p>
-    <w:p>
-      <w:pPr>
-        <w:spacing w:line="360" w:lineRule="auto"/>
-        <w:ind w:firstLine="709"/>
-        <w:jc w:val="both"/>
-        <w:rPr>
-          <w:rFonts w:ascii="Times New Roman" w:hAnsi="Times New Roman" w:cs="Times New Roman"/>
-          <w:sz w:val="28"/>
-          <w:szCs w:val="28"/>
-        </w:rPr>
-      </w:pPr>
-      <w:r>
-        <w:rPr>
-          <w:rFonts w:ascii="Times New Roman" w:hAnsi="Times New Roman" w:cs="Times New Roman"/>
-          <w:sz w:val="28"/>
-          <w:szCs w:val="28"/>
+          <w:noProof/>
+          <w:color w:val="000000" w:themeColor="text1"/>
+          <w:sz w:val="28"/>
+          <w:szCs w:val="28"/>
+          <w:lang w:eastAsia="ru-RU" w:bidi="ar-SA"/>
         </w:rPr>
         <w:drawing>
-          <wp:inline distT="0" distB="0" distL="0" distR="0" wp14:anchorId="50B2EA45" wp14:editId="1E504CF4">
-            <wp:extent cx="5940425" cy="3321831"/>
-            <wp:effectExtent l="0" t="0" r="3175" b="0"/>
-            <wp:docPr id="3" name="Рисунок 3"/>
+          <wp:inline distT="0" distB="0" distL="0" distR="0" wp14:anchorId="080B476E" wp14:editId="33BFF797">
+            <wp:extent cx="4940710" cy="5105400"/>
+            <wp:effectExtent l="0" t="0" r="0" b="0"/>
+            <wp:docPr id="2" name="Рисунок 2"/>
             <wp:cNvGraphicFramePr>
               <a:graphicFrameLocks xmlns:a="http://schemas.openxmlformats.org/drawingml/2006/main" noChangeAspect="1"/>
             </wp:cNvGraphicFramePr>
@@ -911,7 +1114,7 @@
                   <pic:spPr>
                     <a:xfrm>
                       <a:off x="0" y="0"/>
-                      <a:ext cx="5940425" cy="3321831"/>
+                      <a:ext cx="4941400" cy="5106113"/>
                     </a:xfrm>
                     <a:prstGeom prst="rect">
                       <a:avLst/>
@@ -923,8 +1126,299 @@
           </wp:inline>
         </w:drawing>
       </w:r>
-      <w:bookmarkStart w:id="0" w:name="_GoBack"/>
-      <w:bookmarkEnd w:id="0"/>
+    </w:p>
+    <w:p>
+      <w:pPr>
+        <w:pStyle w:val="a6"/>
+        <w:jc w:val="center"/>
+        <w:rPr>
+          <w:rFonts w:ascii="Times New Roman" w:hAnsi="Times New Roman" w:cs="Times New Roman"/>
+          <w:color w:val="000000" w:themeColor="text1"/>
+          <w:sz w:val="28"/>
+          <w:szCs w:val="28"/>
+        </w:rPr>
+      </w:pPr>
+      <w:r>
+        <w:rPr>
+          <w:rFonts w:ascii="Times New Roman" w:hAnsi="Times New Roman" w:cs="Times New Roman"/>
+          <w:color w:val="000000" w:themeColor="text1"/>
+          <w:sz w:val="28"/>
+          <w:szCs w:val="28"/>
+        </w:rPr>
+        <w:t xml:space="preserve">Рисунок </w:t>
+      </w:r>
+      <w:r>
+        <w:rPr>
+          <w:rFonts w:ascii="Times New Roman" w:hAnsi="Times New Roman" w:cs="Times New Roman"/>
+          <w:color w:val="000000" w:themeColor="text1"/>
+          <w:sz w:val="28"/>
+          <w:szCs w:val="28"/>
+        </w:rPr>
+        <w:fldChar w:fldCharType="begin"/>
+      </w:r>
+      <w:r>
+        <w:rPr>
+          <w:rFonts w:ascii="Times New Roman" w:hAnsi="Times New Roman" w:cs="Times New Roman"/>
+          <w:color w:val="000000" w:themeColor="text1"/>
+          <w:sz w:val="28"/>
+          <w:szCs w:val="28"/>
+        </w:rPr>
+        <w:instrText xml:space="preserve"> SEQ Рисунок \* ARABIC </w:instrText>
+      </w:r>
+      <w:r>
+        <w:rPr>
+          <w:rFonts w:ascii="Times New Roman" w:hAnsi="Times New Roman" w:cs="Times New Roman"/>
+          <w:color w:val="000000" w:themeColor="text1"/>
+          <w:sz w:val="28"/>
+          <w:szCs w:val="28"/>
+        </w:rPr>
+        <w:fldChar w:fldCharType="separate"/>
+      </w:r>
+      <w:r>
+        <w:rPr>
+          <w:rFonts w:ascii="Times New Roman" w:hAnsi="Times New Roman" w:cs="Times New Roman"/>
+          <w:noProof/>
+          <w:color w:val="000000" w:themeColor="text1"/>
+          <w:sz w:val="28"/>
+          <w:szCs w:val="28"/>
+        </w:rPr>
+        <w:t>2</w:t>
+      </w:r>
+      <w:r>
+        <w:rPr>
+          <w:rFonts w:ascii="Times New Roman" w:hAnsi="Times New Roman" w:cs="Times New Roman"/>
+          <w:color w:val="000000" w:themeColor="text1"/>
+          <w:sz w:val="28"/>
+          <w:szCs w:val="28"/>
+        </w:rPr>
+        <w:fldChar w:fldCharType="end"/>
+      </w:r>
+      <w:r>
+        <w:rPr>
+          <w:rFonts w:ascii="Times New Roman" w:hAnsi="Times New Roman" w:cs="Times New Roman"/>
+          <w:color w:val="000000" w:themeColor="text1"/>
+          <w:sz w:val="28"/>
+          <w:szCs w:val="28"/>
+        </w:rPr>
+        <w:t>. Диаграм</w:t>
+      </w:r>
+      <w:r>
+        <w:rPr>
+          <w:rFonts w:ascii="Times New Roman" w:hAnsi="Times New Roman" w:cs="Times New Roman"/>
+          <w:color w:val="000000" w:themeColor="text1"/>
+          <w:sz w:val="28"/>
+          <w:szCs w:val="28"/>
+        </w:rPr>
+        <w:t>м</w:t>
+      </w:r>
+      <w:r>
+        <w:rPr>
+          <w:rFonts w:ascii="Times New Roman" w:hAnsi="Times New Roman" w:cs="Times New Roman"/>
+          <w:color w:val="000000" w:themeColor="text1"/>
+          <w:sz w:val="28"/>
+          <w:szCs w:val="28"/>
+        </w:rPr>
+        <w:t>а кооперации</w:t>
+      </w:r>
+    </w:p>
+    <w:p>
+      <w:pPr>
+        <w:spacing w:line="360" w:lineRule="auto"/>
+        <w:ind w:firstLine="709"/>
+        <w:jc w:val="both"/>
+        <w:rPr>
+          <w:rFonts w:ascii="Times New Roman" w:hAnsi="Times New Roman" w:cs="Times New Roman"/>
+          <w:sz w:val="28"/>
+          <w:szCs w:val="28"/>
+        </w:rPr>
+      </w:pPr>
+    </w:p>
+    <w:p>
+      <w:pPr>
+        <w:spacing w:line="360" w:lineRule="auto"/>
+        <w:ind w:firstLine="709"/>
+        <w:jc w:val="both"/>
+        <w:rPr>
+          <w:rFonts w:ascii="Times New Roman" w:hAnsi="Times New Roman" w:cs="Times New Roman"/>
+          <w:sz w:val="28"/>
+          <w:szCs w:val="28"/>
+        </w:rPr>
+      </w:pPr>
+      <w:r>
+        <w:rPr>
+          <w:rFonts w:ascii="Times New Roman" w:hAnsi="Times New Roman" w:cs="Times New Roman"/>
+          <w:sz w:val="28"/>
+          <w:szCs w:val="28"/>
+        </w:rPr>
+        <w:t>Построим диаграммы для рассматриваемой системы.</w:t>
+      </w:r>
+    </w:p>
+    <w:p>
+      <w:pPr>
+        <w:keepNext/>
+        <w:spacing w:line="360" w:lineRule="auto"/>
+        <w:jc w:val="center"/>
+        <w:rPr>
+          <w:rFonts w:ascii="Times New Roman" w:hAnsi="Times New Roman" w:cs="Times New Roman"/>
+          <w:noProof/>
+          <w:color w:val="000000" w:themeColor="text1"/>
+          <w:sz w:val="28"/>
+          <w:szCs w:val="28"/>
+          <w:lang w:eastAsia="ru-RU" w:bidi="ar-SA"/>
+        </w:rPr>
+      </w:pPr>
+      <w:r>
+        <w:rPr>
+          <w:rFonts w:ascii="Times New Roman" w:hAnsi="Times New Roman" w:cs="Times New Roman"/>
+          <w:noProof/>
+          <w:color w:val="000000" w:themeColor="text1"/>
+          <w:sz w:val="28"/>
+          <w:szCs w:val="28"/>
+          <w:lang w:eastAsia="ru-RU" w:bidi="ar-SA"/>
+        </w:rPr>
+        <w:lastRenderedPageBreak/>
+        <w:drawing>
+          <wp:inline distT="0" distB="0" distL="0" distR="0" wp14:anchorId="3F212208" wp14:editId="75236B03">
+            <wp:extent cx="5940046" cy="3321831"/>
+            <wp:effectExtent l="0" t="0" r="3810" b="0"/>
+            <wp:docPr id="3" name="Рисунок 3"/>
+            <wp:cNvGraphicFramePr>
+              <a:graphicFrameLocks xmlns:a="http://schemas.openxmlformats.org/drawingml/2006/main" noChangeAspect="1"/>
+            </wp:cNvGraphicFramePr>
+            <a:graphic xmlns:a="http://schemas.openxmlformats.org/drawingml/2006/main">
+              <a:graphicData uri="http://schemas.openxmlformats.org/drawingml/2006/picture">
+                <pic:pic xmlns:pic="http://schemas.openxmlformats.org/drawingml/2006/picture">
+                  <pic:nvPicPr>
+                    <pic:cNvPr id="0" name=""/>
+                    <pic:cNvPicPr/>
+                  </pic:nvPicPr>
+                  <pic:blipFill>
+                    <a:blip r:embed="rId7">
+                      <a:extLst>
+                        <a:ext uri="{28A0092B-C50C-407E-A947-70E740481C1C}">
+                          <a14:useLocalDpi xmlns:a14="http://schemas.microsoft.com/office/drawing/2010/main" val="0"/>
+                        </a:ext>
+                      </a:extLst>
+                    </a:blip>
+                    <a:stretch>
+                      <a:fillRect/>
+                    </a:stretch>
+                  </pic:blipFill>
+                  <pic:spPr>
+                    <a:xfrm>
+                      <a:off x="0" y="0"/>
+                      <a:ext cx="5940046" cy="3321831"/>
+                    </a:xfrm>
+                    <a:prstGeom prst="rect">
+                      <a:avLst/>
+                    </a:prstGeom>
+                  </pic:spPr>
+                </pic:pic>
+              </a:graphicData>
+            </a:graphic>
+          </wp:inline>
+        </w:drawing>
+      </w:r>
+    </w:p>
+    <w:p>
+      <w:pPr>
+        <w:keepNext/>
+        <w:spacing w:line="360" w:lineRule="auto"/>
+        <w:jc w:val="center"/>
+        <w:rPr>
+          <w:rFonts w:ascii="Times New Roman" w:hAnsi="Times New Roman" w:cs="Times New Roman"/>
+          <w:b/>
+          <w:noProof/>
+          <w:color w:val="000000" w:themeColor="text1"/>
+          <w:sz w:val="28"/>
+          <w:szCs w:val="28"/>
+          <w:lang w:eastAsia="ru-RU" w:bidi="ar-SA"/>
+        </w:rPr>
+      </w:pPr>
+      <w:r>
+        <w:rPr>
+          <w:rFonts w:ascii="Times New Roman" w:hAnsi="Times New Roman" w:cs="Times New Roman"/>
+          <w:b/>
+          <w:noProof/>
+          <w:color w:val="000000" w:themeColor="text1"/>
+          <w:sz w:val="28"/>
+          <w:szCs w:val="28"/>
+          <w:lang w:eastAsia="ru-RU" w:bidi="ar-SA"/>
+        </w:rPr>
+        <w:t xml:space="preserve">Рисунок </w:t>
+      </w:r>
+      <w:r>
+        <w:rPr>
+          <w:rFonts w:ascii="Times New Roman" w:hAnsi="Times New Roman" w:cs="Times New Roman"/>
+          <w:b/>
+          <w:noProof/>
+          <w:color w:val="000000" w:themeColor="text1"/>
+          <w:sz w:val="28"/>
+          <w:szCs w:val="28"/>
+          <w:lang w:eastAsia="ru-RU" w:bidi="ar-SA"/>
+        </w:rPr>
+        <w:fldChar w:fldCharType="begin"/>
+      </w:r>
+      <w:r>
+        <w:rPr>
+          <w:rFonts w:ascii="Times New Roman" w:hAnsi="Times New Roman" w:cs="Times New Roman"/>
+          <w:b/>
+          <w:noProof/>
+          <w:color w:val="000000" w:themeColor="text1"/>
+          <w:sz w:val="28"/>
+          <w:szCs w:val="28"/>
+          <w:lang w:eastAsia="ru-RU" w:bidi="ar-SA"/>
+        </w:rPr>
+        <w:instrText xml:space="preserve"> SEQ Рисунок \* ARABIC </w:instrText>
+      </w:r>
+      <w:r>
+        <w:rPr>
+          <w:rFonts w:ascii="Times New Roman" w:hAnsi="Times New Roman" w:cs="Times New Roman"/>
+          <w:b/>
+          <w:noProof/>
+          <w:color w:val="000000" w:themeColor="text1"/>
+          <w:sz w:val="28"/>
+          <w:szCs w:val="28"/>
+          <w:lang w:eastAsia="ru-RU" w:bidi="ar-SA"/>
+        </w:rPr>
+        <w:fldChar w:fldCharType="separate"/>
+      </w:r>
+      <w:r>
+        <w:rPr>
+          <w:rFonts w:ascii="Times New Roman" w:hAnsi="Times New Roman" w:cs="Times New Roman"/>
+          <w:b/>
+          <w:noProof/>
+          <w:color w:val="000000" w:themeColor="text1"/>
+          <w:sz w:val="28"/>
+          <w:szCs w:val="28"/>
+          <w:lang w:eastAsia="ru-RU" w:bidi="ar-SA"/>
+        </w:rPr>
+        <w:t>3</w:t>
+      </w:r>
+      <w:r>
+        <w:rPr>
+          <w:rFonts w:ascii="Times New Roman" w:hAnsi="Times New Roman" w:cs="Times New Roman"/>
+          <w:b/>
+          <w:noProof/>
+          <w:color w:val="000000" w:themeColor="text1"/>
+          <w:sz w:val="28"/>
+          <w:szCs w:val="28"/>
+          <w:lang w:eastAsia="ru-RU" w:bidi="ar-SA"/>
+        </w:rPr>
+        <w:fldChar w:fldCharType="end"/>
+      </w:r>
+      <w:r>
+        <w:rPr>
+          <w:rFonts w:ascii="Times New Roman" w:hAnsi="Times New Roman" w:cs="Times New Roman"/>
+          <w:b/>
+          <w:noProof/>
+          <w:color w:val="000000" w:themeColor="text1"/>
+          <w:sz w:val="28"/>
+          <w:szCs w:val="28"/>
+          <w:lang w:eastAsia="ru-RU" w:bidi="ar-SA"/>
+        </w:rPr>
+        <w:t>. Диаграмма последовательности</w:t>
+      </w:r>
     </w:p>
     <w:tbl>
       <w:tblPr>
@@ -933,10 +1427,10 @@
         <w:tblLook w:val="04A0" w:firstRow="1" w:lastRow="0" w:firstColumn="1" w:lastColumn="0" w:noHBand="0" w:noVBand="1"/>
       </w:tblPr>
       <w:tblGrid>
-        <w:gridCol w:w="2392"/>
-        <w:gridCol w:w="2393"/>
-        <w:gridCol w:w="2393"/>
-        <w:gridCol w:w="2393"/>
+        <w:gridCol w:w="2346"/>
+        <w:gridCol w:w="2326"/>
+        <w:gridCol w:w="2569"/>
+        <w:gridCol w:w="2330"/>
       </w:tblGrid>
       <w:tr>
         <w:tc>
@@ -948,14 +1442,20 @@
             <w:pPr>
               <w:jc w:val="center"/>
               <w:rPr>
+                <w:rFonts w:ascii="Times New Roman" w:hAnsi="Times New Roman" w:cs="Times New Roman"/>
                 <w:b/>
                 <w:bCs/>
-              </w:rPr>
-            </w:pPr>
-            <w:r>
-              <w:rPr>
+                <w:sz w:val="28"/>
+                <w:szCs w:val="28"/>
+              </w:rPr>
+            </w:pPr>
+            <w:r>
+              <w:rPr>
+                <w:rFonts w:ascii="Times New Roman" w:hAnsi="Times New Roman" w:cs="Times New Roman"/>
                 <w:b/>
                 <w:bCs/>
+                <w:sz w:val="28"/>
+                <w:szCs w:val="28"/>
               </w:rPr>
               <w:t>Отправитель</w:t>
             </w:r>
@@ -970,14 +1470,20 @@
             <w:pPr>
               <w:jc w:val="center"/>
               <w:rPr>
+                <w:rFonts w:ascii="Times New Roman" w:hAnsi="Times New Roman" w:cs="Times New Roman"/>
                 <w:b/>
                 <w:bCs/>
-              </w:rPr>
-            </w:pPr>
-            <w:r>
-              <w:rPr>
+                <w:sz w:val="28"/>
+                <w:szCs w:val="28"/>
+              </w:rPr>
+            </w:pPr>
+            <w:r>
+              <w:rPr>
+                <w:rFonts w:ascii="Times New Roman" w:hAnsi="Times New Roman" w:cs="Times New Roman"/>
                 <w:b/>
                 <w:bCs/>
+                <w:sz w:val="28"/>
+                <w:szCs w:val="28"/>
               </w:rPr>
               <w:t>Тип сообщения</w:t>
             </w:r>
@@ -992,14 +1498,20 @@
             <w:pPr>
               <w:jc w:val="center"/>
               <w:rPr>
+                <w:rFonts w:ascii="Times New Roman" w:hAnsi="Times New Roman" w:cs="Times New Roman"/>
                 <w:b/>
                 <w:bCs/>
-              </w:rPr>
-            </w:pPr>
-            <w:r>
-              <w:rPr>
+                <w:sz w:val="28"/>
+                <w:szCs w:val="28"/>
+              </w:rPr>
+            </w:pPr>
+            <w:r>
+              <w:rPr>
+                <w:rFonts w:ascii="Times New Roman" w:hAnsi="Times New Roman" w:cs="Times New Roman"/>
                 <w:b/>
                 <w:bCs/>
+                <w:sz w:val="28"/>
+                <w:szCs w:val="28"/>
               </w:rPr>
               <w:t>Наименование</w:t>
             </w:r>
@@ -1014,14 +1526,20 @@
             <w:pPr>
               <w:jc w:val="center"/>
               <w:rPr>
+                <w:rFonts w:ascii="Times New Roman" w:hAnsi="Times New Roman" w:cs="Times New Roman"/>
                 <w:b/>
                 <w:bCs/>
-              </w:rPr>
-            </w:pPr>
-            <w:r>
-              <w:rPr>
+                <w:sz w:val="28"/>
+                <w:szCs w:val="28"/>
+              </w:rPr>
+            </w:pPr>
+            <w:r>
+              <w:rPr>
+                <w:rFonts w:ascii="Times New Roman" w:hAnsi="Times New Roman" w:cs="Times New Roman"/>
                 <w:b/>
                 <w:bCs/>
+                <w:sz w:val="28"/>
+                <w:szCs w:val="28"/>
               </w:rPr>
               <w:t>Получатель</w:t>
             </w:r>
@@ -1035,7 +1553,19 @@
             <w:vAlign w:val="center"/>
           </w:tcPr>
           <w:p>
-            <w:r>
+            <w:pPr>
+              <w:rPr>
+                <w:rFonts w:ascii="Times New Roman" w:hAnsi="Times New Roman" w:cs="Times New Roman"/>
+                <w:sz w:val="28"/>
+                <w:szCs w:val="28"/>
+              </w:rPr>
+            </w:pPr>
+            <w:r>
+              <w:rPr>
+                <w:rFonts w:ascii="Times New Roman" w:hAnsi="Times New Roman" w:cs="Times New Roman"/>
+                <w:sz w:val="28"/>
+                <w:szCs w:val="28"/>
+              </w:rPr>
               <w:t>Клиент</w:t>
             </w:r>
           </w:p>
@@ -1046,7 +1576,19 @@
             <w:vAlign w:val="center"/>
           </w:tcPr>
           <w:p>
-            <w:r>
+            <w:pPr>
+              <w:rPr>
+                <w:rFonts w:ascii="Times New Roman" w:hAnsi="Times New Roman" w:cs="Times New Roman"/>
+                <w:sz w:val="28"/>
+                <w:szCs w:val="28"/>
+              </w:rPr>
+            </w:pPr>
+            <w:r>
+              <w:rPr>
+                <w:rFonts w:ascii="Times New Roman" w:hAnsi="Times New Roman" w:cs="Times New Roman"/>
+                <w:sz w:val="28"/>
+                <w:szCs w:val="28"/>
+              </w:rPr>
               <w:t>Синхронное</w:t>
             </w:r>
           </w:p>
@@ -1057,7 +1599,19 @@
             <w:vAlign w:val="center"/>
           </w:tcPr>
           <w:p>
-            <w:r>
+            <w:pPr>
+              <w:rPr>
+                <w:rFonts w:ascii="Times New Roman" w:hAnsi="Times New Roman" w:cs="Times New Roman"/>
+                <w:sz w:val="28"/>
+                <w:szCs w:val="28"/>
+              </w:rPr>
+            </w:pPr>
+            <w:r>
+              <w:rPr>
+                <w:rFonts w:ascii="Times New Roman" w:hAnsi="Times New Roman" w:cs="Times New Roman"/>
+                <w:sz w:val="28"/>
+                <w:szCs w:val="28"/>
+              </w:rPr>
               <w:t>Заполнить и отправить форму (выбрать продукт, ввести данные)</w:t>
             </w:r>
           </w:p>
@@ -1068,8 +1622,20 @@
             <w:vAlign w:val="center"/>
           </w:tcPr>
           <w:p>
+            <w:pPr>
+              <w:rPr>
+                <w:rFonts w:ascii="Times New Roman" w:hAnsi="Times New Roman" w:cs="Times New Roman"/>
+                <w:sz w:val="28"/>
+                <w:szCs w:val="28"/>
+              </w:rPr>
+            </w:pPr>
             <w:proofErr w:type="spellStart"/>
             <w:r>
+              <w:rPr>
+                <w:rFonts w:ascii="Times New Roman" w:hAnsi="Times New Roman" w:cs="Times New Roman"/>
+                <w:sz w:val="28"/>
+                <w:szCs w:val="28"/>
+              </w:rPr>
               <w:t>AppForm</w:t>
             </w:r>
             <w:proofErr w:type="spellEnd"/>
@@ -1083,8 +1649,20 @@
             <w:vAlign w:val="center"/>
           </w:tcPr>
           <w:p>
+            <w:pPr>
+              <w:rPr>
+                <w:rFonts w:ascii="Times New Roman" w:hAnsi="Times New Roman" w:cs="Times New Roman"/>
+                <w:sz w:val="28"/>
+                <w:szCs w:val="28"/>
+              </w:rPr>
+            </w:pPr>
             <w:proofErr w:type="spellStart"/>
             <w:r>
+              <w:rPr>
+                <w:rFonts w:ascii="Times New Roman" w:hAnsi="Times New Roman" w:cs="Times New Roman"/>
+                <w:sz w:val="28"/>
+                <w:szCs w:val="28"/>
+              </w:rPr>
               <w:t>AppForm</w:t>
             </w:r>
             <w:proofErr w:type="spellEnd"/>
@@ -1096,7 +1674,19 @@
             <w:vAlign w:val="center"/>
           </w:tcPr>
           <w:p>
-            <w:r>
+            <w:pPr>
+              <w:rPr>
+                <w:rFonts w:ascii="Times New Roman" w:hAnsi="Times New Roman" w:cs="Times New Roman"/>
+                <w:sz w:val="28"/>
+                <w:szCs w:val="28"/>
+              </w:rPr>
+            </w:pPr>
+            <w:r>
+              <w:rPr>
+                <w:rFonts w:ascii="Times New Roman" w:hAnsi="Times New Roman" w:cs="Times New Roman"/>
+                <w:sz w:val="28"/>
+                <w:szCs w:val="28"/>
+              </w:rPr>
               <w:t>Синхронное</w:t>
             </w:r>
           </w:p>
@@ -1107,7 +1697,19 @@
             <w:vAlign w:val="center"/>
           </w:tcPr>
           <w:p>
-            <w:r>
+            <w:pPr>
+              <w:rPr>
+                <w:rFonts w:ascii="Times New Roman" w:hAnsi="Times New Roman" w:cs="Times New Roman"/>
+                <w:sz w:val="28"/>
+                <w:szCs w:val="28"/>
+              </w:rPr>
+            </w:pPr>
+            <w:r>
+              <w:rPr>
+                <w:rFonts w:ascii="Times New Roman" w:hAnsi="Times New Roman" w:cs="Times New Roman"/>
+                <w:sz w:val="28"/>
+                <w:szCs w:val="28"/>
+              </w:rPr>
               <w:t>Создать заявку (данные клиента, ID продукта)</w:t>
             </w:r>
           </w:p>
@@ -1118,8 +1720,20 @@
             <w:vAlign w:val="center"/>
           </w:tcPr>
           <w:p>
+            <w:pPr>
+              <w:rPr>
+                <w:rFonts w:ascii="Times New Roman" w:hAnsi="Times New Roman" w:cs="Times New Roman"/>
+                <w:sz w:val="28"/>
+                <w:szCs w:val="28"/>
+              </w:rPr>
+            </w:pPr>
             <w:proofErr w:type="spellStart"/>
             <w:r>
+              <w:rPr>
+                <w:rFonts w:ascii="Times New Roman" w:hAnsi="Times New Roman" w:cs="Times New Roman"/>
+                <w:sz w:val="28"/>
+                <w:szCs w:val="28"/>
+              </w:rPr>
               <w:t>FillingApp</w:t>
             </w:r>
             <w:proofErr w:type="spellEnd"/>
@@ -1133,8 +1747,20 @@
             <w:vAlign w:val="center"/>
           </w:tcPr>
           <w:p>
+            <w:pPr>
+              <w:rPr>
+                <w:rFonts w:ascii="Times New Roman" w:hAnsi="Times New Roman" w:cs="Times New Roman"/>
+                <w:sz w:val="28"/>
+                <w:szCs w:val="28"/>
+              </w:rPr>
+            </w:pPr>
             <w:proofErr w:type="spellStart"/>
             <w:r>
+              <w:rPr>
+                <w:rFonts w:ascii="Times New Roman" w:hAnsi="Times New Roman" w:cs="Times New Roman"/>
+                <w:sz w:val="28"/>
+                <w:szCs w:val="28"/>
+              </w:rPr>
               <w:t>FillingApp</w:t>
             </w:r>
             <w:proofErr w:type="spellEnd"/>
@@ -1146,7 +1772,19 @@
             <w:vAlign w:val="center"/>
           </w:tcPr>
           <w:p>
-            <w:r>
+            <w:pPr>
+              <w:rPr>
+                <w:rFonts w:ascii="Times New Roman" w:hAnsi="Times New Roman" w:cs="Times New Roman"/>
+                <w:sz w:val="28"/>
+                <w:szCs w:val="28"/>
+              </w:rPr>
+            </w:pPr>
+            <w:r>
+              <w:rPr>
+                <w:rFonts w:ascii="Times New Roman" w:hAnsi="Times New Roman" w:cs="Times New Roman"/>
+                <w:sz w:val="28"/>
+                <w:szCs w:val="28"/>
+              </w:rPr>
               <w:t>Синхронное</w:t>
             </w:r>
           </w:p>
@@ -1157,7 +1795,19 @@
             <w:vAlign w:val="center"/>
           </w:tcPr>
           <w:p>
-            <w:r>
+            <w:pPr>
+              <w:rPr>
+                <w:rFonts w:ascii="Times New Roman" w:hAnsi="Times New Roman" w:cs="Times New Roman"/>
+                <w:sz w:val="28"/>
+                <w:szCs w:val="28"/>
+              </w:rPr>
+            </w:pPr>
+            <w:r>
+              <w:rPr>
+                <w:rFonts w:ascii="Times New Roman" w:hAnsi="Times New Roman" w:cs="Times New Roman"/>
+                <w:sz w:val="28"/>
+                <w:szCs w:val="28"/>
+              </w:rPr>
               <w:t>Запросить бухгалтерские данные (ИНН, период)</w:t>
             </w:r>
           </w:p>
@@ -1168,8 +1818,20 @@
             <w:vAlign w:val="center"/>
           </w:tcPr>
           <w:p>
+            <w:pPr>
+              <w:rPr>
+                <w:rFonts w:ascii="Times New Roman" w:hAnsi="Times New Roman" w:cs="Times New Roman"/>
+                <w:sz w:val="28"/>
+                <w:szCs w:val="28"/>
+              </w:rPr>
+            </w:pPr>
             <w:proofErr w:type="spellStart"/>
             <w:r>
+              <w:rPr>
+                <w:rFonts w:ascii="Times New Roman" w:hAnsi="Times New Roman" w:cs="Times New Roman"/>
+                <w:sz w:val="28"/>
+                <w:szCs w:val="28"/>
+              </w:rPr>
               <w:t>Integration</w:t>
             </w:r>
             <w:proofErr w:type="spellEnd"/>
@@ -1183,8 +1845,20 @@
             <w:vAlign w:val="center"/>
           </w:tcPr>
           <w:p>
+            <w:pPr>
+              <w:rPr>
+                <w:rFonts w:ascii="Times New Roman" w:hAnsi="Times New Roman" w:cs="Times New Roman"/>
+                <w:sz w:val="28"/>
+                <w:szCs w:val="28"/>
+              </w:rPr>
+            </w:pPr>
             <w:proofErr w:type="spellStart"/>
             <w:r>
+              <w:rPr>
+                <w:rFonts w:ascii="Times New Roman" w:hAnsi="Times New Roman" w:cs="Times New Roman"/>
+                <w:sz w:val="28"/>
+                <w:szCs w:val="28"/>
+              </w:rPr>
               <w:t>Integration</w:t>
             </w:r>
             <w:proofErr w:type="spellEnd"/>
@@ -1196,7 +1870,19 @@
             <w:vAlign w:val="center"/>
           </w:tcPr>
           <w:p>
-            <w:r>
+            <w:pPr>
+              <w:rPr>
+                <w:rFonts w:ascii="Times New Roman" w:hAnsi="Times New Roman" w:cs="Times New Roman"/>
+                <w:sz w:val="28"/>
+                <w:szCs w:val="28"/>
+              </w:rPr>
+            </w:pPr>
+            <w:r>
+              <w:rPr>
+                <w:rFonts w:ascii="Times New Roman" w:hAnsi="Times New Roman" w:cs="Times New Roman"/>
+                <w:sz w:val="28"/>
+                <w:szCs w:val="28"/>
+              </w:rPr>
               <w:t>Синхронное</w:t>
             </w:r>
           </w:p>
@@ -1207,7 +1893,19 @@
             <w:vAlign w:val="center"/>
           </w:tcPr>
           <w:p>
-            <w:r>
+            <w:pPr>
+              <w:rPr>
+                <w:rFonts w:ascii="Times New Roman" w:hAnsi="Times New Roman" w:cs="Times New Roman"/>
+                <w:sz w:val="28"/>
+                <w:szCs w:val="28"/>
+              </w:rPr>
+            </w:pPr>
+            <w:r>
+              <w:rPr>
+                <w:rFonts w:ascii="Times New Roman" w:hAnsi="Times New Roman" w:cs="Times New Roman"/>
+                <w:sz w:val="28"/>
+                <w:szCs w:val="28"/>
+              </w:rPr>
               <w:t>Импорт баланса и отчетов (запрос к API 1С)</w:t>
             </w:r>
           </w:p>
@@ -1218,7 +1916,19 @@
             <w:vAlign w:val="center"/>
           </w:tcPr>
           <w:p>
-            <w:r>
+            <w:pPr>
+              <w:rPr>
+                <w:rFonts w:ascii="Times New Roman" w:hAnsi="Times New Roman" w:cs="Times New Roman"/>
+                <w:sz w:val="28"/>
+                <w:szCs w:val="28"/>
+              </w:rPr>
+            </w:pPr>
+            <w:r>
+              <w:rPr>
+                <w:rFonts w:ascii="Times New Roman" w:hAnsi="Times New Roman" w:cs="Times New Roman"/>
+                <w:sz w:val="28"/>
+                <w:szCs w:val="28"/>
+              </w:rPr>
               <w:t>1С (внешняя система)</w:t>
             </w:r>
           </w:p>
@@ -1231,7 +1941,19 @@
             <w:vAlign w:val="center"/>
           </w:tcPr>
           <w:p>
-            <w:r>
+            <w:pPr>
+              <w:rPr>
+                <w:rFonts w:ascii="Times New Roman" w:hAnsi="Times New Roman" w:cs="Times New Roman"/>
+                <w:sz w:val="28"/>
+                <w:szCs w:val="28"/>
+              </w:rPr>
+            </w:pPr>
+            <w:r>
+              <w:rPr>
+                <w:rFonts w:ascii="Times New Roman" w:hAnsi="Times New Roman" w:cs="Times New Roman"/>
+                <w:sz w:val="28"/>
+                <w:szCs w:val="28"/>
+              </w:rPr>
               <w:t>1С</w:t>
             </w:r>
           </w:p>
@@ -1242,7 +1964,19 @@
             <w:vAlign w:val="center"/>
           </w:tcPr>
           <w:p>
-            <w:r>
+            <w:pPr>
+              <w:rPr>
+                <w:rFonts w:ascii="Times New Roman" w:hAnsi="Times New Roman" w:cs="Times New Roman"/>
+                <w:sz w:val="28"/>
+                <w:szCs w:val="28"/>
+              </w:rPr>
+            </w:pPr>
+            <w:r>
+              <w:rPr>
+                <w:rFonts w:ascii="Times New Roman" w:hAnsi="Times New Roman" w:cs="Times New Roman"/>
+                <w:sz w:val="28"/>
+                <w:szCs w:val="28"/>
+              </w:rPr>
               <w:t>Возврат</w:t>
             </w:r>
           </w:p>
@@ -1253,7 +1987,19 @@
             <w:vAlign w:val="center"/>
           </w:tcPr>
           <w:p>
-            <w:r>
+            <w:pPr>
+              <w:rPr>
+                <w:rFonts w:ascii="Times New Roman" w:hAnsi="Times New Roman" w:cs="Times New Roman"/>
+                <w:sz w:val="28"/>
+                <w:szCs w:val="28"/>
+              </w:rPr>
+            </w:pPr>
+            <w:r>
+              <w:rPr>
+                <w:rFonts w:ascii="Times New Roman" w:hAnsi="Times New Roman" w:cs="Times New Roman"/>
+                <w:sz w:val="28"/>
+                <w:szCs w:val="28"/>
+              </w:rPr>
               <w:t>Вернуть данные отчетности</w:t>
             </w:r>
           </w:p>
@@ -1264,8 +2010,20 @@
             <w:vAlign w:val="center"/>
           </w:tcPr>
           <w:p>
+            <w:pPr>
+              <w:rPr>
+                <w:rFonts w:ascii="Times New Roman" w:hAnsi="Times New Roman" w:cs="Times New Roman"/>
+                <w:sz w:val="28"/>
+                <w:szCs w:val="28"/>
+              </w:rPr>
+            </w:pPr>
             <w:proofErr w:type="spellStart"/>
             <w:r>
+              <w:rPr>
+                <w:rFonts w:ascii="Times New Roman" w:hAnsi="Times New Roman" w:cs="Times New Roman"/>
+                <w:sz w:val="28"/>
+                <w:szCs w:val="28"/>
+              </w:rPr>
               <w:t>Integration</w:t>
             </w:r>
             <w:proofErr w:type="spellEnd"/>
@@ -1279,8 +2037,20 @@
             <w:vAlign w:val="center"/>
           </w:tcPr>
           <w:p>
+            <w:pPr>
+              <w:rPr>
+                <w:rFonts w:ascii="Times New Roman" w:hAnsi="Times New Roman" w:cs="Times New Roman"/>
+                <w:sz w:val="28"/>
+                <w:szCs w:val="28"/>
+              </w:rPr>
+            </w:pPr>
             <w:proofErr w:type="spellStart"/>
             <w:r>
+              <w:rPr>
+                <w:rFonts w:ascii="Times New Roman" w:hAnsi="Times New Roman" w:cs="Times New Roman"/>
+                <w:sz w:val="28"/>
+                <w:szCs w:val="28"/>
+              </w:rPr>
               <w:t>Integration</w:t>
             </w:r>
             <w:proofErr w:type="spellEnd"/>
@@ -1292,7 +2062,19 @@
             <w:vAlign w:val="center"/>
           </w:tcPr>
           <w:p>
-            <w:r>
+            <w:pPr>
+              <w:rPr>
+                <w:rFonts w:ascii="Times New Roman" w:hAnsi="Times New Roman" w:cs="Times New Roman"/>
+                <w:sz w:val="28"/>
+                <w:szCs w:val="28"/>
+              </w:rPr>
+            </w:pPr>
+            <w:r>
+              <w:rPr>
+                <w:rFonts w:ascii="Times New Roman" w:hAnsi="Times New Roman" w:cs="Times New Roman"/>
+                <w:sz w:val="28"/>
+                <w:szCs w:val="28"/>
+              </w:rPr>
               <w:t>Возврат</w:t>
             </w:r>
           </w:p>
@@ -1303,15 +2085,37 @@
             <w:vAlign w:val="center"/>
           </w:tcPr>
           <w:p>
-            <w:r>
+            <w:pPr>
+              <w:rPr>
+                <w:rFonts w:ascii="Times New Roman" w:hAnsi="Times New Roman" w:cs="Times New Roman"/>
+                <w:sz w:val="28"/>
+                <w:szCs w:val="28"/>
+              </w:rPr>
+            </w:pPr>
+            <w:r>
+              <w:rPr>
+                <w:rFonts w:ascii="Times New Roman" w:hAnsi="Times New Roman" w:cs="Times New Roman"/>
+                <w:sz w:val="28"/>
+                <w:szCs w:val="28"/>
+              </w:rPr>
               <w:t xml:space="preserve">Вернуть структурированные данные (объект </w:t>
             </w:r>
             <w:proofErr w:type="spellStart"/>
             <w:r>
+              <w:rPr>
+                <w:rFonts w:ascii="Times New Roman" w:hAnsi="Times New Roman" w:cs="Times New Roman"/>
+                <w:sz w:val="28"/>
+                <w:szCs w:val="28"/>
+              </w:rPr>
               <w:t>Document</w:t>
             </w:r>
             <w:proofErr w:type="spellEnd"/>
             <w:r>
+              <w:rPr>
+                <w:rFonts w:ascii="Times New Roman" w:hAnsi="Times New Roman" w:cs="Times New Roman"/>
+                <w:sz w:val="28"/>
+                <w:szCs w:val="28"/>
+              </w:rPr>
               <w:t>)</w:t>
             </w:r>
           </w:p>
@@ -1322,8 +2126,20 @@
             <w:vAlign w:val="center"/>
           </w:tcPr>
           <w:p>
+            <w:pPr>
+              <w:rPr>
+                <w:rFonts w:ascii="Times New Roman" w:hAnsi="Times New Roman" w:cs="Times New Roman"/>
+                <w:sz w:val="28"/>
+                <w:szCs w:val="28"/>
+              </w:rPr>
+            </w:pPr>
             <w:proofErr w:type="spellStart"/>
             <w:r>
+              <w:rPr>
+                <w:rFonts w:ascii="Times New Roman" w:hAnsi="Times New Roman" w:cs="Times New Roman"/>
+                <w:sz w:val="28"/>
+                <w:szCs w:val="28"/>
+              </w:rPr>
               <w:t>FillingApp</w:t>
             </w:r>
             <w:proofErr w:type="spellEnd"/>
@@ -1337,8 +2153,20 @@
             <w:vAlign w:val="center"/>
           </w:tcPr>
           <w:p>
+            <w:pPr>
+              <w:rPr>
+                <w:rFonts w:ascii="Times New Roman" w:hAnsi="Times New Roman" w:cs="Times New Roman"/>
+                <w:sz w:val="28"/>
+                <w:szCs w:val="28"/>
+              </w:rPr>
+            </w:pPr>
             <w:proofErr w:type="spellStart"/>
             <w:r>
+              <w:rPr>
+                <w:rFonts w:ascii="Times New Roman" w:hAnsi="Times New Roman" w:cs="Times New Roman"/>
+                <w:sz w:val="28"/>
+                <w:szCs w:val="28"/>
+              </w:rPr>
               <w:t>FillingApp</w:t>
             </w:r>
             <w:proofErr w:type="spellEnd"/>
@@ -1350,7 +2178,19 @@
             <w:vAlign w:val="center"/>
           </w:tcPr>
           <w:p>
-            <w:r>
+            <w:pPr>
+              <w:rPr>
+                <w:rFonts w:ascii="Times New Roman" w:hAnsi="Times New Roman" w:cs="Times New Roman"/>
+                <w:sz w:val="28"/>
+                <w:szCs w:val="28"/>
+              </w:rPr>
+            </w:pPr>
+            <w:r>
+              <w:rPr>
+                <w:rFonts w:ascii="Times New Roman" w:hAnsi="Times New Roman" w:cs="Times New Roman"/>
+                <w:sz w:val="28"/>
+                <w:szCs w:val="28"/>
+              </w:rPr>
               <w:t>Синхронное</w:t>
             </w:r>
           </w:p>
@@ -1361,32 +2201,61 @@
             <w:vAlign w:val="center"/>
           </w:tcPr>
           <w:p>
-            <w:r>
-              <w:t xml:space="preserve">Сохранить данные </w:t>
-            </w:r>
-            <w:r>
-              <w:lastRenderedPageBreak/>
-              <w:t>клиента и загруженные документы</w:t>
-            </w:r>
-          </w:p>
-        </w:tc>
-        <w:tc>
-          <w:tcPr>
-            <w:tcW w:w="2393" w:type="dxa"/>
-            <w:vAlign w:val="center"/>
-          </w:tcPr>
-          <w:p>
+            <w:pPr>
+              <w:rPr>
+                <w:rFonts w:ascii="Times New Roman" w:hAnsi="Times New Roman" w:cs="Times New Roman"/>
+                <w:sz w:val="28"/>
+                <w:szCs w:val="28"/>
+              </w:rPr>
+            </w:pPr>
+            <w:r>
+              <w:rPr>
+                <w:rFonts w:ascii="Times New Roman" w:hAnsi="Times New Roman" w:cs="Times New Roman"/>
+                <w:sz w:val="28"/>
+                <w:szCs w:val="28"/>
+              </w:rPr>
+              <w:t>Сохранить данные клиента и загруженные документы</w:t>
+            </w:r>
+          </w:p>
+        </w:tc>
+        <w:tc>
+          <w:tcPr>
+            <w:tcW w:w="2393" w:type="dxa"/>
+            <w:vAlign w:val="center"/>
+          </w:tcPr>
+          <w:p>
+            <w:pPr>
+              <w:rPr>
+                <w:rFonts w:ascii="Times New Roman" w:hAnsi="Times New Roman" w:cs="Times New Roman"/>
+                <w:sz w:val="28"/>
+                <w:szCs w:val="28"/>
+              </w:rPr>
+            </w:pPr>
             <w:proofErr w:type="spellStart"/>
             <w:r>
-              <w:lastRenderedPageBreak/>
+              <w:rPr>
+                <w:rFonts w:ascii="Times New Roman" w:hAnsi="Times New Roman" w:cs="Times New Roman"/>
+                <w:sz w:val="28"/>
+                <w:szCs w:val="28"/>
+              </w:rPr>
               <w:t>Client</w:t>
             </w:r>
             <w:proofErr w:type="spellEnd"/>
             <w:r>
+              <w:rPr>
+                <w:rFonts w:ascii="Times New Roman" w:hAnsi="Times New Roman" w:cs="Times New Roman"/>
+                <w:sz w:val="28"/>
+                <w:szCs w:val="28"/>
+              </w:rPr>
               <w:t xml:space="preserve">, </w:t>
             </w:r>
             <w:proofErr w:type="spellStart"/>
             <w:r>
+              <w:rPr>
+                <w:rFonts w:ascii="Times New Roman" w:hAnsi="Times New Roman" w:cs="Times New Roman"/>
+                <w:sz w:val="28"/>
+                <w:szCs w:val="28"/>
+              </w:rPr>
               <w:t>Document</w:t>
             </w:r>
             <w:proofErr w:type="spellEnd"/>
@@ -1400,8 +2269,128 @@
             <w:vAlign w:val="center"/>
           </w:tcPr>
           <w:p>
+            <w:pPr>
+              <w:rPr>
+                <w:rFonts w:ascii="Times New Roman" w:hAnsi="Times New Roman" w:cs="Times New Roman"/>
+                <w:sz w:val="28"/>
+                <w:szCs w:val="28"/>
+              </w:rPr>
+            </w:pPr>
             <w:proofErr w:type="spellStart"/>
             <w:r>
+              <w:rPr>
+                <w:rFonts w:ascii="Times New Roman" w:hAnsi="Times New Roman" w:cs="Times New Roman"/>
+                <w:sz w:val="28"/>
+                <w:szCs w:val="28"/>
+              </w:rPr>
+              <w:t>FillingApp</w:t>
+            </w:r>
+            <w:proofErr w:type="spellEnd"/>
+          </w:p>
+        </w:tc>
+        <w:tc>
+          <w:tcPr>
+            <w:tcW w:w="2393" w:type="dxa"/>
+            <w:vAlign w:val="center"/>
+          </w:tcPr>
+          <w:p>
+            <w:pPr>
+              <w:rPr>
+                <w:rFonts w:ascii="Times New Roman" w:hAnsi="Times New Roman" w:cs="Times New Roman"/>
+                <w:sz w:val="28"/>
+                <w:szCs w:val="28"/>
+              </w:rPr>
+            </w:pPr>
+            <w:r>
+              <w:rPr>
+                <w:rFonts w:ascii="Times New Roman" w:hAnsi="Times New Roman" w:cs="Times New Roman"/>
+                <w:sz w:val="28"/>
+                <w:szCs w:val="28"/>
+              </w:rPr>
+              <w:t>Синхронное</w:t>
+            </w:r>
+          </w:p>
+        </w:tc>
+        <w:tc>
+          <w:tcPr>
+            <w:tcW w:w="2393" w:type="dxa"/>
+            <w:vAlign w:val="center"/>
+          </w:tcPr>
+          <w:p>
+            <w:pPr>
+              <w:rPr>
+                <w:rFonts w:ascii="Times New Roman" w:hAnsi="Times New Roman" w:cs="Times New Roman"/>
+                <w:sz w:val="28"/>
+                <w:szCs w:val="28"/>
+              </w:rPr>
+            </w:pPr>
+            <w:r>
+              <w:rPr>
+                <w:rFonts w:ascii="Times New Roman" w:hAnsi="Times New Roman" w:cs="Times New Roman"/>
+                <w:sz w:val="28"/>
+                <w:szCs w:val="28"/>
+              </w:rPr>
+              <w:t xml:space="preserve">Создать и </w:t>
+            </w:r>
+            <w:r>
+              <w:rPr>
+                <w:rFonts w:ascii="Times New Roman" w:hAnsi="Times New Roman" w:cs="Times New Roman"/>
+                <w:sz w:val="28"/>
+                <w:szCs w:val="28"/>
+              </w:rPr>
+              <w:lastRenderedPageBreak/>
+              <w:t>сохранить заявку</w:t>
+            </w:r>
+          </w:p>
+        </w:tc>
+        <w:tc>
+          <w:tcPr>
+            <w:tcW w:w="2393" w:type="dxa"/>
+            <w:vAlign w:val="center"/>
+          </w:tcPr>
+          <w:p>
+            <w:pPr>
+              <w:rPr>
+                <w:rFonts w:ascii="Times New Roman" w:hAnsi="Times New Roman" w:cs="Times New Roman"/>
+                <w:sz w:val="28"/>
+                <w:szCs w:val="28"/>
+              </w:rPr>
+            </w:pPr>
+            <w:proofErr w:type="spellStart"/>
+            <w:r>
+              <w:rPr>
+                <w:rFonts w:ascii="Times New Roman" w:hAnsi="Times New Roman" w:cs="Times New Roman"/>
+                <w:sz w:val="28"/>
+                <w:szCs w:val="28"/>
+              </w:rPr>
+              <w:lastRenderedPageBreak/>
+              <w:t>Application</w:t>
+            </w:r>
+            <w:proofErr w:type="spellEnd"/>
+          </w:p>
+        </w:tc>
+      </w:tr>
+      <w:tr>
+        <w:tc>
+          <w:tcPr>
+            <w:tcW w:w="2392" w:type="dxa"/>
+            <w:vAlign w:val="center"/>
+          </w:tcPr>
+          <w:p>
+            <w:pPr>
+              <w:rPr>
+                <w:rFonts w:ascii="Times New Roman" w:hAnsi="Times New Roman" w:cs="Times New Roman"/>
+                <w:sz w:val="28"/>
+                <w:szCs w:val="28"/>
+              </w:rPr>
+            </w:pPr>
+            <w:proofErr w:type="spellStart"/>
+            <w:r>
+              <w:rPr>
+                <w:rFonts w:ascii="Times New Roman" w:hAnsi="Times New Roman" w:cs="Times New Roman"/>
+                <w:sz w:val="28"/>
+                <w:szCs w:val="28"/>
+              </w:rPr>
               <w:lastRenderedPageBreak/>
               <w:t>FillingApp</w:t>
             </w:r>
@@ -1414,31 +2403,67 @@
             <w:vAlign w:val="center"/>
           </w:tcPr>
           <w:p>
-            <w:r>
-              <w:t>Синхронное</w:t>
-            </w:r>
-          </w:p>
-        </w:tc>
-        <w:tc>
-          <w:tcPr>
-            <w:tcW w:w="2393" w:type="dxa"/>
-            <w:vAlign w:val="center"/>
-          </w:tcPr>
-          <w:p>
-            <w:r>
-              <w:t>Создать и сохранить заявку</w:t>
-            </w:r>
-          </w:p>
-        </w:tc>
-        <w:tc>
-          <w:tcPr>
-            <w:tcW w:w="2393" w:type="dxa"/>
-            <w:vAlign w:val="center"/>
-          </w:tcPr>
-          <w:p>
+            <w:pPr>
+              <w:rPr>
+                <w:rFonts w:ascii="Times New Roman" w:hAnsi="Times New Roman" w:cs="Times New Roman"/>
+                <w:sz w:val="28"/>
+                <w:szCs w:val="28"/>
+              </w:rPr>
+            </w:pPr>
+            <w:r>
+              <w:rPr>
+                <w:rFonts w:ascii="Times New Roman" w:hAnsi="Times New Roman" w:cs="Times New Roman"/>
+                <w:sz w:val="28"/>
+                <w:szCs w:val="28"/>
+              </w:rPr>
+              <w:t>Возврат</w:t>
+            </w:r>
+          </w:p>
+        </w:tc>
+        <w:tc>
+          <w:tcPr>
+            <w:tcW w:w="2393" w:type="dxa"/>
+            <w:vAlign w:val="center"/>
+          </w:tcPr>
+          <w:p>
+            <w:pPr>
+              <w:rPr>
+                <w:rFonts w:ascii="Times New Roman" w:hAnsi="Times New Roman" w:cs="Times New Roman"/>
+                <w:sz w:val="28"/>
+                <w:szCs w:val="28"/>
+              </w:rPr>
+            </w:pPr>
+            <w:r>
+              <w:rPr>
+                <w:rFonts w:ascii="Times New Roman" w:hAnsi="Times New Roman" w:cs="Times New Roman"/>
+                <w:sz w:val="28"/>
+                <w:szCs w:val="28"/>
+              </w:rPr>
+              <w:t>Идентификатор созданной заявки</w:t>
+            </w:r>
+          </w:p>
+        </w:tc>
+        <w:tc>
+          <w:tcPr>
+            <w:tcW w:w="2393" w:type="dxa"/>
+            <w:vAlign w:val="center"/>
+          </w:tcPr>
+          <w:p>
+            <w:pPr>
+              <w:rPr>
+                <w:rFonts w:ascii="Times New Roman" w:hAnsi="Times New Roman" w:cs="Times New Roman"/>
+                <w:sz w:val="28"/>
+                <w:szCs w:val="28"/>
+              </w:rPr>
+            </w:pPr>
             <w:proofErr w:type="spellStart"/>
             <w:r>
-              <w:t>Application</w:t>
+              <w:rPr>
+                <w:rFonts w:ascii="Times New Roman" w:hAnsi="Times New Roman" w:cs="Times New Roman"/>
+                <w:sz w:val="28"/>
+                <w:szCs w:val="28"/>
+              </w:rPr>
+              <w:t>AppForm</w:t>
             </w:r>
             <w:proofErr w:type="spellEnd"/>
           </w:p>
@@ -1451,9 +2476,21 @@
             <w:vAlign w:val="center"/>
           </w:tcPr>
           <w:p>
+            <w:pPr>
+              <w:rPr>
+                <w:rFonts w:ascii="Times New Roman" w:hAnsi="Times New Roman" w:cs="Times New Roman"/>
+                <w:sz w:val="28"/>
+                <w:szCs w:val="28"/>
+              </w:rPr>
+            </w:pPr>
             <w:proofErr w:type="spellStart"/>
             <w:r>
-              <w:t>FillingApp</w:t>
+              <w:rPr>
+                <w:rFonts w:ascii="Times New Roman" w:hAnsi="Times New Roman" w:cs="Times New Roman"/>
+                <w:sz w:val="28"/>
+                <w:szCs w:val="28"/>
+              </w:rPr>
+              <w:t>AppForm</w:t>
             </w:r>
             <w:proofErr w:type="spellEnd"/>
           </w:p>
@@ -1464,7 +2501,19 @@
             <w:vAlign w:val="center"/>
           </w:tcPr>
           <w:p>
-            <w:r>
+            <w:pPr>
+              <w:rPr>
+                <w:rFonts w:ascii="Times New Roman" w:hAnsi="Times New Roman" w:cs="Times New Roman"/>
+                <w:sz w:val="28"/>
+                <w:szCs w:val="28"/>
+              </w:rPr>
+            </w:pPr>
+            <w:r>
+              <w:rPr>
+                <w:rFonts w:ascii="Times New Roman" w:hAnsi="Times New Roman" w:cs="Times New Roman"/>
+                <w:sz w:val="28"/>
+                <w:szCs w:val="28"/>
+              </w:rPr>
               <w:t>Возврат</w:t>
             </w:r>
           </w:p>
@@ -1475,57 +2524,19 @@
             <w:vAlign w:val="center"/>
           </w:tcPr>
           <w:p>
-            <w:r>
-              <w:t>Идентификатор созданной заявки</w:t>
-            </w:r>
-          </w:p>
-        </w:tc>
-        <w:tc>
-          <w:tcPr>
-            <w:tcW w:w="2393" w:type="dxa"/>
-            <w:vAlign w:val="center"/>
-          </w:tcPr>
-          <w:p>
-            <w:proofErr w:type="spellStart"/>
-            <w:r>
-              <w:t>AppForm</w:t>
-            </w:r>
-            <w:proofErr w:type="spellEnd"/>
-          </w:p>
-        </w:tc>
-      </w:tr>
-      <w:tr>
-        <w:tc>
-          <w:tcPr>
-            <w:tcW w:w="2392" w:type="dxa"/>
-            <w:vAlign w:val="center"/>
-          </w:tcPr>
-          <w:p>
-            <w:proofErr w:type="spellStart"/>
-            <w:r>
-              <w:t>AppForm</w:t>
-            </w:r>
-            <w:proofErr w:type="spellEnd"/>
-          </w:p>
-        </w:tc>
-        <w:tc>
-          <w:tcPr>
-            <w:tcW w:w="2393" w:type="dxa"/>
-            <w:vAlign w:val="center"/>
-          </w:tcPr>
-          <w:p>
-            <w:r>
-              <w:t>Возврат</w:t>
-            </w:r>
-          </w:p>
-        </w:tc>
-        <w:tc>
-          <w:tcPr>
-            <w:tcW w:w="2393" w:type="dxa"/>
-            <w:vAlign w:val="center"/>
-          </w:tcPr>
-          <w:p>
-            <w:r>
+            <w:pPr>
+              <w:rPr>
+                <w:rFonts w:ascii="Times New Roman" w:hAnsi="Times New Roman" w:cs="Times New Roman"/>
+                <w:sz w:val="28"/>
+                <w:szCs w:val="28"/>
+              </w:rPr>
+            </w:pPr>
+            <w:r>
+              <w:rPr>
+                <w:rFonts w:ascii="Times New Roman" w:hAnsi="Times New Roman" w:cs="Times New Roman"/>
+                <w:sz w:val="28"/>
+                <w:szCs w:val="28"/>
+              </w:rPr>
               <w:t>Уведомление об успешной подаче (ID заявки)</w:t>
             </w:r>
           </w:p>
@@ -1536,7 +2547,19 @@
             <w:vAlign w:val="center"/>
           </w:tcPr>
           <w:p>
-            <w:r>
+            <w:pPr>
+              <w:rPr>
+                <w:rFonts w:ascii="Times New Roman" w:hAnsi="Times New Roman" w:cs="Times New Roman"/>
+                <w:sz w:val="28"/>
+                <w:szCs w:val="28"/>
+              </w:rPr>
+            </w:pPr>
+            <w:r>
+              <w:rPr>
+                <w:rFonts w:ascii="Times New Roman" w:hAnsi="Times New Roman" w:cs="Times New Roman"/>
+                <w:sz w:val="28"/>
+                <w:szCs w:val="28"/>
+              </w:rPr>
               <w:t>Клиент</w:t>
             </w:r>
           </w:p>
@@ -1557,36 +2580,167 @@
     </w:p>
     <w:p>
       <w:pPr>
+        <w:keepNext/>
         <w:spacing w:line="360" w:lineRule="auto"/>
-        <w:ind w:firstLine="709"/>
-        <w:jc w:val="both"/>
-        <w:rPr>
-          <w:rFonts w:ascii="Times New Roman" w:hAnsi="Times New Roman" w:cs="Times New Roman"/>
-          <w:sz w:val="28"/>
-          <w:szCs w:val="28"/>
+        <w:jc w:val="center"/>
+        <w:rPr>
+          <w:rFonts w:ascii="Times New Roman" w:hAnsi="Times New Roman" w:cs="Times New Roman"/>
+          <w:b/>
+          <w:noProof/>
+          <w:color w:val="000000" w:themeColor="text1"/>
+          <w:sz w:val="28"/>
+          <w:szCs w:val="28"/>
+          <w:lang w:eastAsia="ru-RU" w:bidi="ar-SA"/>
         </w:rPr>
       </w:pPr>
       <w:r>
         <w:rPr>
           <w:rFonts w:ascii="Times New Roman" w:hAnsi="Times New Roman" w:cs="Times New Roman"/>
-          <w:sz w:val="28"/>
-          <w:szCs w:val="28"/>
-          <w:highlight w:val="yellow"/>
-        </w:rPr>
-        <w:t>Диаграмма кооперации</w:t>
-      </w:r>
+          <w:b/>
+          <w:noProof/>
+          <w:color w:val="000000" w:themeColor="text1"/>
+          <w:sz w:val="28"/>
+          <w:szCs w:val="28"/>
+          <w:lang w:eastAsia="ru-RU" w:bidi="ar-SA"/>
+        </w:rPr>
+        <w:drawing>
+          <wp:inline distT="0" distB="0" distL="0" distR="0" wp14:anchorId="304BE916" wp14:editId="3ED0DE44">
+            <wp:extent cx="5940425" cy="6533303"/>
+            <wp:effectExtent l="0" t="0" r="3175" b="1270"/>
+            <wp:docPr id="5" name="Рисунок 5"/>
+            <wp:cNvGraphicFramePr>
+              <a:graphicFrameLocks xmlns:a="http://schemas.openxmlformats.org/drawingml/2006/main" noChangeAspect="1"/>
+            </wp:cNvGraphicFramePr>
+            <a:graphic xmlns:a="http://schemas.openxmlformats.org/drawingml/2006/main">
+              <a:graphicData uri="http://schemas.openxmlformats.org/drawingml/2006/picture">
+                <pic:pic xmlns:pic="http://schemas.openxmlformats.org/drawingml/2006/picture">
+                  <pic:nvPicPr>
+                    <pic:cNvPr id="0" name=""/>
+                    <pic:cNvPicPr/>
+                  </pic:nvPicPr>
+                  <pic:blipFill>
+                    <a:blip r:embed="rId8"/>
+                    <a:stretch>
+                      <a:fillRect/>
+                    </a:stretch>
+                  </pic:blipFill>
+                  <pic:spPr>
+                    <a:xfrm>
+                      <a:off x="0" y="0"/>
+                      <a:ext cx="5940425" cy="6533303"/>
+                    </a:xfrm>
+                    <a:prstGeom prst="rect">
+                      <a:avLst/>
+                    </a:prstGeom>
+                  </pic:spPr>
+                </pic:pic>
+              </a:graphicData>
+            </a:graphic>
+          </wp:inline>
+        </w:drawing>
+      </w:r>
+      <w:bookmarkStart w:id="0" w:name="_GoBack"/>
+      <w:bookmarkEnd w:id="0"/>
     </w:p>
     <w:p>
       <w:pPr>
+        <w:keepNext/>
         <w:spacing w:line="360" w:lineRule="auto"/>
-        <w:ind w:firstLine="709"/>
-        <w:jc w:val="both"/>
-        <w:rPr>
-          <w:rFonts w:ascii="Times New Roman" w:hAnsi="Times New Roman" w:cs="Times New Roman"/>
-          <w:sz w:val="28"/>
-          <w:szCs w:val="28"/>
+        <w:jc w:val="center"/>
+        <w:rPr>
+          <w:rFonts w:ascii="Times New Roman" w:hAnsi="Times New Roman" w:cs="Times New Roman"/>
+          <w:b/>
+          <w:noProof/>
+          <w:color w:val="000000" w:themeColor="text1"/>
+          <w:sz w:val="28"/>
+          <w:szCs w:val="28"/>
+          <w:lang w:eastAsia="ru-RU" w:bidi="ar-SA"/>
         </w:rPr>
       </w:pPr>
+      <w:r>
+        <w:rPr>
+          <w:rFonts w:ascii="Times New Roman" w:hAnsi="Times New Roman" w:cs="Times New Roman"/>
+          <w:b/>
+          <w:noProof/>
+          <w:color w:val="000000" w:themeColor="text1"/>
+          <w:sz w:val="28"/>
+          <w:szCs w:val="28"/>
+          <w:lang w:eastAsia="ru-RU" w:bidi="ar-SA"/>
+        </w:rPr>
+        <w:t xml:space="preserve">Рисунок </w:t>
+      </w:r>
+      <w:r>
+        <w:rPr>
+          <w:rFonts w:ascii="Times New Roman" w:hAnsi="Times New Roman" w:cs="Times New Roman"/>
+          <w:b/>
+          <w:noProof/>
+          <w:color w:val="000000" w:themeColor="text1"/>
+          <w:sz w:val="28"/>
+          <w:szCs w:val="28"/>
+          <w:lang w:eastAsia="ru-RU" w:bidi="ar-SA"/>
+        </w:rPr>
+        <w:fldChar w:fldCharType="begin"/>
+      </w:r>
+      <w:r>
+        <w:rPr>
+          <w:rFonts w:ascii="Times New Roman" w:hAnsi="Times New Roman" w:cs="Times New Roman"/>
+          <w:b/>
+          <w:noProof/>
+          <w:color w:val="000000" w:themeColor="text1"/>
+          <w:sz w:val="28"/>
+          <w:szCs w:val="28"/>
+          <w:lang w:eastAsia="ru-RU" w:bidi="ar-SA"/>
+        </w:rPr>
+        <w:instrText xml:space="preserve"> SEQ Рисунок \* ARABIC </w:instrText>
+      </w:r>
+      <w:r>
+        <w:rPr>
+          <w:rFonts w:ascii="Times New Roman" w:hAnsi="Times New Roman" w:cs="Times New Roman"/>
+          <w:b/>
+          <w:noProof/>
+          <w:color w:val="000000" w:themeColor="text1"/>
+          <w:sz w:val="28"/>
+          <w:szCs w:val="28"/>
+          <w:lang w:eastAsia="ru-RU" w:bidi="ar-SA"/>
+        </w:rPr>
+        <w:fldChar w:fldCharType="separate"/>
+      </w:r>
+      <w:r>
+        <w:rPr>
+          <w:rFonts w:ascii="Times New Roman" w:hAnsi="Times New Roman" w:cs="Times New Roman"/>
+          <w:b/>
+          <w:noProof/>
+          <w:color w:val="000000" w:themeColor="text1"/>
+          <w:sz w:val="28"/>
+          <w:szCs w:val="28"/>
+          <w:lang w:eastAsia="ru-RU" w:bidi="ar-SA"/>
+        </w:rPr>
+        <w:t>4</w:t>
+      </w:r>
+      <w:r>
+        <w:rPr>
+          <w:rFonts w:ascii="Times New Roman" w:hAnsi="Times New Roman" w:cs="Times New Roman"/>
+          <w:b/>
+          <w:noProof/>
+          <w:color w:val="000000" w:themeColor="text1"/>
+          <w:sz w:val="28"/>
+          <w:szCs w:val="28"/>
+          <w:lang w:eastAsia="ru-RU" w:bidi="ar-SA"/>
+        </w:rPr>
+        <w:fldChar w:fldCharType="end"/>
+      </w:r>
+      <w:r>
+        <w:rPr>
+          <w:rFonts w:ascii="Times New Roman" w:hAnsi="Times New Roman" w:cs="Times New Roman"/>
+          <w:b/>
+          <w:noProof/>
+          <w:color w:val="000000" w:themeColor="text1"/>
+          <w:sz w:val="28"/>
+          <w:szCs w:val="28"/>
+          <w:lang w:eastAsia="ru-RU" w:bidi="ar-SA"/>
+        </w:rPr>
+        <w:t>. Диаграмма кооперации</w:t>
+      </w:r>
     </w:p>
     <w:sectPr>
       <w:pgSz w:w="11906" w:h="16838"/>
@@ -1866,6 +3020,26 @@
       <w:lang w:eastAsia="zh-CN" w:bidi="hi-IN"/>
     </w:rPr>
   </w:style>
+  <w:style w:type="paragraph" w:styleId="a6">
+    <w:name w:val="caption"/>
+    <w:basedOn w:val="a"/>
+    <w:next w:val="a"/>
+    <w:uiPriority w:val="35"/>
+    <w:unhideWhenUsed/>
+    <w:qFormat/>
+    <w:rsid w:val="007B431A"/>
+    <w:pPr>
+      <w:spacing w:after="200"/>
+    </w:pPr>
+    <w:rPr>
+      <w:rFonts w:cs="Mangal"/>
+      <w:b/>
+      <w:bCs/>
+      <w:color w:val="4F81BD" w:themeColor="accent1"/>
+      <w:sz w:val="18"/>
+      <w:szCs w:val="16"/>
+    </w:rPr>
+  </w:style>
 </w:styles>
 </file>
 
@@ -2135,6 +3309,26 @@
       <w:sz w:val="16"/>
       <w:szCs w:val="14"/>
       <w:lang w:eastAsia="zh-CN" w:bidi="hi-IN"/>
+    </w:rPr>
+  </w:style>
+  <w:style w:type="paragraph" w:styleId="a6">
+    <w:name w:val="caption"/>
+    <w:basedOn w:val="a"/>
+    <w:next w:val="a"/>
+    <w:uiPriority w:val="35"/>
+    <w:unhideWhenUsed/>
+    <w:qFormat/>
+    <w:rsid w:val="007B431A"/>
+    <w:pPr>
+      <w:spacing w:after="200"/>
+    </w:pPr>
+    <w:rPr>
+      <w:rFonts w:cs="Mangal"/>
+      <w:b/>
+      <w:bCs/>
+      <w:color w:val="4F81BD" w:themeColor="accent1"/>
+      <w:sz w:val="18"/>
+      <w:szCs w:val="16"/>
     </w:rPr>
   </w:style>
 </w:styles>

--- a/аикмс2 жильцова.docx
+++ b/аикмс2 жильцова.docx
@@ -1278,10 +1278,10 @@
         </w:rPr>
         <w:lastRenderedPageBreak/>
         <w:drawing>
-          <wp:inline distT="0" distB="0" distL="0" distR="0" wp14:anchorId="3F212208" wp14:editId="75236B03">
-            <wp:extent cx="5940046" cy="3321831"/>
-            <wp:effectExtent l="0" t="0" r="3810" b="0"/>
-            <wp:docPr id="3" name="Рисунок 3"/>
+          <wp:inline distT="0" distB="0" distL="0" distR="0" wp14:anchorId="66B79BE3" wp14:editId="1DF8959E">
+            <wp:extent cx="5940425" cy="3940459"/>
+            <wp:effectExtent l="0" t="0" r="3175" b="3175"/>
+            <wp:docPr id="6" name="Рисунок 6"/>
             <wp:cNvGraphicFramePr>
               <a:graphicFrameLocks xmlns:a="http://schemas.openxmlformats.org/drawingml/2006/main" noChangeAspect="1"/>
             </wp:cNvGraphicFramePr>
@@ -1293,13 +1293,7 @@
                     <pic:cNvPicPr/>
                   </pic:nvPicPr>
                   <pic:blipFill>
-                    <a:blip r:embed="rId7">
-                      <a:extLst>
-                        <a:ext uri="{28A0092B-C50C-407E-A947-70E740481C1C}">
-                          <a14:useLocalDpi xmlns:a14="http://schemas.microsoft.com/office/drawing/2010/main" val="0"/>
-                        </a:ext>
-                      </a:extLst>
-                    </a:blip>
+                    <a:blip r:embed="rId7"/>
                     <a:stretch>
                       <a:fillRect/>
                     </a:stretch>
@@ -1307,7 +1301,7 @@
                   <pic:spPr>
                     <a:xfrm>
                       <a:off x="0" y="0"/>
-                      <a:ext cx="5940046" cy="3321831"/>
+                      <a:ext cx="5940425" cy="3940459"/>
                     </a:xfrm>
                     <a:prstGeom prst="rect">
                       <a:avLst/>
@@ -1435,7 +1429,7 @@
       <w:tr>
         <w:tc>
           <w:tcPr>
-            <w:tcW w:w="2392" w:type="dxa"/>
+            <w:tcW w:w="2346" w:type="dxa"/>
             <w:vAlign w:val="center"/>
           </w:tcPr>
           <w:p>
@@ -1463,7 +1457,7 @@
         </w:tc>
         <w:tc>
           <w:tcPr>
-            <w:tcW w:w="2393" w:type="dxa"/>
+            <w:tcW w:w="2326" w:type="dxa"/>
             <w:vAlign w:val="center"/>
           </w:tcPr>
           <w:p>
@@ -1491,7 +1485,7 @@
         </w:tc>
         <w:tc>
           <w:tcPr>
-            <w:tcW w:w="2393" w:type="dxa"/>
+            <w:tcW w:w="2569" w:type="dxa"/>
             <w:vAlign w:val="center"/>
           </w:tcPr>
           <w:p>
@@ -1519,7 +1513,7 @@
         </w:tc>
         <w:tc>
           <w:tcPr>
-            <w:tcW w:w="2393" w:type="dxa"/>
+            <w:tcW w:w="2330" w:type="dxa"/>
             <w:vAlign w:val="center"/>
           </w:tcPr>
           <w:p>
@@ -1549,7 +1543,7 @@
       <w:tr>
         <w:tc>
           <w:tcPr>
-            <w:tcW w:w="2392" w:type="dxa"/>
+            <w:tcW w:w="2346" w:type="dxa"/>
             <w:vAlign w:val="center"/>
           </w:tcPr>
           <w:p>
@@ -1572,7 +1566,7 @@
         </w:tc>
         <w:tc>
           <w:tcPr>
-            <w:tcW w:w="2393" w:type="dxa"/>
+            <w:tcW w:w="2326" w:type="dxa"/>
             <w:vAlign w:val="center"/>
           </w:tcPr>
           <w:p>
@@ -1595,7 +1589,7 @@
         </w:tc>
         <w:tc>
           <w:tcPr>
-            <w:tcW w:w="2393" w:type="dxa"/>
+            <w:tcW w:w="2569" w:type="dxa"/>
             <w:vAlign w:val="center"/>
           </w:tcPr>
           <w:p>
@@ -1618,7 +1612,7 @@
         </w:tc>
         <w:tc>
           <w:tcPr>
-            <w:tcW w:w="2393" w:type="dxa"/>
+            <w:tcW w:w="2330" w:type="dxa"/>
             <w:vAlign w:val="center"/>
           </w:tcPr>
           <w:p>
@@ -1645,7 +1639,7 @@
       <w:tr>
         <w:tc>
           <w:tcPr>
-            <w:tcW w:w="2392" w:type="dxa"/>
+            <w:tcW w:w="2346" w:type="dxa"/>
             <w:vAlign w:val="center"/>
           </w:tcPr>
           <w:p>
@@ -1670,7 +1664,7 @@
         </w:tc>
         <w:tc>
           <w:tcPr>
-            <w:tcW w:w="2393" w:type="dxa"/>
+            <w:tcW w:w="2326" w:type="dxa"/>
             <w:vAlign w:val="center"/>
           </w:tcPr>
           <w:p>
@@ -1693,7 +1687,7 @@
         </w:tc>
         <w:tc>
           <w:tcPr>
-            <w:tcW w:w="2393" w:type="dxa"/>
+            <w:tcW w:w="2569" w:type="dxa"/>
             <w:vAlign w:val="center"/>
           </w:tcPr>
           <w:p>
@@ -1716,7 +1710,7 @@
         </w:tc>
         <w:tc>
           <w:tcPr>
-            <w:tcW w:w="2393" w:type="dxa"/>
+            <w:tcW w:w="2330" w:type="dxa"/>
             <w:vAlign w:val="center"/>
           </w:tcPr>
           <w:p>
@@ -1743,7 +1737,7 @@
       <w:tr>
         <w:tc>
           <w:tcPr>
-            <w:tcW w:w="2392" w:type="dxa"/>
+            <w:tcW w:w="2346" w:type="dxa"/>
             <w:vAlign w:val="center"/>
           </w:tcPr>
           <w:p>
@@ -1768,7 +1762,7 @@
         </w:tc>
         <w:tc>
           <w:tcPr>
-            <w:tcW w:w="2393" w:type="dxa"/>
+            <w:tcW w:w="2326" w:type="dxa"/>
             <w:vAlign w:val="center"/>
           </w:tcPr>
           <w:p>
@@ -1791,7 +1785,7 @@
         </w:tc>
         <w:tc>
           <w:tcPr>
-            <w:tcW w:w="2393" w:type="dxa"/>
+            <w:tcW w:w="2569" w:type="dxa"/>
             <w:vAlign w:val="center"/>
           </w:tcPr>
           <w:p>
@@ -1814,7 +1808,7 @@
         </w:tc>
         <w:tc>
           <w:tcPr>
-            <w:tcW w:w="2393" w:type="dxa"/>
+            <w:tcW w:w="2330" w:type="dxa"/>
             <w:vAlign w:val="center"/>
           </w:tcPr>
           <w:p>
@@ -1841,7 +1835,7 @@
       <w:tr>
         <w:tc>
           <w:tcPr>
-            <w:tcW w:w="2392" w:type="dxa"/>
+            <w:tcW w:w="2346" w:type="dxa"/>
             <w:vAlign w:val="center"/>
           </w:tcPr>
           <w:p>
@@ -1866,7 +1860,7 @@
         </w:tc>
         <w:tc>
           <w:tcPr>
-            <w:tcW w:w="2393" w:type="dxa"/>
+            <w:tcW w:w="2326" w:type="dxa"/>
             <w:vAlign w:val="center"/>
           </w:tcPr>
           <w:p>
@@ -1889,7 +1883,7 @@
         </w:tc>
         <w:tc>
           <w:tcPr>
-            <w:tcW w:w="2393" w:type="dxa"/>
+            <w:tcW w:w="2569" w:type="dxa"/>
             <w:vAlign w:val="center"/>
           </w:tcPr>
           <w:p>
@@ -1912,7 +1906,7 @@
         </w:tc>
         <w:tc>
           <w:tcPr>
-            <w:tcW w:w="2393" w:type="dxa"/>
+            <w:tcW w:w="2330" w:type="dxa"/>
             <w:vAlign w:val="center"/>
           </w:tcPr>
           <w:p>
@@ -1937,7 +1931,7 @@
       <w:tr>
         <w:tc>
           <w:tcPr>
-            <w:tcW w:w="2392" w:type="dxa"/>
+            <w:tcW w:w="2346" w:type="dxa"/>
             <w:vAlign w:val="center"/>
           </w:tcPr>
           <w:p>
@@ -1960,7 +1954,7 @@
         </w:tc>
         <w:tc>
           <w:tcPr>
-            <w:tcW w:w="2393" w:type="dxa"/>
+            <w:tcW w:w="2326" w:type="dxa"/>
             <w:vAlign w:val="center"/>
           </w:tcPr>
           <w:p>
@@ -1983,7 +1977,7 @@
         </w:tc>
         <w:tc>
           <w:tcPr>
-            <w:tcW w:w="2393" w:type="dxa"/>
+            <w:tcW w:w="2569" w:type="dxa"/>
             <w:vAlign w:val="center"/>
           </w:tcPr>
           <w:p>
@@ -2006,7 +2000,7 @@
         </w:tc>
         <w:tc>
           <w:tcPr>
-            <w:tcW w:w="2393" w:type="dxa"/>
+            <w:tcW w:w="2330" w:type="dxa"/>
             <w:vAlign w:val="center"/>
           </w:tcPr>
           <w:p>
@@ -2033,7 +2027,7 @@
       <w:tr>
         <w:tc>
           <w:tcPr>
-            <w:tcW w:w="2392" w:type="dxa"/>
+            <w:tcW w:w="2346" w:type="dxa"/>
             <w:vAlign w:val="center"/>
           </w:tcPr>
           <w:p>
@@ -2058,71 +2052,53 @@
         </w:tc>
         <w:tc>
           <w:tcPr>
-            <w:tcW w:w="2393" w:type="dxa"/>
-            <w:vAlign w:val="center"/>
-          </w:tcPr>
-          <w:p>
-            <w:pPr>
-              <w:rPr>
-                <w:rFonts w:ascii="Times New Roman" w:hAnsi="Times New Roman" w:cs="Times New Roman"/>
-                <w:sz w:val="28"/>
-                <w:szCs w:val="28"/>
-              </w:rPr>
-            </w:pPr>
-            <w:r>
-              <w:rPr>
-                <w:rFonts w:ascii="Times New Roman" w:hAnsi="Times New Roman" w:cs="Times New Roman"/>
-                <w:sz w:val="28"/>
-                <w:szCs w:val="28"/>
-              </w:rPr>
-              <w:t>Возврат</w:t>
-            </w:r>
-          </w:p>
-        </w:tc>
-        <w:tc>
-          <w:tcPr>
-            <w:tcW w:w="2393" w:type="dxa"/>
-            <w:vAlign w:val="center"/>
-          </w:tcPr>
-          <w:p>
-            <w:pPr>
-              <w:rPr>
-                <w:rFonts w:ascii="Times New Roman" w:hAnsi="Times New Roman" w:cs="Times New Roman"/>
-                <w:sz w:val="28"/>
-                <w:szCs w:val="28"/>
-              </w:rPr>
-            </w:pPr>
-            <w:r>
-              <w:rPr>
-                <w:rFonts w:ascii="Times New Roman" w:hAnsi="Times New Roman" w:cs="Times New Roman"/>
-                <w:sz w:val="28"/>
-                <w:szCs w:val="28"/>
-              </w:rPr>
-              <w:t xml:space="preserve">Вернуть структурированные данные (объект </w:t>
-            </w:r>
-            <w:proofErr w:type="spellStart"/>
-            <w:r>
-              <w:rPr>
-                <w:rFonts w:ascii="Times New Roman" w:hAnsi="Times New Roman" w:cs="Times New Roman"/>
-                <w:sz w:val="28"/>
-                <w:szCs w:val="28"/>
-              </w:rPr>
-              <w:t>Document</w:t>
-            </w:r>
-            <w:proofErr w:type="spellEnd"/>
-            <w:r>
-              <w:rPr>
-                <w:rFonts w:ascii="Times New Roman" w:hAnsi="Times New Roman" w:cs="Times New Roman"/>
-                <w:sz w:val="28"/>
-                <w:szCs w:val="28"/>
-              </w:rPr>
-              <w:t>)</w:t>
-            </w:r>
-          </w:p>
-        </w:tc>
-        <w:tc>
-          <w:tcPr>
-            <w:tcW w:w="2393" w:type="dxa"/>
+            <w:tcW w:w="2326" w:type="dxa"/>
+            <w:vAlign w:val="center"/>
+          </w:tcPr>
+          <w:p>
+            <w:pPr>
+              <w:rPr>
+                <w:rFonts w:ascii="Times New Roman" w:hAnsi="Times New Roman" w:cs="Times New Roman"/>
+                <w:sz w:val="28"/>
+                <w:szCs w:val="28"/>
+              </w:rPr>
+            </w:pPr>
+            <w:r>
+              <w:rPr>
+                <w:rFonts w:ascii="Times New Roman" w:hAnsi="Times New Roman" w:cs="Times New Roman"/>
+                <w:sz w:val="28"/>
+                <w:szCs w:val="28"/>
+              </w:rPr>
+              <w:t>Синхронное</w:t>
+            </w:r>
+          </w:p>
+        </w:tc>
+        <w:tc>
+          <w:tcPr>
+            <w:tcW w:w="2569" w:type="dxa"/>
+            <w:vAlign w:val="center"/>
+          </w:tcPr>
+          <w:p>
+            <w:pPr>
+              <w:rPr>
+                <w:rFonts w:ascii="Times New Roman" w:hAnsi="Times New Roman" w:cs="Times New Roman"/>
+                <w:sz w:val="28"/>
+                <w:szCs w:val="28"/>
+              </w:rPr>
+            </w:pPr>
+            <w:r>
+              <w:rPr>
+                <w:rFonts w:ascii="Times New Roman" w:hAnsi="Times New Roman" w:cs="Times New Roman"/>
+                <w:sz w:val="28"/>
+                <w:szCs w:val="28"/>
+              </w:rPr>
+              <w:t>Запрос данных у пользователя</w:t>
+            </w:r>
+          </w:p>
+        </w:tc>
+        <w:tc>
+          <w:tcPr>
+            <w:tcW w:w="2330" w:type="dxa"/>
             <w:vAlign w:val="center"/>
           </w:tcPr>
           <w:p>
@@ -2149,7 +2125,7 @@
       <w:tr>
         <w:tc>
           <w:tcPr>
-            <w:tcW w:w="2392" w:type="dxa"/>
+            <w:tcW w:w="2346" w:type="dxa"/>
             <w:vAlign w:val="center"/>
           </w:tcPr>
           <w:p>
@@ -2174,7 +2150,7 @@
         </w:tc>
         <w:tc>
           <w:tcPr>
-            <w:tcW w:w="2393" w:type="dxa"/>
+            <w:tcW w:w="2326" w:type="dxa"/>
             <w:vAlign w:val="center"/>
           </w:tcPr>
           <w:p>
@@ -2197,75 +2173,124 @@
         </w:tc>
         <w:tc>
           <w:tcPr>
-            <w:tcW w:w="2393" w:type="dxa"/>
-            <w:vAlign w:val="center"/>
-          </w:tcPr>
-          <w:p>
-            <w:pPr>
-              <w:rPr>
-                <w:rFonts w:ascii="Times New Roman" w:hAnsi="Times New Roman" w:cs="Times New Roman"/>
-                <w:sz w:val="28"/>
-                <w:szCs w:val="28"/>
-              </w:rPr>
-            </w:pPr>
-            <w:r>
-              <w:rPr>
-                <w:rFonts w:ascii="Times New Roman" w:hAnsi="Times New Roman" w:cs="Times New Roman"/>
-                <w:sz w:val="28"/>
-                <w:szCs w:val="28"/>
-              </w:rPr>
-              <w:t>Сохранить данные клиента и загруженные документы</w:t>
-            </w:r>
-          </w:p>
-        </w:tc>
-        <w:tc>
-          <w:tcPr>
-            <w:tcW w:w="2393" w:type="dxa"/>
-            <w:vAlign w:val="center"/>
-          </w:tcPr>
-          <w:p>
-            <w:pPr>
-              <w:rPr>
-                <w:rFonts w:ascii="Times New Roman" w:hAnsi="Times New Roman" w:cs="Times New Roman"/>
-                <w:sz w:val="28"/>
-                <w:szCs w:val="28"/>
-              </w:rPr>
-            </w:pPr>
-            <w:proofErr w:type="spellStart"/>
-            <w:r>
-              <w:rPr>
-                <w:rFonts w:ascii="Times New Roman" w:hAnsi="Times New Roman" w:cs="Times New Roman"/>
-                <w:sz w:val="28"/>
-                <w:szCs w:val="28"/>
-              </w:rPr>
-              <w:t>Client</w:t>
-            </w:r>
-            <w:proofErr w:type="spellEnd"/>
-            <w:r>
-              <w:rPr>
-                <w:rFonts w:ascii="Times New Roman" w:hAnsi="Times New Roman" w:cs="Times New Roman"/>
-                <w:sz w:val="28"/>
-                <w:szCs w:val="28"/>
-              </w:rPr>
-              <w:t xml:space="preserve">, </w:t>
-            </w:r>
-            <w:proofErr w:type="spellStart"/>
-            <w:r>
-              <w:rPr>
-                <w:rFonts w:ascii="Times New Roman" w:hAnsi="Times New Roman" w:cs="Times New Roman"/>
-                <w:sz w:val="28"/>
-                <w:szCs w:val="28"/>
-              </w:rPr>
-              <w:t>Document</w:t>
-            </w:r>
-            <w:proofErr w:type="spellEnd"/>
+            <w:tcW w:w="2569" w:type="dxa"/>
+            <w:vAlign w:val="center"/>
+          </w:tcPr>
+          <w:p>
+            <w:pPr>
+              <w:rPr>
+                <w:rFonts w:ascii="Times New Roman" w:hAnsi="Times New Roman" w:cs="Times New Roman"/>
+                <w:sz w:val="28"/>
+                <w:szCs w:val="28"/>
+              </w:rPr>
+            </w:pPr>
+            <w:r>
+              <w:rPr>
+                <w:rFonts w:ascii="Times New Roman" w:hAnsi="Times New Roman" w:cs="Times New Roman"/>
+                <w:sz w:val="28"/>
+                <w:szCs w:val="28"/>
+              </w:rPr>
+              <w:t>Запрос данных</w:t>
+            </w:r>
+          </w:p>
+        </w:tc>
+        <w:tc>
+          <w:tcPr>
+            <w:tcW w:w="2330" w:type="dxa"/>
+            <w:vAlign w:val="center"/>
+          </w:tcPr>
+          <w:p>
+            <w:pPr>
+              <w:rPr>
+                <w:rFonts w:ascii="Times New Roman" w:hAnsi="Times New Roman" w:cs="Times New Roman"/>
+                <w:sz w:val="28"/>
+                <w:szCs w:val="28"/>
+              </w:rPr>
+            </w:pPr>
+            <w:r>
+              <w:rPr>
+                <w:rFonts w:ascii="Times New Roman" w:hAnsi="Times New Roman" w:cs="Times New Roman"/>
+                <w:sz w:val="28"/>
+                <w:szCs w:val="28"/>
+              </w:rPr>
+              <w:t>Клиент</w:t>
+            </w:r>
           </w:p>
         </w:tc>
       </w:tr>
       <w:tr>
         <w:tc>
           <w:tcPr>
-            <w:tcW w:w="2392" w:type="dxa"/>
+            <w:tcW w:w="2346" w:type="dxa"/>
+            <w:vAlign w:val="center"/>
+          </w:tcPr>
+          <w:p>
+            <w:pPr>
+              <w:rPr>
+                <w:rFonts w:ascii="Times New Roman" w:hAnsi="Times New Roman" w:cs="Times New Roman"/>
+                <w:sz w:val="28"/>
+                <w:szCs w:val="28"/>
+              </w:rPr>
+            </w:pPr>
+            <w:r>
+              <w:rPr>
+                <w:rFonts w:ascii="Times New Roman" w:hAnsi="Times New Roman" w:cs="Times New Roman"/>
+                <w:sz w:val="28"/>
+                <w:szCs w:val="28"/>
+              </w:rPr>
+              <w:t>Клиент</w:t>
+            </w:r>
+          </w:p>
+        </w:tc>
+        <w:tc>
+          <w:tcPr>
+            <w:tcW w:w="2326" w:type="dxa"/>
+            <w:vAlign w:val="center"/>
+          </w:tcPr>
+          <w:p>
+            <w:pPr>
+              <w:rPr>
+                <w:rFonts w:ascii="Times New Roman" w:hAnsi="Times New Roman" w:cs="Times New Roman"/>
+                <w:sz w:val="28"/>
+                <w:szCs w:val="28"/>
+              </w:rPr>
+            </w:pPr>
+            <w:r>
+              <w:rPr>
+                <w:rFonts w:ascii="Times New Roman" w:hAnsi="Times New Roman" w:cs="Times New Roman"/>
+                <w:sz w:val="28"/>
+                <w:szCs w:val="28"/>
+              </w:rPr>
+              <w:t>Возврат</w:t>
+            </w:r>
+          </w:p>
+        </w:tc>
+        <w:tc>
+          <w:tcPr>
+            <w:tcW w:w="2569" w:type="dxa"/>
+            <w:vAlign w:val="center"/>
+          </w:tcPr>
+          <w:p>
+            <w:pPr>
+              <w:rPr>
+                <w:rFonts w:ascii="Times New Roman" w:hAnsi="Times New Roman" w:cs="Times New Roman"/>
+                <w:sz w:val="28"/>
+                <w:szCs w:val="28"/>
+              </w:rPr>
+            </w:pPr>
+            <w:r>
+              <w:rPr>
+                <w:rFonts w:ascii="Times New Roman" w:hAnsi="Times New Roman" w:cs="Times New Roman"/>
+                <w:sz w:val="28"/>
+                <w:szCs w:val="28"/>
+              </w:rPr>
+              <w:t>Ввод данных</w:t>
+            </w:r>
+          </w:p>
+        </w:tc>
+        <w:tc>
+          <w:tcPr>
+            <w:tcW w:w="2330" w:type="dxa"/>
             <w:vAlign w:val="center"/>
           </w:tcPr>
           <w:p>
@@ -2284,87 +2309,6 @@
                 <w:szCs w:val="28"/>
               </w:rPr>
               <w:t>FillingApp</w:t>
-            </w:r>
-            <w:proofErr w:type="spellEnd"/>
-          </w:p>
-        </w:tc>
-        <w:tc>
-          <w:tcPr>
-            <w:tcW w:w="2393" w:type="dxa"/>
-            <w:vAlign w:val="center"/>
-          </w:tcPr>
-          <w:p>
-            <w:pPr>
-              <w:rPr>
-                <w:rFonts w:ascii="Times New Roman" w:hAnsi="Times New Roman" w:cs="Times New Roman"/>
-                <w:sz w:val="28"/>
-                <w:szCs w:val="28"/>
-              </w:rPr>
-            </w:pPr>
-            <w:r>
-              <w:rPr>
-                <w:rFonts w:ascii="Times New Roman" w:hAnsi="Times New Roman" w:cs="Times New Roman"/>
-                <w:sz w:val="28"/>
-                <w:szCs w:val="28"/>
-              </w:rPr>
-              <w:t>Синхронное</w:t>
-            </w:r>
-          </w:p>
-        </w:tc>
-        <w:tc>
-          <w:tcPr>
-            <w:tcW w:w="2393" w:type="dxa"/>
-            <w:vAlign w:val="center"/>
-          </w:tcPr>
-          <w:p>
-            <w:pPr>
-              <w:rPr>
-                <w:rFonts w:ascii="Times New Roman" w:hAnsi="Times New Roman" w:cs="Times New Roman"/>
-                <w:sz w:val="28"/>
-                <w:szCs w:val="28"/>
-              </w:rPr>
-            </w:pPr>
-            <w:r>
-              <w:rPr>
-                <w:rFonts w:ascii="Times New Roman" w:hAnsi="Times New Roman" w:cs="Times New Roman"/>
-                <w:sz w:val="28"/>
-                <w:szCs w:val="28"/>
-              </w:rPr>
-              <w:t xml:space="preserve">Создать и </w:t>
-            </w:r>
-            <w:r>
-              <w:rPr>
-                <w:rFonts w:ascii="Times New Roman" w:hAnsi="Times New Roman" w:cs="Times New Roman"/>
-                <w:sz w:val="28"/>
-                <w:szCs w:val="28"/>
-              </w:rPr>
-              <w:lastRenderedPageBreak/>
-              <w:t>сохранить заявку</w:t>
-            </w:r>
-          </w:p>
-        </w:tc>
-        <w:tc>
-          <w:tcPr>
-            <w:tcW w:w="2393" w:type="dxa"/>
-            <w:vAlign w:val="center"/>
-          </w:tcPr>
-          <w:p>
-            <w:pPr>
-              <w:rPr>
-                <w:rFonts w:ascii="Times New Roman" w:hAnsi="Times New Roman" w:cs="Times New Roman"/>
-                <w:sz w:val="28"/>
-                <w:szCs w:val="28"/>
-              </w:rPr>
-            </w:pPr>
-            <w:proofErr w:type="spellStart"/>
-            <w:r>
-              <w:rPr>
-                <w:rFonts w:ascii="Times New Roman" w:hAnsi="Times New Roman" w:cs="Times New Roman"/>
-                <w:sz w:val="28"/>
-                <w:szCs w:val="28"/>
-              </w:rPr>
-              <w:lastRenderedPageBreak/>
-              <w:t>Application</w:t>
             </w:r>
             <w:proofErr w:type="spellEnd"/>
           </w:p>
@@ -2373,7 +2317,203 @@
       <w:tr>
         <w:tc>
           <w:tcPr>
-            <w:tcW w:w="2392" w:type="dxa"/>
+            <w:tcW w:w="2346" w:type="dxa"/>
+            <w:vAlign w:val="center"/>
+          </w:tcPr>
+          <w:p>
+            <w:pPr>
+              <w:rPr>
+                <w:rFonts w:ascii="Times New Roman" w:hAnsi="Times New Roman" w:cs="Times New Roman"/>
+                <w:sz w:val="28"/>
+                <w:szCs w:val="28"/>
+              </w:rPr>
+            </w:pPr>
+            <w:proofErr w:type="spellStart"/>
+            <w:r>
+              <w:rPr>
+                <w:rFonts w:ascii="Times New Roman" w:hAnsi="Times New Roman" w:cs="Times New Roman"/>
+                <w:sz w:val="28"/>
+                <w:szCs w:val="28"/>
+              </w:rPr>
+              <w:t>FillingApp</w:t>
+            </w:r>
+            <w:proofErr w:type="spellEnd"/>
+          </w:p>
+        </w:tc>
+        <w:tc>
+          <w:tcPr>
+            <w:tcW w:w="2326" w:type="dxa"/>
+            <w:vAlign w:val="center"/>
+          </w:tcPr>
+          <w:p>
+            <w:pPr>
+              <w:rPr>
+                <w:rFonts w:ascii="Times New Roman" w:hAnsi="Times New Roman" w:cs="Times New Roman"/>
+                <w:sz w:val="28"/>
+                <w:szCs w:val="28"/>
+              </w:rPr>
+            </w:pPr>
+            <w:r>
+              <w:rPr>
+                <w:rFonts w:ascii="Times New Roman" w:hAnsi="Times New Roman" w:cs="Times New Roman"/>
+                <w:sz w:val="28"/>
+                <w:szCs w:val="28"/>
+              </w:rPr>
+              <w:t>Возврат</w:t>
+            </w:r>
+          </w:p>
+        </w:tc>
+        <w:tc>
+          <w:tcPr>
+            <w:tcW w:w="2569" w:type="dxa"/>
+            <w:vAlign w:val="center"/>
+          </w:tcPr>
+          <w:p>
+            <w:pPr>
+              <w:rPr>
+                <w:rFonts w:ascii="Times New Roman" w:hAnsi="Times New Roman" w:cs="Times New Roman"/>
+                <w:sz w:val="28"/>
+                <w:szCs w:val="28"/>
+              </w:rPr>
+            </w:pPr>
+            <w:r>
+              <w:rPr>
+                <w:rFonts w:ascii="Times New Roman" w:hAnsi="Times New Roman" w:cs="Times New Roman"/>
+                <w:sz w:val="28"/>
+                <w:szCs w:val="28"/>
+              </w:rPr>
+              <w:t>Возврат данных</w:t>
+            </w:r>
+          </w:p>
+        </w:tc>
+        <w:tc>
+          <w:tcPr>
+            <w:tcW w:w="2330" w:type="dxa"/>
+            <w:vAlign w:val="center"/>
+          </w:tcPr>
+          <w:p>
+            <w:pPr>
+              <w:rPr>
+                <w:rFonts w:ascii="Times New Roman" w:hAnsi="Times New Roman" w:cs="Times New Roman"/>
+                <w:sz w:val="28"/>
+                <w:szCs w:val="28"/>
+              </w:rPr>
+            </w:pPr>
+            <w:proofErr w:type="spellStart"/>
+            <w:r>
+              <w:rPr>
+                <w:rFonts w:ascii="Times New Roman" w:hAnsi="Times New Roman" w:cs="Times New Roman"/>
+                <w:sz w:val="28"/>
+                <w:szCs w:val="28"/>
+              </w:rPr>
+              <w:t>Integration</w:t>
+            </w:r>
+            <w:proofErr w:type="spellEnd"/>
+          </w:p>
+        </w:tc>
+      </w:tr>
+      <w:tr>
+        <w:tc>
+          <w:tcPr>
+            <w:tcW w:w="2346" w:type="dxa"/>
+            <w:vAlign w:val="center"/>
+          </w:tcPr>
+          <w:p>
+            <w:pPr>
+              <w:rPr>
+                <w:rFonts w:ascii="Times New Roman" w:hAnsi="Times New Roman" w:cs="Times New Roman"/>
+                <w:sz w:val="28"/>
+                <w:szCs w:val="28"/>
+              </w:rPr>
+            </w:pPr>
+            <w:proofErr w:type="spellStart"/>
+            <w:r>
+              <w:rPr>
+                <w:rFonts w:ascii="Times New Roman" w:hAnsi="Times New Roman" w:cs="Times New Roman"/>
+                <w:sz w:val="28"/>
+                <w:szCs w:val="28"/>
+              </w:rPr>
+              <w:t>Integration</w:t>
+            </w:r>
+            <w:proofErr w:type="spellEnd"/>
+          </w:p>
+        </w:tc>
+        <w:tc>
+          <w:tcPr>
+            <w:tcW w:w="2326" w:type="dxa"/>
+            <w:vAlign w:val="center"/>
+          </w:tcPr>
+          <w:p>
+            <w:pPr>
+              <w:rPr>
+                <w:rFonts w:ascii="Times New Roman" w:hAnsi="Times New Roman" w:cs="Times New Roman"/>
+                <w:sz w:val="28"/>
+                <w:szCs w:val="28"/>
+              </w:rPr>
+            </w:pPr>
+            <w:r>
+              <w:rPr>
+                <w:rFonts w:ascii="Times New Roman" w:hAnsi="Times New Roman" w:cs="Times New Roman"/>
+                <w:sz w:val="28"/>
+                <w:szCs w:val="28"/>
+              </w:rPr>
+              <w:t>Возврат</w:t>
+            </w:r>
+          </w:p>
+        </w:tc>
+        <w:tc>
+          <w:tcPr>
+            <w:tcW w:w="2569" w:type="dxa"/>
+            <w:vAlign w:val="center"/>
+          </w:tcPr>
+          <w:p>
+            <w:pPr>
+              <w:rPr>
+                <w:rFonts w:ascii="Times New Roman" w:hAnsi="Times New Roman" w:cs="Times New Roman"/>
+                <w:sz w:val="28"/>
+                <w:szCs w:val="28"/>
+              </w:rPr>
+            </w:pPr>
+            <w:r>
+              <w:rPr>
+                <w:rFonts w:ascii="Times New Roman" w:hAnsi="Times New Roman" w:cs="Times New Roman"/>
+                <w:sz w:val="28"/>
+                <w:szCs w:val="28"/>
+              </w:rPr>
+              <w:t xml:space="preserve">Вернуть </w:t>
+            </w:r>
+            <w:r>
+              <w:rPr>
+                <w:rFonts w:ascii="Times New Roman" w:hAnsi="Times New Roman" w:cs="Times New Roman"/>
+                <w:sz w:val="28"/>
+                <w:szCs w:val="28"/>
+              </w:rPr>
+              <w:lastRenderedPageBreak/>
+              <w:t xml:space="preserve">структурированные данные (объект </w:t>
+            </w:r>
+            <w:proofErr w:type="spellStart"/>
+            <w:r>
+              <w:rPr>
+                <w:rFonts w:ascii="Times New Roman" w:hAnsi="Times New Roman" w:cs="Times New Roman"/>
+                <w:sz w:val="28"/>
+                <w:szCs w:val="28"/>
+              </w:rPr>
+              <w:t>Document</w:t>
+            </w:r>
+            <w:proofErr w:type="spellEnd"/>
+            <w:r>
+              <w:rPr>
+                <w:rFonts w:ascii="Times New Roman" w:hAnsi="Times New Roman" w:cs="Times New Roman"/>
+                <w:sz w:val="28"/>
+                <w:szCs w:val="28"/>
+              </w:rPr>
+              <w:t>)</w:t>
+            </w:r>
+          </w:p>
+        </w:tc>
+        <w:tc>
+          <w:tcPr>
+            <w:tcW w:w="2330" w:type="dxa"/>
             <w:vAlign w:val="center"/>
           </w:tcPr>
           <w:p>
@@ -2397,82 +2537,11 @@
             <w:proofErr w:type="spellEnd"/>
           </w:p>
         </w:tc>
-        <w:tc>
-          <w:tcPr>
-            <w:tcW w:w="2393" w:type="dxa"/>
-            <w:vAlign w:val="center"/>
-          </w:tcPr>
-          <w:p>
-            <w:pPr>
-              <w:rPr>
-                <w:rFonts w:ascii="Times New Roman" w:hAnsi="Times New Roman" w:cs="Times New Roman"/>
-                <w:sz w:val="28"/>
-                <w:szCs w:val="28"/>
-              </w:rPr>
-            </w:pPr>
-            <w:r>
-              <w:rPr>
-                <w:rFonts w:ascii="Times New Roman" w:hAnsi="Times New Roman" w:cs="Times New Roman"/>
-                <w:sz w:val="28"/>
-                <w:szCs w:val="28"/>
-              </w:rPr>
-              <w:t>Возврат</w:t>
-            </w:r>
-          </w:p>
-        </w:tc>
-        <w:tc>
-          <w:tcPr>
-            <w:tcW w:w="2393" w:type="dxa"/>
-            <w:vAlign w:val="center"/>
-          </w:tcPr>
-          <w:p>
-            <w:pPr>
-              <w:rPr>
-                <w:rFonts w:ascii="Times New Roman" w:hAnsi="Times New Roman" w:cs="Times New Roman"/>
-                <w:sz w:val="28"/>
-                <w:szCs w:val="28"/>
-              </w:rPr>
-            </w:pPr>
-            <w:r>
-              <w:rPr>
-                <w:rFonts w:ascii="Times New Roman" w:hAnsi="Times New Roman" w:cs="Times New Roman"/>
-                <w:sz w:val="28"/>
-                <w:szCs w:val="28"/>
-              </w:rPr>
-              <w:t>Идентификатор созданной заявки</w:t>
-            </w:r>
-          </w:p>
-        </w:tc>
-        <w:tc>
-          <w:tcPr>
-            <w:tcW w:w="2393" w:type="dxa"/>
-            <w:vAlign w:val="center"/>
-          </w:tcPr>
-          <w:p>
-            <w:pPr>
-              <w:rPr>
-                <w:rFonts w:ascii="Times New Roman" w:hAnsi="Times New Roman" w:cs="Times New Roman"/>
-                <w:sz w:val="28"/>
-                <w:szCs w:val="28"/>
-              </w:rPr>
-            </w:pPr>
-            <w:proofErr w:type="spellStart"/>
-            <w:r>
-              <w:rPr>
-                <w:rFonts w:ascii="Times New Roman" w:hAnsi="Times New Roman" w:cs="Times New Roman"/>
-                <w:sz w:val="28"/>
-                <w:szCs w:val="28"/>
-              </w:rPr>
-              <w:t>AppForm</w:t>
-            </w:r>
-            <w:proofErr w:type="spellEnd"/>
-          </w:p>
-        </w:tc>
       </w:tr>
       <w:tr>
         <w:tc>
           <w:tcPr>
-            <w:tcW w:w="2392" w:type="dxa"/>
+            <w:tcW w:w="2346" w:type="dxa"/>
             <w:vAlign w:val="center"/>
           </w:tcPr>
           <w:p>
@@ -2490,14 +2559,113 @@
                 <w:sz w:val="28"/>
                 <w:szCs w:val="28"/>
               </w:rPr>
+              <w:lastRenderedPageBreak/>
+              <w:t>FillingApp</w:t>
+            </w:r>
+            <w:proofErr w:type="spellEnd"/>
+          </w:p>
+        </w:tc>
+        <w:tc>
+          <w:tcPr>
+            <w:tcW w:w="2326" w:type="dxa"/>
+            <w:vAlign w:val="center"/>
+          </w:tcPr>
+          <w:p>
+            <w:pPr>
+              <w:rPr>
+                <w:rFonts w:ascii="Times New Roman" w:hAnsi="Times New Roman" w:cs="Times New Roman"/>
+                <w:sz w:val="28"/>
+                <w:szCs w:val="28"/>
+              </w:rPr>
+            </w:pPr>
+            <w:r>
+              <w:rPr>
+                <w:rFonts w:ascii="Times New Roman" w:hAnsi="Times New Roman" w:cs="Times New Roman"/>
+                <w:sz w:val="28"/>
+                <w:szCs w:val="28"/>
+              </w:rPr>
+              <w:t>Возврат</w:t>
+            </w:r>
+          </w:p>
+        </w:tc>
+        <w:tc>
+          <w:tcPr>
+            <w:tcW w:w="2569" w:type="dxa"/>
+            <w:vAlign w:val="center"/>
+          </w:tcPr>
+          <w:p>
+            <w:pPr>
+              <w:rPr>
+                <w:rFonts w:ascii="Times New Roman" w:hAnsi="Times New Roman" w:cs="Times New Roman"/>
+                <w:sz w:val="28"/>
+                <w:szCs w:val="28"/>
+              </w:rPr>
+            </w:pPr>
+            <w:r>
+              <w:rPr>
+                <w:rFonts w:ascii="Times New Roman" w:hAnsi="Times New Roman" w:cs="Times New Roman"/>
+                <w:sz w:val="28"/>
+                <w:szCs w:val="28"/>
+              </w:rPr>
+              <w:t>Идентификатор созданной заявки</w:t>
+            </w:r>
+          </w:p>
+        </w:tc>
+        <w:tc>
+          <w:tcPr>
+            <w:tcW w:w="2330" w:type="dxa"/>
+            <w:vAlign w:val="center"/>
+          </w:tcPr>
+          <w:p>
+            <w:pPr>
+              <w:rPr>
+                <w:rFonts w:ascii="Times New Roman" w:hAnsi="Times New Roman" w:cs="Times New Roman"/>
+                <w:sz w:val="28"/>
+                <w:szCs w:val="28"/>
+              </w:rPr>
+            </w:pPr>
+            <w:proofErr w:type="spellStart"/>
+            <w:r>
+              <w:rPr>
+                <w:rFonts w:ascii="Times New Roman" w:hAnsi="Times New Roman" w:cs="Times New Roman"/>
+                <w:sz w:val="28"/>
+                <w:szCs w:val="28"/>
+              </w:rPr>
               <w:t>AppForm</w:t>
             </w:r>
             <w:proofErr w:type="spellEnd"/>
           </w:p>
         </w:tc>
-        <w:tc>
-          <w:tcPr>
-            <w:tcW w:w="2393" w:type="dxa"/>
+      </w:tr>
+      <w:tr>
+        <w:tc>
+          <w:tcPr>
+            <w:tcW w:w="2346" w:type="dxa"/>
+            <w:vAlign w:val="center"/>
+          </w:tcPr>
+          <w:p>
+            <w:pPr>
+              <w:rPr>
+                <w:rFonts w:ascii="Times New Roman" w:hAnsi="Times New Roman" w:cs="Times New Roman"/>
+                <w:sz w:val="28"/>
+                <w:szCs w:val="28"/>
+              </w:rPr>
+            </w:pPr>
+            <w:proofErr w:type="spellStart"/>
+            <w:r>
+              <w:rPr>
+                <w:rFonts w:ascii="Times New Roman" w:hAnsi="Times New Roman" w:cs="Times New Roman"/>
+                <w:sz w:val="28"/>
+                <w:szCs w:val="28"/>
+              </w:rPr>
+              <w:t>AppForm</w:t>
+            </w:r>
+            <w:proofErr w:type="spellEnd"/>
+          </w:p>
+        </w:tc>
+        <w:tc>
+          <w:tcPr>
+            <w:tcW w:w="2326" w:type="dxa"/>
             <w:vAlign w:val="center"/>
           </w:tcPr>
           <w:p>
@@ -2520,7 +2688,7 @@
         </w:tc>
         <w:tc>
           <w:tcPr>
-            <w:tcW w:w="2393" w:type="dxa"/>
+            <w:tcW w:w="2569" w:type="dxa"/>
             <w:vAlign w:val="center"/>
           </w:tcPr>
           <w:p>
@@ -2543,7 +2711,589 @@
         </w:tc>
         <w:tc>
           <w:tcPr>
-            <w:tcW w:w="2393" w:type="dxa"/>
+            <w:tcW w:w="2330" w:type="dxa"/>
+            <w:vAlign w:val="center"/>
+          </w:tcPr>
+          <w:p>
+            <w:pPr>
+              <w:rPr>
+                <w:rFonts w:ascii="Times New Roman" w:hAnsi="Times New Roman" w:cs="Times New Roman"/>
+                <w:sz w:val="28"/>
+                <w:szCs w:val="28"/>
+              </w:rPr>
+            </w:pPr>
+            <w:r>
+              <w:rPr>
+                <w:rFonts w:ascii="Times New Roman" w:hAnsi="Times New Roman" w:cs="Times New Roman"/>
+                <w:sz w:val="28"/>
+                <w:szCs w:val="28"/>
+              </w:rPr>
+              <w:t>Клиент</w:t>
+            </w:r>
+          </w:p>
+        </w:tc>
+      </w:tr>
+      <w:tr>
+        <w:tc>
+          <w:tcPr>
+            <w:tcW w:w="2346" w:type="dxa"/>
+            <w:vAlign w:val="center"/>
+          </w:tcPr>
+          <w:p>
+            <w:pPr>
+              <w:rPr>
+                <w:rFonts w:ascii="Times New Roman" w:hAnsi="Times New Roman" w:cs="Times New Roman"/>
+                <w:sz w:val="28"/>
+                <w:szCs w:val="28"/>
+              </w:rPr>
+            </w:pPr>
+            <w:proofErr w:type="spellStart"/>
+            <w:r>
+              <w:rPr>
+                <w:rFonts w:ascii="Times New Roman" w:hAnsi="Times New Roman" w:cs="Times New Roman"/>
+                <w:sz w:val="28"/>
+                <w:szCs w:val="28"/>
+              </w:rPr>
+              <w:t>MakeContract</w:t>
+            </w:r>
+            <w:proofErr w:type="spellEnd"/>
+          </w:p>
+        </w:tc>
+        <w:tc>
+          <w:tcPr>
+            <w:tcW w:w="2326" w:type="dxa"/>
+            <w:vAlign w:val="center"/>
+          </w:tcPr>
+          <w:p>
+            <w:pPr>
+              <w:rPr>
+                <w:rFonts w:ascii="Times New Roman" w:hAnsi="Times New Roman" w:cs="Times New Roman"/>
+                <w:sz w:val="28"/>
+                <w:szCs w:val="28"/>
+              </w:rPr>
+            </w:pPr>
+            <w:r>
+              <w:rPr>
+                <w:rFonts w:ascii="Times New Roman" w:hAnsi="Times New Roman" w:cs="Times New Roman"/>
+                <w:sz w:val="28"/>
+                <w:szCs w:val="28"/>
+              </w:rPr>
+              <w:t>Синхронное</w:t>
+            </w:r>
+          </w:p>
+        </w:tc>
+        <w:tc>
+          <w:tcPr>
+            <w:tcW w:w="2569" w:type="dxa"/>
+            <w:vAlign w:val="center"/>
+          </w:tcPr>
+          <w:p>
+            <w:pPr>
+              <w:rPr>
+                <w:rFonts w:ascii="Times New Roman" w:hAnsi="Times New Roman" w:cs="Times New Roman"/>
+                <w:sz w:val="28"/>
+                <w:szCs w:val="28"/>
+              </w:rPr>
+            </w:pPr>
+            <w:r>
+              <w:rPr>
+                <w:rFonts w:ascii="Times New Roman" w:hAnsi="Times New Roman" w:cs="Times New Roman"/>
+                <w:sz w:val="28"/>
+                <w:szCs w:val="28"/>
+              </w:rPr>
+              <w:t>Запрос дополнительных данных</w:t>
+            </w:r>
+          </w:p>
+        </w:tc>
+        <w:tc>
+          <w:tcPr>
+            <w:tcW w:w="2330" w:type="dxa"/>
+            <w:vAlign w:val="center"/>
+          </w:tcPr>
+          <w:p>
+            <w:pPr>
+              <w:rPr>
+                <w:rFonts w:ascii="Times New Roman" w:hAnsi="Times New Roman" w:cs="Times New Roman"/>
+                <w:sz w:val="28"/>
+                <w:szCs w:val="28"/>
+              </w:rPr>
+            </w:pPr>
+            <w:proofErr w:type="spellStart"/>
+            <w:r>
+              <w:rPr>
+                <w:rFonts w:ascii="Times New Roman" w:hAnsi="Times New Roman" w:cs="Times New Roman"/>
+                <w:sz w:val="28"/>
+                <w:szCs w:val="28"/>
+              </w:rPr>
+              <w:t>Account</w:t>
+            </w:r>
+            <w:proofErr w:type="spellEnd"/>
+          </w:p>
+        </w:tc>
+      </w:tr>
+      <w:tr>
+        <w:tc>
+          <w:tcPr>
+            <w:tcW w:w="2346" w:type="dxa"/>
+            <w:vAlign w:val="center"/>
+          </w:tcPr>
+          <w:p>
+            <w:pPr>
+              <w:rPr>
+                <w:rFonts w:ascii="Times New Roman" w:hAnsi="Times New Roman" w:cs="Times New Roman"/>
+                <w:sz w:val="28"/>
+                <w:szCs w:val="28"/>
+              </w:rPr>
+            </w:pPr>
+            <w:proofErr w:type="spellStart"/>
+            <w:r>
+              <w:rPr>
+                <w:rFonts w:ascii="Times New Roman" w:hAnsi="Times New Roman" w:cs="Times New Roman"/>
+                <w:sz w:val="28"/>
+                <w:szCs w:val="28"/>
+              </w:rPr>
+              <w:t>Account</w:t>
+            </w:r>
+            <w:proofErr w:type="spellEnd"/>
+          </w:p>
+        </w:tc>
+        <w:tc>
+          <w:tcPr>
+            <w:tcW w:w="2326" w:type="dxa"/>
+            <w:vAlign w:val="center"/>
+          </w:tcPr>
+          <w:p>
+            <w:pPr>
+              <w:rPr>
+                <w:rFonts w:ascii="Times New Roman" w:hAnsi="Times New Roman" w:cs="Times New Roman"/>
+                <w:sz w:val="28"/>
+                <w:szCs w:val="28"/>
+              </w:rPr>
+            </w:pPr>
+            <w:r>
+              <w:rPr>
+                <w:rFonts w:ascii="Times New Roman" w:hAnsi="Times New Roman" w:cs="Times New Roman"/>
+                <w:sz w:val="28"/>
+                <w:szCs w:val="28"/>
+              </w:rPr>
+              <w:t>Синхронное</w:t>
+            </w:r>
+          </w:p>
+        </w:tc>
+        <w:tc>
+          <w:tcPr>
+            <w:tcW w:w="2569" w:type="dxa"/>
+            <w:vAlign w:val="center"/>
+          </w:tcPr>
+          <w:p>
+            <w:pPr>
+              <w:rPr>
+                <w:rFonts w:ascii="Times New Roman" w:hAnsi="Times New Roman" w:cs="Times New Roman"/>
+                <w:sz w:val="28"/>
+                <w:szCs w:val="28"/>
+              </w:rPr>
+            </w:pPr>
+            <w:r>
+              <w:rPr>
+                <w:rFonts w:ascii="Times New Roman" w:hAnsi="Times New Roman" w:cs="Times New Roman"/>
+                <w:sz w:val="28"/>
+                <w:szCs w:val="28"/>
+              </w:rPr>
+              <w:t>Запрос ввода данных</w:t>
+            </w:r>
+          </w:p>
+        </w:tc>
+        <w:tc>
+          <w:tcPr>
+            <w:tcW w:w="2330" w:type="dxa"/>
+            <w:vAlign w:val="center"/>
+          </w:tcPr>
+          <w:p>
+            <w:pPr>
+              <w:rPr>
+                <w:rFonts w:ascii="Times New Roman" w:hAnsi="Times New Roman" w:cs="Times New Roman"/>
+                <w:sz w:val="28"/>
+                <w:szCs w:val="28"/>
+              </w:rPr>
+            </w:pPr>
+            <w:r>
+              <w:rPr>
+                <w:rFonts w:ascii="Times New Roman" w:hAnsi="Times New Roman" w:cs="Times New Roman"/>
+                <w:sz w:val="28"/>
+                <w:szCs w:val="28"/>
+              </w:rPr>
+              <w:t>Клиент</w:t>
+            </w:r>
+          </w:p>
+        </w:tc>
+      </w:tr>
+      <w:tr>
+        <w:tc>
+          <w:tcPr>
+            <w:tcW w:w="2346" w:type="dxa"/>
+            <w:vAlign w:val="center"/>
+          </w:tcPr>
+          <w:p>
+            <w:pPr>
+              <w:rPr>
+                <w:rFonts w:ascii="Times New Roman" w:hAnsi="Times New Roman" w:cs="Times New Roman"/>
+                <w:sz w:val="28"/>
+                <w:szCs w:val="28"/>
+              </w:rPr>
+            </w:pPr>
+            <w:r>
+              <w:rPr>
+                <w:rFonts w:ascii="Times New Roman" w:hAnsi="Times New Roman" w:cs="Times New Roman"/>
+                <w:sz w:val="28"/>
+                <w:szCs w:val="28"/>
+              </w:rPr>
+              <w:t>Клиент</w:t>
+            </w:r>
+          </w:p>
+        </w:tc>
+        <w:tc>
+          <w:tcPr>
+            <w:tcW w:w="2326" w:type="dxa"/>
+            <w:vAlign w:val="center"/>
+          </w:tcPr>
+          <w:p>
+            <w:pPr>
+              <w:rPr>
+                <w:rFonts w:ascii="Times New Roman" w:hAnsi="Times New Roman" w:cs="Times New Roman"/>
+                <w:sz w:val="28"/>
+                <w:szCs w:val="28"/>
+              </w:rPr>
+            </w:pPr>
+            <w:r>
+              <w:rPr>
+                <w:rFonts w:ascii="Times New Roman" w:hAnsi="Times New Roman" w:cs="Times New Roman"/>
+                <w:sz w:val="28"/>
+                <w:szCs w:val="28"/>
+              </w:rPr>
+              <w:t>Возврат</w:t>
+            </w:r>
+          </w:p>
+        </w:tc>
+        <w:tc>
+          <w:tcPr>
+            <w:tcW w:w="2569" w:type="dxa"/>
+            <w:vAlign w:val="center"/>
+          </w:tcPr>
+          <w:p>
+            <w:pPr>
+              <w:rPr>
+                <w:rFonts w:ascii="Times New Roman" w:hAnsi="Times New Roman" w:cs="Times New Roman"/>
+                <w:sz w:val="28"/>
+                <w:szCs w:val="28"/>
+              </w:rPr>
+            </w:pPr>
+            <w:r>
+              <w:rPr>
+                <w:rFonts w:ascii="Times New Roman" w:hAnsi="Times New Roman" w:cs="Times New Roman"/>
+                <w:sz w:val="28"/>
+                <w:szCs w:val="28"/>
+              </w:rPr>
+              <w:t>Ввод данных</w:t>
+            </w:r>
+          </w:p>
+        </w:tc>
+        <w:tc>
+          <w:tcPr>
+            <w:tcW w:w="2330" w:type="dxa"/>
+            <w:vAlign w:val="center"/>
+          </w:tcPr>
+          <w:p>
+            <w:pPr>
+              <w:rPr>
+                <w:rFonts w:ascii="Times New Roman" w:hAnsi="Times New Roman" w:cs="Times New Roman"/>
+                <w:sz w:val="28"/>
+                <w:szCs w:val="28"/>
+              </w:rPr>
+            </w:pPr>
+            <w:proofErr w:type="spellStart"/>
+            <w:r>
+              <w:rPr>
+                <w:rFonts w:ascii="Times New Roman" w:hAnsi="Times New Roman" w:cs="Times New Roman"/>
+                <w:sz w:val="28"/>
+                <w:szCs w:val="28"/>
+              </w:rPr>
+              <w:t>Account</w:t>
+            </w:r>
+            <w:proofErr w:type="spellEnd"/>
+          </w:p>
+        </w:tc>
+      </w:tr>
+      <w:tr>
+        <w:tc>
+          <w:tcPr>
+            <w:tcW w:w="2346" w:type="dxa"/>
+            <w:vAlign w:val="center"/>
+          </w:tcPr>
+          <w:p>
+            <w:pPr>
+              <w:rPr>
+                <w:rFonts w:ascii="Times New Roman" w:hAnsi="Times New Roman" w:cs="Times New Roman"/>
+                <w:sz w:val="28"/>
+                <w:szCs w:val="28"/>
+              </w:rPr>
+            </w:pPr>
+            <w:proofErr w:type="spellStart"/>
+            <w:r>
+              <w:rPr>
+                <w:rFonts w:ascii="Times New Roman" w:hAnsi="Times New Roman" w:cs="Times New Roman"/>
+                <w:sz w:val="28"/>
+                <w:szCs w:val="28"/>
+              </w:rPr>
+              <w:t>Account</w:t>
+            </w:r>
+            <w:proofErr w:type="spellEnd"/>
+          </w:p>
+        </w:tc>
+        <w:tc>
+          <w:tcPr>
+            <w:tcW w:w="2326" w:type="dxa"/>
+            <w:vAlign w:val="center"/>
+          </w:tcPr>
+          <w:p>
+            <w:pPr>
+              <w:rPr>
+                <w:rFonts w:ascii="Times New Roman" w:hAnsi="Times New Roman" w:cs="Times New Roman"/>
+                <w:sz w:val="28"/>
+                <w:szCs w:val="28"/>
+              </w:rPr>
+            </w:pPr>
+            <w:r>
+              <w:rPr>
+                <w:rFonts w:ascii="Times New Roman" w:hAnsi="Times New Roman" w:cs="Times New Roman"/>
+                <w:sz w:val="28"/>
+                <w:szCs w:val="28"/>
+              </w:rPr>
+              <w:t>Возврат</w:t>
+            </w:r>
+          </w:p>
+        </w:tc>
+        <w:tc>
+          <w:tcPr>
+            <w:tcW w:w="2569" w:type="dxa"/>
+            <w:vAlign w:val="center"/>
+          </w:tcPr>
+          <w:p>
+            <w:pPr>
+              <w:rPr>
+                <w:rFonts w:ascii="Times New Roman" w:hAnsi="Times New Roman" w:cs="Times New Roman"/>
+                <w:sz w:val="28"/>
+                <w:szCs w:val="28"/>
+              </w:rPr>
+            </w:pPr>
+            <w:r>
+              <w:rPr>
+                <w:rFonts w:ascii="Times New Roman" w:hAnsi="Times New Roman" w:cs="Times New Roman"/>
+                <w:sz w:val="28"/>
+                <w:szCs w:val="28"/>
+              </w:rPr>
+              <w:t>Возврат данных</w:t>
+            </w:r>
+          </w:p>
+        </w:tc>
+        <w:tc>
+          <w:tcPr>
+            <w:tcW w:w="2330" w:type="dxa"/>
+            <w:vAlign w:val="center"/>
+          </w:tcPr>
+          <w:p>
+            <w:pPr>
+              <w:rPr>
+                <w:rFonts w:ascii="Times New Roman" w:hAnsi="Times New Roman" w:cs="Times New Roman"/>
+                <w:sz w:val="28"/>
+                <w:szCs w:val="28"/>
+              </w:rPr>
+            </w:pPr>
+            <w:proofErr w:type="spellStart"/>
+            <w:r>
+              <w:rPr>
+                <w:rFonts w:ascii="Times New Roman" w:hAnsi="Times New Roman" w:cs="Times New Roman"/>
+                <w:sz w:val="28"/>
+                <w:szCs w:val="28"/>
+              </w:rPr>
+              <w:t>MakeContract</w:t>
+            </w:r>
+            <w:proofErr w:type="spellEnd"/>
+          </w:p>
+        </w:tc>
+      </w:tr>
+      <w:tr>
+        <w:tc>
+          <w:tcPr>
+            <w:tcW w:w="2346" w:type="dxa"/>
+            <w:vAlign w:val="center"/>
+          </w:tcPr>
+          <w:p>
+            <w:pPr>
+              <w:rPr>
+                <w:rFonts w:ascii="Times New Roman" w:hAnsi="Times New Roman" w:cs="Times New Roman"/>
+                <w:sz w:val="28"/>
+                <w:szCs w:val="28"/>
+              </w:rPr>
+            </w:pPr>
+            <w:proofErr w:type="spellStart"/>
+            <w:r>
+              <w:rPr>
+                <w:rFonts w:ascii="Times New Roman" w:hAnsi="Times New Roman" w:cs="Times New Roman"/>
+                <w:sz w:val="28"/>
+                <w:szCs w:val="28"/>
+              </w:rPr>
+              <w:t>MakeContract</w:t>
+            </w:r>
+            <w:proofErr w:type="spellEnd"/>
+          </w:p>
+        </w:tc>
+        <w:tc>
+          <w:tcPr>
+            <w:tcW w:w="2326" w:type="dxa"/>
+            <w:vAlign w:val="center"/>
+          </w:tcPr>
+          <w:p>
+            <w:pPr>
+              <w:rPr>
+                <w:rFonts w:ascii="Times New Roman" w:hAnsi="Times New Roman" w:cs="Times New Roman"/>
+                <w:sz w:val="28"/>
+                <w:szCs w:val="28"/>
+              </w:rPr>
+            </w:pPr>
+            <w:r>
+              <w:rPr>
+                <w:rFonts w:ascii="Times New Roman" w:hAnsi="Times New Roman" w:cs="Times New Roman"/>
+                <w:sz w:val="28"/>
+                <w:szCs w:val="28"/>
+              </w:rPr>
+              <w:t>Синхронное</w:t>
+            </w:r>
+          </w:p>
+        </w:tc>
+        <w:tc>
+          <w:tcPr>
+            <w:tcW w:w="2569" w:type="dxa"/>
+            <w:vAlign w:val="center"/>
+          </w:tcPr>
+          <w:p>
+            <w:pPr>
+              <w:rPr>
+                <w:rFonts w:ascii="Times New Roman" w:hAnsi="Times New Roman" w:cs="Times New Roman"/>
+                <w:sz w:val="28"/>
+                <w:szCs w:val="28"/>
+              </w:rPr>
+            </w:pPr>
+            <w:r>
+              <w:rPr>
+                <w:rFonts w:ascii="Times New Roman" w:hAnsi="Times New Roman" w:cs="Times New Roman"/>
+                <w:sz w:val="28"/>
+                <w:szCs w:val="28"/>
+              </w:rPr>
+              <w:t>Отправить статус</w:t>
+            </w:r>
+          </w:p>
+        </w:tc>
+        <w:tc>
+          <w:tcPr>
+            <w:tcW w:w="2330" w:type="dxa"/>
+            <w:vAlign w:val="center"/>
+          </w:tcPr>
+          <w:p>
+            <w:pPr>
+              <w:rPr>
+                <w:rFonts w:ascii="Times New Roman" w:hAnsi="Times New Roman" w:cs="Times New Roman"/>
+                <w:sz w:val="28"/>
+                <w:szCs w:val="28"/>
+              </w:rPr>
+            </w:pPr>
+            <w:proofErr w:type="spellStart"/>
+            <w:r>
+              <w:rPr>
+                <w:rFonts w:ascii="Times New Roman" w:hAnsi="Times New Roman" w:cs="Times New Roman"/>
+                <w:sz w:val="28"/>
+                <w:szCs w:val="28"/>
+              </w:rPr>
+              <w:t>Account</w:t>
+            </w:r>
+            <w:proofErr w:type="spellEnd"/>
+          </w:p>
+        </w:tc>
+      </w:tr>
+      <w:tr>
+        <w:tc>
+          <w:tcPr>
+            <w:tcW w:w="2346" w:type="dxa"/>
+            <w:vAlign w:val="center"/>
+          </w:tcPr>
+          <w:p>
+            <w:pPr>
+              <w:rPr>
+                <w:rFonts w:ascii="Times New Roman" w:hAnsi="Times New Roman" w:cs="Times New Roman"/>
+                <w:sz w:val="28"/>
+                <w:szCs w:val="28"/>
+              </w:rPr>
+            </w:pPr>
+            <w:proofErr w:type="spellStart"/>
+            <w:r>
+              <w:rPr>
+                <w:rFonts w:ascii="Times New Roman" w:hAnsi="Times New Roman" w:cs="Times New Roman"/>
+                <w:sz w:val="28"/>
+                <w:szCs w:val="28"/>
+              </w:rPr>
+              <w:t>Account</w:t>
+            </w:r>
+            <w:proofErr w:type="spellEnd"/>
+          </w:p>
+        </w:tc>
+        <w:tc>
+          <w:tcPr>
+            <w:tcW w:w="2326" w:type="dxa"/>
+            <w:vAlign w:val="center"/>
+          </w:tcPr>
+          <w:p>
+            <w:pPr>
+              <w:rPr>
+                <w:rFonts w:ascii="Times New Roman" w:hAnsi="Times New Roman" w:cs="Times New Roman"/>
+                <w:sz w:val="28"/>
+                <w:szCs w:val="28"/>
+              </w:rPr>
+            </w:pPr>
+            <w:r>
+              <w:rPr>
+                <w:rFonts w:ascii="Times New Roman" w:hAnsi="Times New Roman" w:cs="Times New Roman"/>
+                <w:sz w:val="28"/>
+                <w:szCs w:val="28"/>
+              </w:rPr>
+              <w:t>Синхронное</w:t>
+            </w:r>
+          </w:p>
+        </w:tc>
+        <w:tc>
+          <w:tcPr>
+            <w:tcW w:w="2569" w:type="dxa"/>
+            <w:vAlign w:val="center"/>
+          </w:tcPr>
+          <w:p>
+            <w:pPr>
+              <w:rPr>
+                <w:rFonts w:ascii="Times New Roman" w:hAnsi="Times New Roman" w:cs="Times New Roman"/>
+                <w:sz w:val="28"/>
+                <w:szCs w:val="28"/>
+              </w:rPr>
+            </w:pPr>
+            <w:r>
+              <w:rPr>
+                <w:rFonts w:ascii="Times New Roman" w:hAnsi="Times New Roman" w:cs="Times New Roman"/>
+                <w:sz w:val="28"/>
+                <w:szCs w:val="28"/>
+              </w:rPr>
+              <w:t>Уведомление об изменении статуса</w:t>
+            </w:r>
+          </w:p>
+        </w:tc>
+        <w:tc>
+          <w:tcPr>
+            <w:tcW w:w="2330" w:type="dxa"/>
             <w:vAlign w:val="center"/>
           </w:tcPr>
           <w:p>
@@ -2603,11 +3353,12 @@
           <w:szCs w:val="28"/>
           <w:lang w:eastAsia="ru-RU" w:bidi="ar-SA"/>
         </w:rPr>
+        <w:lastRenderedPageBreak/>
         <w:drawing>
-          <wp:inline distT="0" distB="0" distL="0" distR="0" wp14:anchorId="304BE916" wp14:editId="3ED0DE44">
-            <wp:extent cx="5940425" cy="6533303"/>
-            <wp:effectExtent l="0" t="0" r="3175" b="1270"/>
-            <wp:docPr id="5" name="Рисунок 5"/>
+          <wp:inline distT="0" distB="0" distL="0" distR="0" wp14:anchorId="6FD46E41" wp14:editId="02F3DEED">
+            <wp:extent cx="3277057" cy="7230484"/>
+            <wp:effectExtent l="0" t="0" r="0" b="8890"/>
+            <wp:docPr id="7" name="Рисунок 7"/>
             <wp:cNvGraphicFramePr>
               <a:graphicFrameLocks xmlns:a="http://schemas.openxmlformats.org/drawingml/2006/main" noChangeAspect="1"/>
             </wp:cNvGraphicFramePr>
@@ -2627,7 +3378,7 @@
                   <pic:spPr>
                     <a:xfrm>
                       <a:off x="0" y="0"/>
-                      <a:ext cx="5940425" cy="6533303"/>
+                      <a:ext cx="3277057" cy="7230484"/>
                     </a:xfrm>
                     <a:prstGeom prst="rect">
                       <a:avLst/>
@@ -2639,8 +3390,6 @@
           </wp:inline>
         </w:drawing>
       </w:r>
-      <w:bookmarkStart w:id="0" w:name="_GoBack"/>
-      <w:bookmarkEnd w:id="0"/>
     </w:p>
     <w:p>
       <w:pPr>
@@ -2654,8 +3403,108 @@
           <w:color w:val="000000" w:themeColor="text1"/>
           <w:sz w:val="28"/>
           <w:szCs w:val="28"/>
+          <w:lang w:val="en-US" w:eastAsia="ru-RU" w:bidi="ar-SA"/>
+        </w:rPr>
+      </w:pPr>
+      <w:r>
+        <w:rPr>
+          <w:rFonts w:ascii="Times New Roman" w:hAnsi="Times New Roman" w:cs="Times New Roman"/>
+          <w:b/>
+          <w:noProof/>
+          <w:color w:val="000000" w:themeColor="text1"/>
+          <w:sz w:val="28"/>
+          <w:szCs w:val="28"/>
           <w:lang w:eastAsia="ru-RU" w:bidi="ar-SA"/>
         </w:rPr>
+        <w:t xml:space="preserve">Рисунок </w:t>
+      </w:r>
+      <w:r>
+        <w:rPr>
+          <w:rFonts w:ascii="Times New Roman" w:hAnsi="Times New Roman" w:cs="Times New Roman"/>
+          <w:b/>
+          <w:noProof/>
+          <w:color w:val="000000" w:themeColor="text1"/>
+          <w:sz w:val="28"/>
+          <w:szCs w:val="28"/>
+          <w:lang w:eastAsia="ru-RU" w:bidi="ar-SA"/>
+        </w:rPr>
+        <w:fldChar w:fldCharType="begin"/>
+      </w:r>
+      <w:r>
+        <w:rPr>
+          <w:rFonts w:ascii="Times New Roman" w:hAnsi="Times New Roman" w:cs="Times New Roman"/>
+          <w:b/>
+          <w:noProof/>
+          <w:color w:val="000000" w:themeColor="text1"/>
+          <w:sz w:val="28"/>
+          <w:szCs w:val="28"/>
+          <w:lang w:eastAsia="ru-RU" w:bidi="ar-SA"/>
+        </w:rPr>
+        <w:instrText xml:space="preserve"> SEQ Рисунок \* ARABIC </w:instrText>
+      </w:r>
+      <w:r>
+        <w:rPr>
+          <w:rFonts w:ascii="Times New Roman" w:hAnsi="Times New Roman" w:cs="Times New Roman"/>
+          <w:b/>
+          <w:noProof/>
+          <w:color w:val="000000" w:themeColor="text1"/>
+          <w:sz w:val="28"/>
+          <w:szCs w:val="28"/>
+          <w:lang w:eastAsia="ru-RU" w:bidi="ar-SA"/>
+        </w:rPr>
+        <w:fldChar w:fldCharType="separate"/>
+      </w:r>
+      <w:r>
+        <w:rPr>
+          <w:rFonts w:ascii="Times New Roman" w:hAnsi="Times New Roman" w:cs="Times New Roman"/>
+          <w:b/>
+          <w:noProof/>
+          <w:color w:val="000000" w:themeColor="text1"/>
+          <w:sz w:val="28"/>
+          <w:szCs w:val="28"/>
+          <w:lang w:eastAsia="ru-RU" w:bidi="ar-SA"/>
+        </w:rPr>
+        <w:t>4</w:t>
+      </w:r>
+      <w:r>
+        <w:rPr>
+          <w:rFonts w:ascii="Times New Roman" w:hAnsi="Times New Roman" w:cs="Times New Roman"/>
+          <w:b/>
+          <w:noProof/>
+          <w:color w:val="000000" w:themeColor="text1"/>
+          <w:sz w:val="28"/>
+          <w:szCs w:val="28"/>
+          <w:lang w:eastAsia="ru-RU" w:bidi="ar-SA"/>
+        </w:rPr>
+        <w:fldChar w:fldCharType="end"/>
+      </w:r>
+      <w:r>
+        <w:rPr>
+          <w:rFonts w:ascii="Times New Roman" w:hAnsi="Times New Roman" w:cs="Times New Roman"/>
+          <w:b/>
+          <w:noProof/>
+          <w:color w:val="000000" w:themeColor="text1"/>
+          <w:sz w:val="28"/>
+          <w:szCs w:val="28"/>
+          <w:lang w:eastAsia="ru-RU" w:bidi="ar-SA"/>
+        </w:rPr>
+        <w:t>. Диаграмма кооперации</w:t>
+      </w:r>
+    </w:p>
+    <w:p>
+      <w:pPr>
+        <w:widowControl/>
+        <w:suppressAutoHyphens w:val="0"/>
+        <w:spacing w:after="200" w:line="276" w:lineRule="auto"/>
+        <w:rPr>
+          <w:rFonts w:ascii="Times New Roman" w:hAnsi="Times New Roman" w:cs="Times New Roman"/>
+          <w:b/>
+          <w:noProof/>
+          <w:color w:val="000000" w:themeColor="text1"/>
+          <w:sz w:val="28"/>
+          <w:szCs w:val="28"/>
+          <w:lang w:val="en-US" w:eastAsia="ru-RU" w:bidi="ar-SA"/>
+        </w:rPr>
       </w:pPr>
       <w:r>
         <w:rPr>
@@ -2665,8 +3514,297 @@
           <w:color w:val="000000" w:themeColor="text1"/>
           <w:sz w:val="28"/>
           <w:szCs w:val="28"/>
+          <w:lang w:val="en-US" w:eastAsia="ru-RU" w:bidi="ar-SA"/>
+        </w:rPr>
+        <w:br w:type="page"/>
+      </w:r>
+    </w:p>
+    <w:p>
+      <w:pPr>
+        <w:spacing w:line="360" w:lineRule="auto"/>
+        <w:jc w:val="center"/>
+        <w:rPr>
+          <w:rFonts w:ascii="Times New Roman" w:hAnsi="Times New Roman" w:cs="Times New Roman"/>
+          <w:b/>
+          <w:sz w:val="28"/>
+          <w:szCs w:val="28"/>
+        </w:rPr>
+      </w:pPr>
+      <w:r>
+        <w:rPr>
+          <w:rFonts w:ascii="Times New Roman" w:hAnsi="Times New Roman" w:cs="Times New Roman"/>
+          <w:b/>
+          <w:sz w:val="28"/>
+          <w:szCs w:val="28"/>
+        </w:rPr>
+        <w:lastRenderedPageBreak/>
+        <w:t>Практическая работа № 7 и 8.</w:t>
+      </w:r>
+    </w:p>
+    <w:p>
+      <w:pPr>
+        <w:spacing w:line="360" w:lineRule="auto"/>
+        <w:ind w:firstLine="709"/>
+        <w:jc w:val="both"/>
+        <w:rPr>
+          <w:rFonts w:ascii="Times New Roman" w:eastAsia="Times New Roman" w:hAnsi="Times New Roman" w:cs="Times New Roman"/>
+          <w:b/>
+          <w:sz w:val="28"/>
+          <w:szCs w:val="28"/>
+        </w:rPr>
+      </w:pPr>
+      <w:r>
+        <w:rPr>
+          <w:rFonts w:ascii="Times New Roman" w:eastAsia="Times New Roman" w:hAnsi="Times New Roman" w:cs="Times New Roman"/>
+          <w:b/>
+          <w:sz w:val="28"/>
+          <w:szCs w:val="28"/>
+        </w:rPr>
+        <w:t>Построение UML – модели системы. Диаграмма деятельности. Диаграмма состояния.</w:t>
+      </w:r>
+    </w:p>
+    <w:p>
+      <w:pPr>
+        <w:spacing w:line="360" w:lineRule="auto"/>
+        <w:ind w:firstLine="709"/>
+        <w:jc w:val="both"/>
+        <w:rPr>
+          <w:rFonts w:ascii="Times New Roman" w:hAnsi="Times New Roman" w:cs="Times New Roman"/>
+          <w:sz w:val="28"/>
+          <w:szCs w:val="28"/>
+        </w:rPr>
+      </w:pPr>
+      <w:r>
+        <w:rPr>
+          <w:rFonts w:ascii="Times New Roman" w:hAnsi="Times New Roman" w:cs="Times New Roman"/>
+          <w:b/>
+          <w:sz w:val="28"/>
+          <w:szCs w:val="28"/>
+        </w:rPr>
+        <w:t>Цель работы</w:t>
+      </w:r>
+      <w:r>
+        <w:rPr>
+          <w:rFonts w:ascii="Times New Roman" w:hAnsi="Times New Roman" w:cs="Times New Roman"/>
+          <w:sz w:val="28"/>
+          <w:szCs w:val="28"/>
+        </w:rPr>
+        <w:t xml:space="preserve">: научиться строить усовершенствованные блок-схемы с параллельными процессами. </w:t>
+      </w:r>
+    </w:p>
+    <w:p>
+      <w:pPr>
+        <w:spacing w:line="360" w:lineRule="auto"/>
+        <w:ind w:firstLine="709"/>
+        <w:jc w:val="both"/>
+        <w:rPr>
+          <w:rFonts w:ascii="Times New Roman" w:eastAsia="Times New Roman" w:hAnsi="Times New Roman" w:cs="Times New Roman"/>
+          <w:sz w:val="28"/>
+          <w:szCs w:val="28"/>
+        </w:rPr>
+      </w:pPr>
+      <w:r>
+        <w:rPr>
+          <w:rFonts w:ascii="Times New Roman" w:hAnsi="Times New Roman" w:cs="Times New Roman"/>
+          <w:b/>
+          <w:sz w:val="28"/>
+          <w:szCs w:val="28"/>
+        </w:rPr>
+        <w:t xml:space="preserve"> Задачи:</w:t>
+      </w:r>
+      <w:r>
+        <w:rPr>
+          <w:rFonts w:ascii="Times New Roman" w:hAnsi="Times New Roman" w:cs="Times New Roman"/>
+          <w:sz w:val="28"/>
+          <w:szCs w:val="28"/>
+        </w:rPr>
+        <w:t xml:space="preserve"> описать все системные операции и последовательность состояний и переходов в рассматриваемой системе</w:t>
+      </w:r>
+      <w:r>
+        <w:rPr>
+          <w:rFonts w:ascii="Times New Roman" w:eastAsia="Times New Roman" w:hAnsi="Times New Roman" w:cs="Times New Roman"/>
+          <w:sz w:val="28"/>
+          <w:szCs w:val="28"/>
+        </w:rPr>
+        <w:t>.</w:t>
+      </w:r>
+    </w:p>
+    <w:p>
+      <w:pPr>
+        <w:spacing w:line="360" w:lineRule="auto"/>
+        <w:ind w:firstLine="709"/>
+        <w:jc w:val="both"/>
+        <w:rPr>
+          <w:rFonts w:ascii="Times New Roman" w:hAnsi="Times New Roman" w:cs="Times New Roman"/>
+          <w:b/>
+          <w:sz w:val="28"/>
+          <w:szCs w:val="28"/>
+        </w:rPr>
+      </w:pPr>
+      <w:r>
+        <w:rPr>
+          <w:rFonts w:ascii="Times New Roman" w:hAnsi="Times New Roman" w:cs="Times New Roman"/>
+          <w:b/>
+          <w:sz w:val="28"/>
+          <w:szCs w:val="28"/>
+        </w:rPr>
+        <w:t>Порядок выполнения работы:</w:t>
+      </w:r>
+    </w:p>
+    <w:p>
+      <w:pPr>
+        <w:spacing w:line="360" w:lineRule="auto"/>
+        <w:ind w:firstLine="709"/>
+        <w:jc w:val="both"/>
+        <w:rPr>
+          <w:rFonts w:ascii="Times New Roman" w:hAnsi="Times New Roman" w:cs="Times New Roman"/>
+          <w:sz w:val="28"/>
+          <w:szCs w:val="28"/>
+        </w:rPr>
+      </w:pPr>
+      <w:r>
+        <w:rPr>
+          <w:rFonts w:ascii="Times New Roman" w:hAnsi="Times New Roman" w:cs="Times New Roman"/>
+          <w:sz w:val="28"/>
+          <w:szCs w:val="28"/>
+        </w:rPr>
+        <w:t xml:space="preserve">1. Описать возможные последовательности состояний и переходов, которые характеризуют поведение элемента исследуемой системы с помощью диаграммы состояний (индивидуальный вариант учебного проекта).  </w:t>
+      </w:r>
+    </w:p>
+    <w:p>
+      <w:pPr>
+        <w:spacing w:line="360" w:lineRule="auto"/>
+        <w:ind w:firstLine="709"/>
+        <w:jc w:val="both"/>
+        <w:rPr>
+          <w:rFonts w:ascii="Times New Roman" w:hAnsi="Times New Roman" w:cs="Times New Roman"/>
+          <w:sz w:val="28"/>
+          <w:szCs w:val="28"/>
+        </w:rPr>
+      </w:pPr>
+      <w:r>
+        <w:rPr>
+          <w:rFonts w:ascii="Times New Roman" w:hAnsi="Times New Roman" w:cs="Times New Roman"/>
+          <w:sz w:val="28"/>
+          <w:szCs w:val="28"/>
+        </w:rPr>
+        <w:t>2. Описать все системные операции посредством диаграммы деятельности</w:t>
+      </w:r>
+      <w:r>
+        <w:rPr>
+          <w:rFonts w:ascii="Times New Roman" w:hAnsi="Times New Roman" w:cs="Times New Roman"/>
+          <w:sz w:val="28"/>
+          <w:szCs w:val="28"/>
+        </w:rPr>
+        <w:t>.</w:t>
+      </w:r>
+    </w:p>
+    <w:p>
+      <w:pPr>
+        <w:spacing w:line="360" w:lineRule="auto"/>
+        <w:ind w:firstLine="709"/>
+        <w:jc w:val="both"/>
+        <w:rPr>
+          <w:rFonts w:ascii="Times New Roman" w:hAnsi="Times New Roman" w:cs="Times New Roman"/>
+          <w:b/>
+          <w:noProof/>
+          <w:color w:val="000000" w:themeColor="text1"/>
+          <w:sz w:val="28"/>
+          <w:szCs w:val="28"/>
           <w:lang w:eastAsia="ru-RU" w:bidi="ar-SA"/>
         </w:rPr>
+      </w:pPr>
+      <w:r>
+        <w:rPr>
+          <w:rFonts w:ascii="Times New Roman" w:hAnsi="Times New Roman" w:cs="Times New Roman"/>
+          <w:b/>
+          <w:noProof/>
+          <w:color w:val="000000" w:themeColor="text1"/>
+          <w:sz w:val="28"/>
+          <w:szCs w:val="28"/>
+          <w:lang w:eastAsia="ru-RU" w:bidi="ar-SA"/>
+        </w:rPr>
+        <w:t>Ход работы:</w:t>
+      </w:r>
+    </w:p>
+    <w:p>
+      <w:pPr>
+        <w:keepNext/>
+        <w:spacing w:line="360" w:lineRule="auto"/>
+        <w:jc w:val="center"/>
+      </w:pPr>
+      <w:r>
+        <w:rPr>
+          <w:rFonts w:ascii="Times New Roman" w:hAnsi="Times New Roman" w:cs="Times New Roman"/>
+          <w:noProof/>
+          <w:color w:val="000000" w:themeColor="text1"/>
+          <w:sz w:val="28"/>
+          <w:szCs w:val="28"/>
+          <w:lang w:eastAsia="ru-RU" w:bidi="ar-SA"/>
+        </w:rPr>
+        <w:lastRenderedPageBreak/>
+        <w:drawing>
+          <wp:inline distT="0" distB="0" distL="0" distR="0" wp14:anchorId="08752BA5" wp14:editId="121816FC">
+            <wp:extent cx="5940425" cy="3936168"/>
+            <wp:effectExtent l="0" t="0" r="3175" b="7620"/>
+            <wp:docPr id="8" name="Рисунок 8"/>
+            <wp:cNvGraphicFramePr>
+              <a:graphicFrameLocks xmlns:a="http://schemas.openxmlformats.org/drawingml/2006/main" noChangeAspect="1"/>
+            </wp:cNvGraphicFramePr>
+            <a:graphic xmlns:a="http://schemas.openxmlformats.org/drawingml/2006/main">
+              <a:graphicData uri="http://schemas.openxmlformats.org/drawingml/2006/picture">
+                <pic:pic xmlns:pic="http://schemas.openxmlformats.org/drawingml/2006/picture">
+                  <pic:nvPicPr>
+                    <pic:cNvPr id="0" name=""/>
+                    <pic:cNvPicPr/>
+                  </pic:nvPicPr>
+                  <pic:blipFill>
+                    <a:blip r:embed="rId9"/>
+                    <a:stretch>
+                      <a:fillRect/>
+                    </a:stretch>
+                  </pic:blipFill>
+                  <pic:spPr>
+                    <a:xfrm>
+                      <a:off x="0" y="0"/>
+                      <a:ext cx="5940425" cy="3936168"/>
+                    </a:xfrm>
+                    <a:prstGeom prst="rect">
+                      <a:avLst/>
+                    </a:prstGeom>
+                  </pic:spPr>
+                </pic:pic>
+              </a:graphicData>
+            </a:graphic>
+          </wp:inline>
+        </w:drawing>
+      </w:r>
+    </w:p>
+    <w:p>
+      <w:pPr>
+        <w:keepNext/>
+        <w:spacing w:line="360" w:lineRule="auto"/>
+        <w:jc w:val="center"/>
+        <w:rPr>
+          <w:rFonts w:ascii="Times New Roman" w:hAnsi="Times New Roman" w:cs="Times New Roman"/>
+          <w:b/>
+          <w:noProof/>
+          <w:color w:val="000000" w:themeColor="text1"/>
+          <w:sz w:val="28"/>
+          <w:szCs w:val="28"/>
+          <w:lang w:eastAsia="ru-RU" w:bidi="ar-SA"/>
+        </w:rPr>
+      </w:pPr>
+      <w:r>
+        <w:rPr>
+          <w:rFonts w:ascii="Times New Roman" w:hAnsi="Times New Roman" w:cs="Times New Roman"/>
+          <w:b/>
+          <w:noProof/>
+          <w:color w:val="000000" w:themeColor="text1"/>
+          <w:sz w:val="28"/>
+          <w:szCs w:val="28"/>
+          <w:lang w:eastAsia="ru-RU" w:bidi="ar-SA"/>
+        </w:rPr>
         <w:t xml:space="preserve">Рисунок </w:t>
       </w:r>
       <w:r>
@@ -2715,7 +3853,7 @@
           <w:szCs w:val="28"/>
           <w:lang w:eastAsia="ru-RU" w:bidi="ar-SA"/>
         </w:rPr>
-        <w:t>4</w:t>
+        <w:t>5</w:t>
       </w:r>
       <w:r>
         <w:rPr>
@@ -2739,7 +3877,175 @@
           <w:szCs w:val="28"/>
           <w:lang w:eastAsia="ru-RU" w:bidi="ar-SA"/>
         </w:rPr>
-        <w:t>. Диаграмма кооперации</w:t>
+        <w:t>. Диаграмма состояний</w:t>
+      </w:r>
+    </w:p>
+    <w:p>
+      <w:pPr>
+        <w:keepNext/>
+        <w:spacing w:line="360" w:lineRule="auto"/>
+        <w:jc w:val="center"/>
+      </w:pPr>
+      <w:r>
+        <w:rPr>
+          <w:rFonts w:ascii="Times New Roman" w:hAnsi="Times New Roman" w:cs="Times New Roman"/>
+          <w:b/>
+          <w:noProof/>
+          <w:color w:val="000000" w:themeColor="text1"/>
+          <w:sz w:val="28"/>
+          <w:szCs w:val="28"/>
+          <w:lang w:eastAsia="ru-RU" w:bidi="ar-SA"/>
+        </w:rPr>
+        <w:lastRenderedPageBreak/>
+        <w:drawing>
+          <wp:inline distT="0" distB="0" distL="0" distR="0" wp14:anchorId="384246F3" wp14:editId="61A8AF31">
+            <wp:extent cx="3134162" cy="7297168"/>
+            <wp:effectExtent l="0" t="0" r="9525" b="0"/>
+            <wp:docPr id="9" name="Рисунок 9"/>
+            <wp:cNvGraphicFramePr>
+              <a:graphicFrameLocks xmlns:a="http://schemas.openxmlformats.org/drawingml/2006/main" noChangeAspect="1"/>
+            </wp:cNvGraphicFramePr>
+            <a:graphic xmlns:a="http://schemas.openxmlformats.org/drawingml/2006/main">
+              <a:graphicData uri="http://schemas.openxmlformats.org/drawingml/2006/picture">
+                <pic:pic xmlns:pic="http://schemas.openxmlformats.org/drawingml/2006/picture">
+                  <pic:nvPicPr>
+                    <pic:cNvPr id="0" name=""/>
+                    <pic:cNvPicPr/>
+                  </pic:nvPicPr>
+                  <pic:blipFill>
+                    <a:blip r:embed="rId10"/>
+                    <a:stretch>
+                      <a:fillRect/>
+                    </a:stretch>
+                  </pic:blipFill>
+                  <pic:spPr>
+                    <a:xfrm>
+                      <a:off x="0" y="0"/>
+                      <a:ext cx="3134162" cy="7297168"/>
+                    </a:xfrm>
+                    <a:prstGeom prst="rect">
+                      <a:avLst/>
+                    </a:prstGeom>
+                  </pic:spPr>
+                </pic:pic>
+              </a:graphicData>
+            </a:graphic>
+          </wp:inline>
+        </w:drawing>
+      </w:r>
+    </w:p>
+    <w:p>
+      <w:pPr>
+        <w:keepNext/>
+        <w:spacing w:line="360" w:lineRule="auto"/>
+        <w:jc w:val="center"/>
+        <w:rPr>
+          <w:rFonts w:ascii="Times New Roman" w:hAnsi="Times New Roman" w:cs="Times New Roman"/>
+          <w:b/>
+          <w:noProof/>
+          <w:color w:val="000000" w:themeColor="text1"/>
+          <w:sz w:val="28"/>
+          <w:szCs w:val="28"/>
+          <w:lang w:eastAsia="ru-RU" w:bidi="ar-SA"/>
+        </w:rPr>
+      </w:pPr>
+      <w:r>
+        <w:rPr>
+          <w:rFonts w:ascii="Times New Roman" w:hAnsi="Times New Roman" w:cs="Times New Roman"/>
+          <w:b/>
+          <w:noProof/>
+          <w:color w:val="000000" w:themeColor="text1"/>
+          <w:sz w:val="28"/>
+          <w:szCs w:val="28"/>
+          <w:lang w:eastAsia="ru-RU" w:bidi="ar-SA"/>
+        </w:rPr>
+        <w:t xml:space="preserve">Рисунок </w:t>
+      </w:r>
+      <w:r>
+        <w:rPr>
+          <w:rFonts w:ascii="Times New Roman" w:hAnsi="Times New Roman" w:cs="Times New Roman"/>
+          <w:b/>
+          <w:noProof/>
+          <w:color w:val="000000" w:themeColor="text1"/>
+          <w:sz w:val="28"/>
+          <w:szCs w:val="28"/>
+          <w:lang w:eastAsia="ru-RU" w:bidi="ar-SA"/>
+        </w:rPr>
+        <w:fldChar w:fldCharType="begin"/>
+      </w:r>
+      <w:r>
+        <w:rPr>
+          <w:rFonts w:ascii="Times New Roman" w:hAnsi="Times New Roman" w:cs="Times New Roman"/>
+          <w:b/>
+          <w:noProof/>
+          <w:color w:val="000000" w:themeColor="text1"/>
+          <w:sz w:val="28"/>
+          <w:szCs w:val="28"/>
+          <w:lang w:eastAsia="ru-RU" w:bidi="ar-SA"/>
+        </w:rPr>
+        <w:instrText xml:space="preserve"> SEQ Рисунок \* ARABIC </w:instrText>
+      </w:r>
+      <w:r>
+        <w:rPr>
+          <w:rFonts w:ascii="Times New Roman" w:hAnsi="Times New Roman" w:cs="Times New Roman"/>
+          <w:b/>
+          <w:noProof/>
+          <w:color w:val="000000" w:themeColor="text1"/>
+          <w:sz w:val="28"/>
+          <w:szCs w:val="28"/>
+          <w:lang w:eastAsia="ru-RU" w:bidi="ar-SA"/>
+        </w:rPr>
+        <w:fldChar w:fldCharType="separate"/>
+      </w:r>
+      <w:r>
+        <w:rPr>
+          <w:rFonts w:ascii="Times New Roman" w:hAnsi="Times New Roman" w:cs="Times New Roman"/>
+          <w:b/>
+          <w:noProof/>
+          <w:color w:val="000000" w:themeColor="text1"/>
+          <w:sz w:val="28"/>
+          <w:szCs w:val="28"/>
+          <w:lang w:eastAsia="ru-RU" w:bidi="ar-SA"/>
+        </w:rPr>
+        <w:t>6</w:t>
+      </w:r>
+      <w:r>
+        <w:rPr>
+          <w:rFonts w:ascii="Times New Roman" w:hAnsi="Times New Roman" w:cs="Times New Roman"/>
+          <w:b/>
+          <w:noProof/>
+          <w:color w:val="000000" w:themeColor="text1"/>
+          <w:sz w:val="28"/>
+          <w:szCs w:val="28"/>
+          <w:lang w:eastAsia="ru-RU" w:bidi="ar-SA"/>
+        </w:rPr>
+        <w:fldChar w:fldCharType="end"/>
+      </w:r>
+      <w:r>
+        <w:rPr>
+          <w:rFonts w:ascii="Times New Roman" w:hAnsi="Times New Roman" w:cs="Times New Roman"/>
+          <w:b/>
+          <w:noProof/>
+          <w:color w:val="000000" w:themeColor="text1"/>
+          <w:sz w:val="28"/>
+          <w:szCs w:val="28"/>
+          <w:lang w:eastAsia="ru-RU" w:bidi="ar-SA"/>
+        </w:rPr>
+        <w:t xml:space="preserve">. Диаграмма </w:t>
+      </w:r>
+      <w:bookmarkStart w:id="0" w:name="_GoBack"/>
+      <w:bookmarkEnd w:id="0"/>
+      <w:r>
+        <w:rPr>
+          <w:rFonts w:ascii="Times New Roman" w:hAnsi="Times New Roman" w:cs="Times New Roman"/>
+          <w:b/>
+          <w:noProof/>
+          <w:color w:val="000000" w:themeColor="text1"/>
+          <w:sz w:val="28"/>
+          <w:szCs w:val="28"/>
+          <w:lang w:eastAsia="ru-RU" w:bidi="ar-SA"/>
+        </w:rPr>
+        <w:t>деятельности</w:t>
       </w:r>
     </w:p>
     <w:sectPr>
